--- a/Project_Java_Portfolio_Management_System_Codex.docx
+++ b/Project_Java_Portfolio_Management_System_Codex.docx
@@ -19105,11 +19105,4969 @@
       <w:pPr>
         <w:pStyle w:val="Heading2"/>
       </w:pPr>
+      <w:r>
+        <w:lastRenderedPageBreak/>
+        <w:t>How it fits into the application</w:t>
+      </w:r>
+    </w:p>
+    <w:p>
+      <w:pPr>
+        <w:pStyle w:val="NormalWeb"/>
+      </w:pPr>
+      <w:r>
+        <w:t xml:space="preserve">The repository handles the database details: SQL queries and mapping rows to objects. Higher-level application code can call </w:t>
+      </w:r>
+      <w:proofErr w:type="spellStart"/>
+      <w:r>
+        <w:rPr>
+          <w:rStyle w:val="HTMLCode"/>
+        </w:rPr>
+        <w:t>findByEmail</w:t>
+      </w:r>
+      <w:proofErr w:type="spellEnd"/>
+      <w:r>
+        <w:t xml:space="preserve"> or </w:t>
+      </w:r>
+      <w:r>
+        <w:rPr>
+          <w:rStyle w:val="HTMLCode"/>
+        </w:rPr>
+        <w:t>create</w:t>
+      </w:r>
+      <w:r>
+        <w:t xml:space="preserve"> without needing to write those queries itself.</w:t>
+      </w:r>
+    </w:p>
+    <w:p>
+      <w:pPr>
+        <w:spacing w:before="100" w:beforeAutospacing="1" w:after="100" w:afterAutospacing="1" w:line="240" w:lineRule="auto"/>
+        <w:rPr>
+          <w:rFonts w:ascii="Times New Roman" w:eastAsia="Times New Roman" w:hAnsi="Times New Roman" w:cs="Times New Roman"/>
+          <w:sz w:val="24"/>
+          <w:szCs w:val="24"/>
+        </w:rPr>
+      </w:pPr>
+      <w:r>
+        <w:rPr>
+          <w:rFonts w:ascii="Times New Roman" w:eastAsia="Times New Roman" w:hAnsi="Times New Roman" w:cs="Times New Roman"/>
+          <w:sz w:val="24"/>
+          <w:szCs w:val="24"/>
+        </w:rPr>
+        <w:t>-------------------------------------------------------------------------------------------------------------------</w:t>
+      </w:r>
+    </w:p>
+    <w:p>
+      <w:pPr>
+        <w:pStyle w:val="NormalWeb"/>
+      </w:pPr>
+      <w:proofErr w:type="spellStart"/>
+      <w:r>
+        <w:rPr>
+          <w:rStyle w:val="HTMLCode"/>
+        </w:rPr>
+        <w:t>LoginThrottleRepository</w:t>
+      </w:r>
+      <w:proofErr w:type="spellEnd"/>
+      <w:r>
+        <w:t xml:space="preserve"> is a Spring repository that stores and updates login-attempt counters in the </w:t>
+      </w:r>
+      <w:proofErr w:type="spellStart"/>
+      <w:r>
+        <w:rPr>
+          <w:rStyle w:val="HTMLCode"/>
+        </w:rPr>
+        <w:t>login_throttle</w:t>
+      </w:r>
+      <w:proofErr w:type="spellEnd"/>
+      <w:r>
+        <w:t xml:space="preserve"> table. It uses Spring’s </w:t>
+      </w:r>
+      <w:proofErr w:type="spellStart"/>
+      <w:r>
+        <w:rPr>
+          <w:rStyle w:val="HTMLCode"/>
+        </w:rPr>
+        <w:t>JdbcTemplate</w:t>
+      </w:r>
+      <w:proofErr w:type="spellEnd"/>
+      <w:r>
+        <w:t xml:space="preserve"> to run SQL.</w:t>
+      </w:r>
+    </w:p>
+    <w:p>
+      <w:pPr>
+        <w:pStyle w:val="Heading3"/>
+      </w:pPr>
+      <w:r>
+        <w:t>1. Repository setup</w:t>
+      </w:r>
+    </w:p>
+    <w:p>
+      <w:pPr>
+        <w:pStyle w:val="HTMLPreformatted"/>
+        <w:rPr>
+          <w:rStyle w:val="HTMLCode"/>
+        </w:rPr>
+      </w:pPr>
+      <w:r>
+        <w:rPr>
+          <w:rStyle w:val="HTMLCode"/>
+        </w:rPr>
+        <w:t>@Repository</w:t>
+      </w:r>
+    </w:p>
+    <w:p>
+      <w:pPr>
+        <w:pStyle w:val="HTMLPreformatted"/>
+        <w:rPr>
+          <w:rStyle w:val="HTMLCode"/>
+        </w:rPr>
+      </w:pPr>
+      <w:r>
+        <w:rPr>
+          <w:rStyle w:val="HTMLCode"/>
+        </w:rPr>
+        <w:t xml:space="preserve">public class </w:t>
+      </w:r>
+      <w:proofErr w:type="spellStart"/>
+      <w:r>
+        <w:rPr>
+          <w:rStyle w:val="HTMLCode"/>
+        </w:rPr>
+        <w:t>LoginThrottleRepository</w:t>
+      </w:r>
+      <w:proofErr w:type="spellEnd"/>
+      <w:r>
+        <w:rPr>
+          <w:rStyle w:val="HTMLCode"/>
+        </w:rPr>
+        <w:t xml:space="preserve"> {</w:t>
+      </w:r>
+    </w:p>
+    <w:p>
+      <w:pPr>
+        <w:pStyle w:val="HTMLPreformatted"/>
+      </w:pPr>
+      <w:r>
+        <w:rPr>
+          <w:rStyle w:val="HTMLCode"/>
+        </w:rPr>
+        <w:t xml:space="preserve">    private final </w:t>
+      </w:r>
+      <w:proofErr w:type="spellStart"/>
+      <w:r>
+        <w:rPr>
+          <w:rStyle w:val="HTMLCode"/>
+        </w:rPr>
+        <w:t>JdbcTemplate</w:t>
+      </w:r>
+      <w:proofErr w:type="spellEnd"/>
+      <w:r>
+        <w:rPr>
+          <w:rStyle w:val="HTMLCode"/>
+        </w:rPr>
+        <w:t xml:space="preserve"> </w:t>
+      </w:r>
+      <w:proofErr w:type="spellStart"/>
+      <w:r>
+        <w:rPr>
+          <w:rStyle w:val="HTMLCode"/>
+        </w:rPr>
+        <w:t>jdbc</w:t>
+      </w:r>
+      <w:proofErr w:type="spellEnd"/>
+      <w:r>
+        <w:rPr>
+          <w:rStyle w:val="HTMLCode"/>
+        </w:rPr>
+        <w:t>;</w:t>
+      </w:r>
+    </w:p>
+    <w:p>
+      <w:pPr>
+        <w:pStyle w:val="NormalWeb"/>
+      </w:pPr>
+      <w:r>
+        <w:rPr>
+          <w:rStyle w:val="HTMLCode"/>
+        </w:rPr>
+        <w:t>@Repository</w:t>
+      </w:r>
+      <w:r>
+        <w:t xml:space="preserve"> marks this class as a persistence component for Spring. Spring supplies a </w:t>
+      </w:r>
+      <w:proofErr w:type="spellStart"/>
+      <w:r>
+        <w:rPr>
+          <w:rStyle w:val="HTMLCode"/>
+        </w:rPr>
+        <w:t>JdbcTemplate</w:t>
+      </w:r>
+      <w:proofErr w:type="spellEnd"/>
+      <w:r>
+        <w:t xml:space="preserve"> that handles database connections and query execution.</w:t>
+      </w:r>
+    </w:p>
+    <w:p>
+      <w:pPr>
+        <w:pStyle w:val="HTMLPreformatted"/>
+        <w:rPr>
+          <w:rStyle w:val="HTMLCode"/>
+        </w:rPr>
+      </w:pPr>
+      <w:r>
+        <w:rPr>
+          <w:rStyle w:val="HTMLCode"/>
+        </w:rPr>
+        <w:t xml:space="preserve">public </w:t>
+      </w:r>
+      <w:proofErr w:type="spellStart"/>
+      <w:proofErr w:type="gramStart"/>
+      <w:r>
+        <w:rPr>
+          <w:rStyle w:val="HTMLCode"/>
+        </w:rPr>
+        <w:t>LoginThrottleRepository</w:t>
+      </w:r>
+      <w:proofErr w:type="spellEnd"/>
+      <w:r>
+        <w:rPr>
+          <w:rStyle w:val="HTMLCode"/>
+        </w:rPr>
+        <w:t>(</w:t>
+      </w:r>
+      <w:proofErr w:type="spellStart"/>
+      <w:proofErr w:type="gramEnd"/>
+      <w:r>
+        <w:rPr>
+          <w:rStyle w:val="HTMLCode"/>
+        </w:rPr>
+        <w:t>JdbcTemplate</w:t>
+      </w:r>
+      <w:proofErr w:type="spellEnd"/>
+      <w:r>
+        <w:rPr>
+          <w:rStyle w:val="HTMLCode"/>
+        </w:rPr>
+        <w:t xml:space="preserve"> </w:t>
+      </w:r>
+      <w:proofErr w:type="spellStart"/>
+      <w:r>
+        <w:rPr>
+          <w:rStyle w:val="HTMLCode"/>
+        </w:rPr>
+        <w:t>jdbc</w:t>
+      </w:r>
+      <w:proofErr w:type="spellEnd"/>
+      <w:r>
+        <w:rPr>
+          <w:rStyle w:val="HTMLCode"/>
+        </w:rPr>
+        <w:t>) {</w:t>
+      </w:r>
+    </w:p>
+    <w:p>
+      <w:pPr>
+        <w:pStyle w:val="HTMLPreformatted"/>
+        <w:rPr>
+          <w:rStyle w:val="HTMLCode"/>
+        </w:rPr>
+      </w:pPr>
+      <w:r>
+        <w:rPr>
+          <w:rStyle w:val="HTMLCode"/>
+        </w:rPr>
+        <w:t xml:space="preserve">    </w:t>
+      </w:r>
+      <w:proofErr w:type="spellStart"/>
+      <w:proofErr w:type="gramStart"/>
+      <w:r>
+        <w:rPr>
+          <w:rStyle w:val="HTMLCode"/>
+        </w:rPr>
+        <w:t>this.jdbc</w:t>
+      </w:r>
+      <w:proofErr w:type="spellEnd"/>
+      <w:proofErr w:type="gramEnd"/>
+      <w:r>
+        <w:rPr>
+          <w:rStyle w:val="HTMLCode"/>
+        </w:rPr>
+        <w:t xml:space="preserve"> = </w:t>
+      </w:r>
+      <w:proofErr w:type="spellStart"/>
+      <w:r>
+        <w:rPr>
+          <w:rStyle w:val="HTMLCode"/>
+        </w:rPr>
+        <w:t>jdbc</w:t>
+      </w:r>
+      <w:proofErr w:type="spellEnd"/>
+      <w:r>
+        <w:rPr>
+          <w:rStyle w:val="HTMLCode"/>
+        </w:rPr>
+        <w:t>;</w:t>
+      </w:r>
+    </w:p>
+    <w:p>
+      <w:pPr>
+        <w:pStyle w:val="HTMLPreformatted"/>
+      </w:pPr>
+      <w:r>
+        <w:rPr>
+          <w:rStyle w:val="HTMLCode"/>
+        </w:rPr>
+        <w:t>}</w:t>
+      </w:r>
+    </w:p>
+    <w:p>
+      <w:pPr>
+        <w:pStyle w:val="NormalWeb"/>
+      </w:pPr>
+      <w:r>
+        <w:t>The constructor receives that template and saves it for the methods below.</w:t>
+      </w:r>
+    </w:p>
+    <w:p>
+      <w:pPr>
+        <w:pStyle w:val="Heading3"/>
+      </w:pPr>
+      <w:r>
+        <w:t xml:space="preserve">2. Find or create a throttle bucket: </w:t>
+      </w:r>
+      <w:proofErr w:type="spellStart"/>
+      <w:r>
+        <w:rPr>
+          <w:rStyle w:val="HTMLCode"/>
+          <w:rFonts w:eastAsiaTheme="majorEastAsia"/>
+        </w:rPr>
+        <w:t>lockBucket</w:t>
+      </w:r>
+      <w:proofErr w:type="spellEnd"/>
+    </w:p>
+    <w:p>
+      <w:pPr>
+        <w:pStyle w:val="HTMLPreformatted"/>
+      </w:pPr>
+      <w:r>
+        <w:rPr>
+          <w:rStyle w:val="HTMLCode"/>
+        </w:rPr>
+        <w:t xml:space="preserve">public </w:t>
+      </w:r>
+      <w:proofErr w:type="spellStart"/>
+      <w:r>
+        <w:rPr>
+          <w:rStyle w:val="HTMLCode"/>
+        </w:rPr>
+        <w:t>ThrottleState</w:t>
+      </w:r>
+      <w:proofErr w:type="spellEnd"/>
+      <w:r>
+        <w:rPr>
+          <w:rStyle w:val="HTMLCode"/>
+        </w:rPr>
+        <w:t xml:space="preserve"> </w:t>
+      </w:r>
+      <w:proofErr w:type="spellStart"/>
+      <w:proofErr w:type="gramStart"/>
+      <w:r>
+        <w:rPr>
+          <w:rStyle w:val="HTMLCode"/>
+        </w:rPr>
+        <w:t>lockBucket</w:t>
+      </w:r>
+      <w:proofErr w:type="spellEnd"/>
+      <w:r>
+        <w:rPr>
+          <w:rStyle w:val="HTMLCode"/>
+        </w:rPr>
+        <w:t>(</w:t>
+      </w:r>
+      <w:proofErr w:type="gramEnd"/>
+      <w:r>
+        <w:rPr>
+          <w:rStyle w:val="HTMLCode"/>
+        </w:rPr>
+        <w:t xml:space="preserve">String type, byte[] </w:t>
+      </w:r>
+      <w:proofErr w:type="spellStart"/>
+      <w:r>
+        <w:rPr>
+          <w:rStyle w:val="HTMLCode"/>
+        </w:rPr>
+        <w:t>keyHash</w:t>
+      </w:r>
+      <w:proofErr w:type="spellEnd"/>
+      <w:r>
+        <w:rPr>
+          <w:rStyle w:val="HTMLCode"/>
+        </w:rPr>
+        <w:t>)</w:t>
+      </w:r>
+    </w:p>
+    <w:p>
+      <w:pPr>
+        <w:pStyle w:val="NormalWeb"/>
+      </w:pPr>
+      <w:r>
+        <w:t xml:space="preserve">A “bucket” is a counter for a particular kind of identifier, such as an account or an IP address. </w:t>
+      </w:r>
+      <w:r>
+        <w:rPr>
+          <w:rStyle w:val="HTMLCode"/>
+        </w:rPr>
+        <w:t>type</w:t>
+      </w:r>
+      <w:r>
+        <w:t xml:space="preserve"> distinguishes the kind; </w:t>
+      </w:r>
+      <w:proofErr w:type="spellStart"/>
+      <w:r>
+        <w:rPr>
+          <w:rStyle w:val="HTMLCode"/>
+        </w:rPr>
+        <w:t>keyHash</w:t>
+      </w:r>
+      <w:proofErr w:type="spellEnd"/>
+      <w:r>
+        <w:t xml:space="preserve"> identifies the bucket, apparently in hashed form.</w:t>
+      </w:r>
+    </w:p>
+    <w:p>
+      <w:pPr>
+        <w:pStyle w:val="NormalWeb"/>
+      </w:pPr>
+      <w:r>
+        <w:t>First, the method inserts a bucket with zero failures:</w:t>
+      </w:r>
+    </w:p>
+    <w:p>
+      <w:pPr>
+        <w:pStyle w:val="HTMLPreformatted"/>
+        <w:rPr>
+          <w:rStyle w:val="HTMLCode"/>
+        </w:rPr>
+      </w:pPr>
+      <w:r>
+        <w:rPr>
+          <w:rStyle w:val="HTMLCode"/>
+        </w:rPr>
+        <w:t xml:space="preserve">INSERT INTO </w:t>
+      </w:r>
+      <w:proofErr w:type="spellStart"/>
+      <w:r>
+        <w:rPr>
+          <w:rStyle w:val="HTMLCode"/>
+        </w:rPr>
+        <w:t>login_throttle</w:t>
+      </w:r>
+      <w:proofErr w:type="spellEnd"/>
+      <w:r>
+        <w:rPr>
+          <w:rStyle w:val="HTMLCode"/>
+        </w:rPr>
+        <w:t xml:space="preserve"> (...)</w:t>
+      </w:r>
+    </w:p>
+    <w:p>
+      <w:pPr>
+        <w:pStyle w:val="HTMLPreformatted"/>
+        <w:rPr>
+          <w:rStyle w:val="HTMLCode"/>
+        </w:rPr>
+      </w:pPr>
+      <w:r>
+        <w:rPr>
+          <w:rStyle w:val="HTMLCode"/>
+        </w:rPr>
+        <w:t xml:space="preserve">VALUES </w:t>
+      </w:r>
+      <w:proofErr w:type="gramStart"/>
+      <w:r>
+        <w:rPr>
+          <w:rStyle w:val="HTMLCode"/>
+        </w:rPr>
+        <w:t>(?,</w:t>
+      </w:r>
+      <w:proofErr w:type="gramEnd"/>
+      <w:r>
+        <w:rPr>
+          <w:rStyle w:val="HTMLCode"/>
+        </w:rPr>
+        <w:t xml:space="preserve"> ?, 0, CURRENT_TIMESTAMP(6))</w:t>
+      </w:r>
+    </w:p>
+    <w:p>
+      <w:pPr>
+        <w:pStyle w:val="HTMLPreformatted"/>
+      </w:pPr>
+      <w:r>
+        <w:rPr>
+          <w:rStyle w:val="HTMLCode"/>
+        </w:rPr>
+        <w:t xml:space="preserve">ON DUPLICATE KEY UPDATE </w:t>
+      </w:r>
+      <w:proofErr w:type="spellStart"/>
+      <w:r>
+        <w:rPr>
+          <w:rStyle w:val="HTMLCode"/>
+        </w:rPr>
+        <w:t>throttle_id</w:t>
+      </w:r>
+      <w:proofErr w:type="spellEnd"/>
+      <w:r>
+        <w:rPr>
+          <w:rStyle w:val="HTMLCode"/>
+        </w:rPr>
+        <w:t xml:space="preserve"> = </w:t>
+      </w:r>
+      <w:proofErr w:type="spellStart"/>
+      <w:r>
+        <w:rPr>
+          <w:rStyle w:val="HTMLCode"/>
+        </w:rPr>
+        <w:t>throttle_id</w:t>
+      </w:r>
+      <w:proofErr w:type="spellEnd"/>
+    </w:p>
+    <w:p>
+      <w:pPr>
+        <w:pStyle w:val="NormalWeb"/>
+      </w:pPr>
+      <w:r>
+        <w:t>If the bucket already exists, the no-op update leaves it unchanged. This relies on a database uniqueness constraint for the bucket key.</w:t>
+      </w:r>
+    </w:p>
+    <w:p>
+      <w:pPr>
+        <w:pStyle w:val="NormalWeb"/>
+      </w:pPr>
+      <w:r>
+        <w:t>Next, it reads the bucket’s current state:</w:t>
+      </w:r>
+    </w:p>
+    <w:p>
+      <w:pPr>
+        <w:pStyle w:val="HTMLPreformatted"/>
+        <w:rPr>
+          <w:rStyle w:val="HTMLCode"/>
+        </w:rPr>
+      </w:pPr>
+      <w:r>
+        <w:rPr>
+          <w:rStyle w:val="HTMLCode"/>
+        </w:rPr>
+        <w:t xml:space="preserve">SELECT </w:t>
+      </w:r>
+      <w:proofErr w:type="spellStart"/>
+      <w:r>
+        <w:rPr>
+          <w:rStyle w:val="HTMLCode"/>
+        </w:rPr>
+        <w:t>failure_count</w:t>
+      </w:r>
+      <w:proofErr w:type="spellEnd"/>
+      <w:r>
+        <w:rPr>
+          <w:rStyle w:val="HTMLCode"/>
+        </w:rPr>
+        <w:t>,</w:t>
+      </w:r>
+    </w:p>
+    <w:p>
+      <w:pPr>
+        <w:pStyle w:val="HTMLPreformatted"/>
+        <w:rPr>
+          <w:rStyle w:val="HTMLCode"/>
+        </w:rPr>
+      </w:pPr>
+      <w:r>
+        <w:rPr>
+          <w:rStyle w:val="HTMLCode"/>
+        </w:rPr>
+        <w:t xml:space="preserve">       </w:t>
+      </w:r>
+      <w:proofErr w:type="spellStart"/>
+      <w:r>
+        <w:rPr>
+          <w:rStyle w:val="HTMLCode"/>
+        </w:rPr>
+        <w:t>window_started_at</w:t>
+      </w:r>
+      <w:proofErr w:type="spellEnd"/>
+      <w:r>
+        <w:rPr>
+          <w:rStyle w:val="HTMLCode"/>
+        </w:rPr>
+        <w:t xml:space="preserve"> &lt;= CURRENT_</w:t>
+      </w:r>
+      <w:proofErr w:type="gramStart"/>
+      <w:r>
+        <w:rPr>
+          <w:rStyle w:val="HTMLCode"/>
+        </w:rPr>
+        <w:t>TIMESTAMP(</w:t>
+      </w:r>
+      <w:proofErr w:type="gramEnd"/>
+      <w:r>
+        <w:rPr>
+          <w:rStyle w:val="HTMLCode"/>
+        </w:rPr>
+        <w:t xml:space="preserve">6) - INTERVAL 15 MINUTE AS </w:t>
+      </w:r>
+      <w:proofErr w:type="spellStart"/>
+      <w:r>
+        <w:rPr>
+          <w:rStyle w:val="HTMLCode"/>
+        </w:rPr>
+        <w:t>window_expired</w:t>
+      </w:r>
+      <w:proofErr w:type="spellEnd"/>
+      <w:r>
+        <w:rPr>
+          <w:rStyle w:val="HTMLCode"/>
+        </w:rPr>
+        <w:t>,</w:t>
+      </w:r>
+    </w:p>
+    <w:p>
+      <w:pPr>
+        <w:pStyle w:val="HTMLPreformatted"/>
+        <w:rPr>
+          <w:rStyle w:val="HTMLCode"/>
+        </w:rPr>
+      </w:pPr>
+      <w:r>
+        <w:rPr>
+          <w:rStyle w:val="HTMLCode"/>
+        </w:rPr>
+        <w:t xml:space="preserve">       </w:t>
+      </w:r>
+      <w:proofErr w:type="spellStart"/>
+      <w:r>
+        <w:rPr>
+          <w:rStyle w:val="HTMLCode"/>
+        </w:rPr>
+        <w:t>delay_until</w:t>
+      </w:r>
+      <w:proofErr w:type="spellEnd"/>
+      <w:r>
+        <w:rPr>
+          <w:rStyle w:val="HTMLCode"/>
+        </w:rPr>
+        <w:t xml:space="preserve"> &gt; CURRENT_</w:t>
+      </w:r>
+      <w:proofErr w:type="gramStart"/>
+      <w:r>
+        <w:rPr>
+          <w:rStyle w:val="HTMLCode"/>
+        </w:rPr>
+        <w:t>TIMESTAMP(</w:t>
+      </w:r>
+      <w:proofErr w:type="gramEnd"/>
+      <w:r>
+        <w:rPr>
+          <w:rStyle w:val="HTMLCode"/>
+        </w:rPr>
+        <w:t xml:space="preserve">6) AS </w:t>
+      </w:r>
+      <w:proofErr w:type="spellStart"/>
+      <w:r>
+        <w:rPr>
+          <w:rStyle w:val="HTMLCode"/>
+        </w:rPr>
+        <w:t>delay_active</w:t>
+      </w:r>
+      <w:proofErr w:type="spellEnd"/>
+      <w:r>
+        <w:rPr>
+          <w:rStyle w:val="HTMLCode"/>
+        </w:rPr>
+        <w:t>,</w:t>
+      </w:r>
+    </w:p>
+    <w:p>
+      <w:pPr>
+        <w:pStyle w:val="HTMLPreformatted"/>
+        <w:rPr>
+          <w:rStyle w:val="HTMLCode"/>
+        </w:rPr>
+      </w:pPr>
+      <w:r>
+        <w:rPr>
+          <w:rStyle w:val="HTMLCode"/>
+        </w:rPr>
+        <w:t xml:space="preserve">       </w:t>
+      </w:r>
+      <w:proofErr w:type="spellStart"/>
+      <w:r>
+        <w:rPr>
+          <w:rStyle w:val="HTMLCode"/>
+        </w:rPr>
+        <w:t>blocked_until</w:t>
+      </w:r>
+      <w:proofErr w:type="spellEnd"/>
+      <w:r>
+        <w:rPr>
+          <w:rStyle w:val="HTMLCode"/>
+        </w:rPr>
+        <w:t xml:space="preserve"> &gt; CURRENT_</w:t>
+      </w:r>
+      <w:proofErr w:type="gramStart"/>
+      <w:r>
+        <w:rPr>
+          <w:rStyle w:val="HTMLCode"/>
+        </w:rPr>
+        <w:t>TIMESTAMP(</w:t>
+      </w:r>
+      <w:proofErr w:type="gramEnd"/>
+      <w:r>
+        <w:rPr>
+          <w:rStyle w:val="HTMLCode"/>
+        </w:rPr>
+        <w:t xml:space="preserve">6) AS </w:t>
+      </w:r>
+      <w:proofErr w:type="spellStart"/>
+      <w:r>
+        <w:rPr>
+          <w:rStyle w:val="HTMLCode"/>
+        </w:rPr>
+        <w:t>block_active</w:t>
+      </w:r>
+      <w:proofErr w:type="spellEnd"/>
+    </w:p>
+    <w:p>
+      <w:pPr>
+        <w:pStyle w:val="HTMLPreformatted"/>
+        <w:rPr>
+          <w:rStyle w:val="HTMLCode"/>
+        </w:rPr>
+      </w:pPr>
+      <w:r>
+        <w:rPr>
+          <w:rStyle w:val="HTMLCode"/>
+        </w:rPr>
+        <w:t>...</w:t>
+      </w:r>
+    </w:p>
+    <w:p>
+      <w:pPr>
+        <w:pStyle w:val="HTMLPreformatted"/>
+      </w:pPr>
+      <w:r>
+        <w:rPr>
+          <w:rStyle w:val="HTMLCode"/>
+        </w:rPr>
+        <w:lastRenderedPageBreak/>
+        <w:t>FOR UPDATE</w:t>
+      </w:r>
+    </w:p>
+    <w:p>
+      <w:pPr>
+        <w:pStyle w:val="NormalWeb"/>
+      </w:pPr>
+      <w:r>
+        <w:t>The selected columns include:</w:t>
+      </w:r>
+    </w:p>
+    <w:p>
+      <w:pPr>
+        <w:numPr>
+          <w:ilvl w:val="0"/>
+          <w:numId w:val="29"/>
+        </w:numPr>
+        <w:spacing w:before="100" w:beforeAutospacing="1" w:after="100" w:afterAutospacing="1" w:line="240" w:lineRule="auto"/>
+      </w:pPr>
+      <w:proofErr w:type="spellStart"/>
+      <w:r>
+        <w:rPr>
+          <w:rStyle w:val="HTMLCode"/>
+          <w:rFonts w:eastAsiaTheme="minorHAnsi"/>
+        </w:rPr>
+        <w:t>failure_count</w:t>
+      </w:r>
+      <w:proofErr w:type="spellEnd"/>
+      <w:r>
+        <w:t>: failures recorded in the current window.</w:t>
+      </w:r>
+    </w:p>
+    <w:p>
+      <w:pPr>
+        <w:numPr>
+          <w:ilvl w:val="0"/>
+          <w:numId w:val="29"/>
+        </w:numPr>
+        <w:spacing w:before="100" w:beforeAutospacing="1" w:after="100" w:afterAutospacing="1" w:line="240" w:lineRule="auto"/>
+      </w:pPr>
+      <w:proofErr w:type="spellStart"/>
+      <w:r>
+        <w:rPr>
+          <w:rStyle w:val="HTMLCode"/>
+          <w:rFonts w:eastAsiaTheme="minorHAnsi"/>
+        </w:rPr>
+        <w:t>window_expired</w:t>
+      </w:r>
+      <w:proofErr w:type="spellEnd"/>
+      <w:r>
+        <w:t>: whether that window began at least 15 minutes ago.</w:t>
+      </w:r>
+    </w:p>
+    <w:p>
+      <w:pPr>
+        <w:numPr>
+          <w:ilvl w:val="0"/>
+          <w:numId w:val="29"/>
+        </w:numPr>
+        <w:spacing w:before="100" w:beforeAutospacing="1" w:after="100" w:afterAutospacing="1" w:line="240" w:lineRule="auto"/>
+      </w:pPr>
+      <w:proofErr w:type="spellStart"/>
+      <w:r>
+        <w:rPr>
+          <w:rStyle w:val="HTMLCode"/>
+          <w:rFonts w:eastAsiaTheme="minorHAnsi"/>
+        </w:rPr>
+        <w:t>delay_active</w:t>
+      </w:r>
+      <w:proofErr w:type="spellEnd"/>
+      <w:r>
+        <w:t>: whether a temporary delay is currently in effect.</w:t>
+      </w:r>
+    </w:p>
+    <w:p>
+      <w:pPr>
+        <w:numPr>
+          <w:ilvl w:val="0"/>
+          <w:numId w:val="29"/>
+        </w:numPr>
+        <w:spacing w:before="100" w:beforeAutospacing="1" w:after="100" w:afterAutospacing="1" w:line="240" w:lineRule="auto"/>
+      </w:pPr>
+      <w:proofErr w:type="spellStart"/>
+      <w:r>
+        <w:rPr>
+          <w:rStyle w:val="HTMLCode"/>
+          <w:rFonts w:eastAsiaTheme="minorHAnsi"/>
+        </w:rPr>
+        <w:t>block_active</w:t>
+      </w:r>
+      <w:proofErr w:type="spellEnd"/>
+      <w:r>
+        <w:t>: whether a temporary block is currently in effect.</w:t>
+      </w:r>
+    </w:p>
+    <w:p>
+      <w:pPr>
+        <w:pStyle w:val="NormalWeb"/>
+      </w:pPr>
+      <w:r>
+        <w:rPr>
+          <w:rStyle w:val="HTMLCode"/>
+        </w:rPr>
+        <w:t>FOR UPDATE</w:t>
+      </w:r>
+      <w:r>
+        <w:t xml:space="preserve"> locks the selected database row until the surrounding transaction ends, so concurrent attempts that use this bucket can coordinate their updates. This is effective only when the method runs within an appropriate transaction.</w:t>
+      </w:r>
+    </w:p>
+    <w:p>
+      <w:pPr>
+        <w:pStyle w:val="NormalWeb"/>
+      </w:pPr>
+      <w:r>
+        <w:t xml:space="preserve">The query maps the database values into a </w:t>
+      </w:r>
+      <w:proofErr w:type="spellStart"/>
+      <w:r>
+        <w:rPr>
+          <w:rStyle w:val="HTMLCode"/>
+        </w:rPr>
+        <w:t>ThrottleState</w:t>
+      </w:r>
+      <w:proofErr w:type="spellEnd"/>
+      <w:r>
+        <w:t>:</w:t>
+      </w:r>
+    </w:p>
+    <w:p>
+      <w:pPr>
+        <w:pStyle w:val="HTMLPreformatted"/>
+      </w:pPr>
+      <w:r>
+        <w:rPr>
+          <w:rStyle w:val="HTMLCode"/>
+        </w:rPr>
+        <w:t xml:space="preserve">(result, row) -&gt; new </w:t>
+      </w:r>
+      <w:proofErr w:type="spellStart"/>
+      <w:r>
+        <w:rPr>
+          <w:rStyle w:val="HTMLCode"/>
+        </w:rPr>
+        <w:t>ThrottleState</w:t>
+      </w:r>
+      <w:proofErr w:type="spellEnd"/>
+      <w:r>
+        <w:rPr>
+          <w:rStyle w:val="HTMLCode"/>
+        </w:rPr>
+        <w:t>(...)</w:t>
+      </w:r>
+    </w:p>
+    <w:p>
+      <w:pPr>
+        <w:pStyle w:val="NormalWeb"/>
+      </w:pPr>
+      <w:r>
+        <w:t>If no row is returned, the method throws an exception. Otherwise it returns the first (and expected only) row.</w:t>
+      </w:r>
+    </w:p>
+    <w:p>
+      <w:pPr>
+        <w:pStyle w:val="Heading3"/>
+      </w:pPr>
+      <w:r>
+        <w:t xml:space="preserve">3. Record a failed login: </w:t>
+      </w:r>
+      <w:proofErr w:type="spellStart"/>
+      <w:r>
+        <w:rPr>
+          <w:rStyle w:val="HTMLCode"/>
+          <w:rFonts w:eastAsiaTheme="majorEastAsia"/>
+        </w:rPr>
+        <w:t>recordFailure</w:t>
+      </w:r>
+      <w:proofErr w:type="spellEnd"/>
+    </w:p>
+    <w:p>
+      <w:pPr>
+        <w:pStyle w:val="HTMLPreformatted"/>
+      </w:pPr>
+      <w:r>
+        <w:rPr>
+          <w:rStyle w:val="HTMLCode"/>
+        </w:rPr>
+        <w:t xml:space="preserve">public void </w:t>
+      </w:r>
+      <w:proofErr w:type="spellStart"/>
+      <w:proofErr w:type="gramStart"/>
+      <w:r>
+        <w:rPr>
+          <w:rStyle w:val="HTMLCode"/>
+        </w:rPr>
+        <w:t>recordFailure</w:t>
+      </w:r>
+      <w:proofErr w:type="spellEnd"/>
+      <w:r>
+        <w:rPr>
+          <w:rStyle w:val="HTMLCode"/>
+        </w:rPr>
+        <w:t>(</w:t>
+      </w:r>
+      <w:proofErr w:type="gramEnd"/>
+      <w:r>
+        <w:rPr>
+          <w:rStyle w:val="HTMLCode"/>
+        </w:rPr>
+        <w:t xml:space="preserve">String type, byte[] </w:t>
+      </w:r>
+      <w:proofErr w:type="spellStart"/>
+      <w:r>
+        <w:rPr>
+          <w:rStyle w:val="HTMLCode"/>
+        </w:rPr>
+        <w:t>keyHash</w:t>
+      </w:r>
+      <w:proofErr w:type="spellEnd"/>
+      <w:r>
+        <w:rPr>
+          <w:rStyle w:val="HTMLCode"/>
+        </w:rPr>
+        <w:t xml:space="preserve">, </w:t>
+      </w:r>
+      <w:proofErr w:type="spellStart"/>
+      <w:r>
+        <w:rPr>
+          <w:rStyle w:val="HTMLCode"/>
+        </w:rPr>
+        <w:t>ThrottleState</w:t>
+      </w:r>
+      <w:proofErr w:type="spellEnd"/>
+      <w:r>
+        <w:rPr>
+          <w:rStyle w:val="HTMLCode"/>
+        </w:rPr>
+        <w:t xml:space="preserve"> previous)</w:t>
+      </w:r>
+    </w:p>
+    <w:p>
+      <w:pPr>
+        <w:pStyle w:val="NormalWeb"/>
+      </w:pPr>
+      <w:r>
+        <w:t xml:space="preserve">This method calculates the new counter and timing rules from the state returned by </w:t>
+      </w:r>
+      <w:proofErr w:type="spellStart"/>
+      <w:r>
+        <w:rPr>
+          <w:rStyle w:val="HTMLCode"/>
+        </w:rPr>
+        <w:t>lockBucket</w:t>
+      </w:r>
+      <w:proofErr w:type="spellEnd"/>
+      <w:r>
+        <w:t>.</w:t>
+      </w:r>
+    </w:p>
+    <w:p>
+      <w:pPr>
+        <w:pStyle w:val="HTMLPreformatted"/>
+        <w:rPr>
+          <w:rStyle w:val="HTMLCode"/>
+        </w:rPr>
+      </w:pPr>
+      <w:proofErr w:type="spellStart"/>
+      <w:r>
+        <w:rPr>
+          <w:rStyle w:val="HTMLCode"/>
+        </w:rPr>
+        <w:t>boolean</w:t>
+      </w:r>
+      <w:proofErr w:type="spellEnd"/>
+      <w:r>
+        <w:rPr>
+          <w:rStyle w:val="HTMLCode"/>
+        </w:rPr>
+        <w:t xml:space="preserve"> expired = </w:t>
+      </w:r>
+      <w:proofErr w:type="spellStart"/>
+      <w:proofErr w:type="gramStart"/>
+      <w:r>
+        <w:rPr>
+          <w:rStyle w:val="HTMLCode"/>
+        </w:rPr>
+        <w:t>previous.windowExpired</w:t>
+      </w:r>
+      <w:proofErr w:type="spellEnd"/>
+      <w:proofErr w:type="gramEnd"/>
+      <w:r>
+        <w:rPr>
+          <w:rStyle w:val="HTMLCode"/>
+        </w:rPr>
+        <w:t>();</w:t>
+      </w:r>
+    </w:p>
+    <w:p>
+      <w:pPr>
+        <w:pStyle w:val="HTMLPreformatted"/>
+      </w:pPr>
+      <w:proofErr w:type="spellStart"/>
+      <w:r>
+        <w:rPr>
+          <w:rStyle w:val="HTMLCode"/>
+        </w:rPr>
+        <w:t>int</w:t>
+      </w:r>
+      <w:proofErr w:type="spellEnd"/>
+      <w:r>
+        <w:rPr>
+          <w:rStyle w:val="HTMLCode"/>
+        </w:rPr>
+        <w:t xml:space="preserve"> </w:t>
+      </w:r>
+      <w:proofErr w:type="spellStart"/>
+      <w:r>
+        <w:rPr>
+          <w:rStyle w:val="HTMLCode"/>
+        </w:rPr>
+        <w:t>nextCount</w:t>
+      </w:r>
+      <w:proofErr w:type="spellEnd"/>
+      <w:r>
+        <w:rPr>
+          <w:rStyle w:val="HTMLCode"/>
+        </w:rPr>
+        <w:t xml:space="preserve"> = </w:t>
+      </w:r>
+      <w:proofErr w:type="gramStart"/>
+      <w:r>
+        <w:rPr>
+          <w:rStyle w:val="HTMLCode"/>
+        </w:rPr>
+        <w:t>expired ?</w:t>
+      </w:r>
+      <w:proofErr w:type="gramEnd"/>
+      <w:r>
+        <w:rPr>
+          <w:rStyle w:val="HTMLCode"/>
+        </w:rPr>
+        <w:t xml:space="preserve"> </w:t>
+      </w:r>
+      <w:proofErr w:type="gramStart"/>
+      <w:r>
+        <w:rPr>
+          <w:rStyle w:val="HTMLCode"/>
+        </w:rPr>
+        <w:t>1 :</w:t>
+      </w:r>
+      <w:proofErr w:type="gramEnd"/>
+      <w:r>
+        <w:rPr>
+          <w:rStyle w:val="HTMLCode"/>
+        </w:rPr>
+        <w:t xml:space="preserve"> </w:t>
+      </w:r>
+      <w:proofErr w:type="spellStart"/>
+      <w:r>
+        <w:rPr>
+          <w:rStyle w:val="HTMLCode"/>
+        </w:rPr>
+        <w:t>Math.addExact</w:t>
+      </w:r>
+      <w:proofErr w:type="spellEnd"/>
+      <w:r>
+        <w:rPr>
+          <w:rStyle w:val="HTMLCode"/>
+        </w:rPr>
+        <w:t>(</w:t>
+      </w:r>
+      <w:proofErr w:type="spellStart"/>
+      <w:r>
+        <w:rPr>
+          <w:rStyle w:val="HTMLCode"/>
+        </w:rPr>
+        <w:t>previous.failureCount</w:t>
+      </w:r>
+      <w:proofErr w:type="spellEnd"/>
+      <w:r>
+        <w:rPr>
+          <w:rStyle w:val="HTMLCode"/>
+        </w:rPr>
+        <w:t>(), 1);</w:t>
+      </w:r>
+    </w:p>
+    <w:p>
+      <w:pPr>
+        <w:pStyle w:val="NormalWeb"/>
+      </w:pPr>
+      <w:r>
+        <w:t xml:space="preserve">If the 15-minute window expired, the new window starts with this failure as count </w:t>
+      </w:r>
+      <w:r>
+        <w:rPr>
+          <w:rStyle w:val="HTMLCode"/>
+        </w:rPr>
+        <w:t>1</w:t>
+      </w:r>
+      <w:r>
+        <w:t xml:space="preserve">. Otherwise, the count increases by one. </w:t>
+      </w:r>
+      <w:proofErr w:type="spellStart"/>
+      <w:r>
+        <w:rPr>
+          <w:rStyle w:val="HTMLCode"/>
+        </w:rPr>
+        <w:t>Math.addExact</w:t>
+      </w:r>
+      <w:proofErr w:type="spellEnd"/>
+      <w:r>
+        <w:t xml:space="preserve"> throws if the integer overflows.</w:t>
+      </w:r>
+    </w:p>
+    <w:p>
+      <w:pPr>
+        <w:pStyle w:val="NormalWeb"/>
+      </w:pPr>
+      <w:r>
+        <w:t xml:space="preserve">For </w:t>
+      </w:r>
+      <w:r>
+        <w:rPr>
+          <w:rStyle w:val="HTMLCode"/>
+        </w:rPr>
+        <w:t>ACCOUNT</w:t>
+      </w:r>
+      <w:r>
+        <w:t xml:space="preserve"> buckets, it calculates a delay after the fifth failure:</w:t>
+      </w:r>
+    </w:p>
+    <w:p>
+      <w:pPr>
+        <w:pStyle w:val="HTMLPreformatted"/>
+        <w:rPr>
+          <w:rStyle w:val="HTMLCode"/>
+        </w:rPr>
+      </w:pPr>
+      <w:proofErr w:type="spellStart"/>
+      <w:r>
+        <w:rPr>
+          <w:rStyle w:val="HTMLCode"/>
+        </w:rPr>
+        <w:t>int</w:t>
+      </w:r>
+      <w:proofErr w:type="spellEnd"/>
+      <w:r>
+        <w:rPr>
+          <w:rStyle w:val="HTMLCode"/>
+        </w:rPr>
+        <w:t xml:space="preserve"> </w:t>
+      </w:r>
+      <w:proofErr w:type="spellStart"/>
+      <w:r>
+        <w:rPr>
+          <w:rStyle w:val="HTMLCode"/>
+        </w:rPr>
+        <w:t>delaySeconds</w:t>
+      </w:r>
+      <w:proofErr w:type="spellEnd"/>
+      <w:r>
+        <w:rPr>
+          <w:rStyle w:val="HTMLCode"/>
+        </w:rPr>
+        <w:t xml:space="preserve"> = "</w:t>
+      </w:r>
+      <w:proofErr w:type="spellStart"/>
+      <w:r>
+        <w:rPr>
+          <w:rStyle w:val="HTMLCode"/>
+        </w:rPr>
+        <w:t>ACCOUNT</w:t>
+      </w:r>
+      <w:proofErr w:type="gramStart"/>
+      <w:r>
+        <w:rPr>
+          <w:rStyle w:val="HTMLCode"/>
+        </w:rPr>
+        <w:t>".equals</w:t>
+      </w:r>
+      <w:proofErr w:type="spellEnd"/>
+      <w:proofErr w:type="gramEnd"/>
+      <w:r>
+        <w:rPr>
+          <w:rStyle w:val="HTMLCode"/>
+        </w:rPr>
+        <w:t xml:space="preserve">(type) &amp;&amp; </w:t>
+      </w:r>
+      <w:proofErr w:type="spellStart"/>
+      <w:r>
+        <w:rPr>
+          <w:rStyle w:val="HTMLCode"/>
+        </w:rPr>
+        <w:t>nextCount</w:t>
+      </w:r>
+      <w:proofErr w:type="spellEnd"/>
+      <w:r>
+        <w:rPr>
+          <w:rStyle w:val="HTMLCode"/>
+        </w:rPr>
+        <w:t xml:space="preserve"> &gt;= 5</w:t>
+      </w:r>
+    </w:p>
+    <w:p>
+      <w:pPr>
+        <w:pStyle w:val="HTMLPreformatted"/>
+        <w:rPr>
+          <w:rStyle w:val="HTMLCode"/>
+        </w:rPr>
+      </w:pPr>
+      <w:r>
+        <w:rPr>
+          <w:rStyle w:val="HTMLCode"/>
+        </w:rPr>
+        <w:t xml:space="preserve">        ? </w:t>
+      </w:r>
+      <w:proofErr w:type="spellStart"/>
+      <w:proofErr w:type="gramStart"/>
+      <w:r>
+        <w:rPr>
+          <w:rStyle w:val="HTMLCode"/>
+        </w:rPr>
+        <w:t>Math.min</w:t>
+      </w:r>
+      <w:proofErr w:type="spellEnd"/>
+      <w:r>
+        <w:rPr>
+          <w:rStyle w:val="HTMLCode"/>
+        </w:rPr>
+        <w:t>(</w:t>
+      </w:r>
+      <w:proofErr w:type="gramEnd"/>
+      <w:r>
+        <w:rPr>
+          <w:rStyle w:val="HTMLCode"/>
+        </w:rPr>
+        <w:t xml:space="preserve">30, 1 &lt;&lt; </w:t>
+      </w:r>
+      <w:proofErr w:type="spellStart"/>
+      <w:r>
+        <w:rPr>
+          <w:rStyle w:val="HTMLCode"/>
+        </w:rPr>
+        <w:t>Math.min</w:t>
+      </w:r>
+      <w:proofErr w:type="spellEnd"/>
+      <w:r>
+        <w:rPr>
+          <w:rStyle w:val="HTMLCode"/>
+        </w:rPr>
+        <w:t xml:space="preserve">(5, </w:t>
+      </w:r>
+      <w:proofErr w:type="spellStart"/>
+      <w:r>
+        <w:rPr>
+          <w:rStyle w:val="HTMLCode"/>
+        </w:rPr>
+        <w:t>nextCount</w:t>
+      </w:r>
+      <w:proofErr w:type="spellEnd"/>
+      <w:r>
+        <w:rPr>
+          <w:rStyle w:val="HTMLCode"/>
+        </w:rPr>
+        <w:t xml:space="preserve"> - 5))</w:t>
+      </w:r>
+    </w:p>
+    <w:p>
+      <w:pPr>
+        <w:pStyle w:val="HTMLPreformatted"/>
+      </w:pPr>
+      <w:r>
+        <w:rPr>
+          <w:rStyle w:val="HTMLCode"/>
+        </w:rPr>
+        <w:t xml:space="preserve">        : 0;</w:t>
+      </w:r>
+    </w:p>
+    <w:p>
+      <w:pPr>
+        <w:pStyle w:val="NormalWeb"/>
+      </w:pPr>
+      <w:r>
+        <w:t>The delay grows exponentially and is capped at 30 seconds. For example, counts 5, 6, 7, 8 produce delays of 1, 2, 4, and 8 seconds; it reaches 30 seconds at higher counts.</w:t>
+      </w:r>
+    </w:p>
+    <w:p>
+      <w:pPr>
+        <w:pStyle w:val="NormalWeb"/>
+      </w:pPr>
+      <w:r>
+        <w:t xml:space="preserve">For </w:t>
+      </w:r>
+      <w:r>
+        <w:rPr>
+          <w:rStyle w:val="HTMLCode"/>
+        </w:rPr>
+        <w:t>IP</w:t>
+      </w:r>
+      <w:r>
+        <w:t xml:space="preserve"> buckets, it enables a block at 60 failures:</w:t>
+      </w:r>
+    </w:p>
+    <w:p>
+      <w:pPr>
+        <w:pStyle w:val="HTMLPreformatted"/>
+      </w:pPr>
+      <w:proofErr w:type="spellStart"/>
+      <w:r>
+        <w:rPr>
+          <w:rStyle w:val="HTMLCode"/>
+        </w:rPr>
+        <w:t>boolean</w:t>
+      </w:r>
+      <w:proofErr w:type="spellEnd"/>
+      <w:r>
+        <w:rPr>
+          <w:rStyle w:val="HTMLCode"/>
+        </w:rPr>
+        <w:t xml:space="preserve"> block = "</w:t>
+      </w:r>
+      <w:proofErr w:type="spellStart"/>
+      <w:r>
+        <w:rPr>
+          <w:rStyle w:val="HTMLCode"/>
+        </w:rPr>
+        <w:t>IP</w:t>
+      </w:r>
+      <w:proofErr w:type="gramStart"/>
+      <w:r>
+        <w:rPr>
+          <w:rStyle w:val="HTMLCode"/>
+        </w:rPr>
+        <w:t>".equals</w:t>
+      </w:r>
+      <w:proofErr w:type="spellEnd"/>
+      <w:proofErr w:type="gramEnd"/>
+      <w:r>
+        <w:rPr>
+          <w:rStyle w:val="HTMLCode"/>
+        </w:rPr>
+        <w:t xml:space="preserve">(type) &amp;&amp; </w:t>
+      </w:r>
+      <w:proofErr w:type="spellStart"/>
+      <w:r>
+        <w:rPr>
+          <w:rStyle w:val="HTMLCode"/>
+        </w:rPr>
+        <w:t>nextCount</w:t>
+      </w:r>
+      <w:proofErr w:type="spellEnd"/>
+      <w:r>
+        <w:rPr>
+          <w:rStyle w:val="HTMLCode"/>
+        </w:rPr>
+        <w:t xml:space="preserve"> &gt;= 60;</w:t>
+      </w:r>
+    </w:p>
+    <w:p>
+      <w:pPr>
+        <w:pStyle w:val="NormalWeb"/>
+      </w:pPr>
+      <w:r>
+        <w:t>The update writes the count and adjusts the relevant timestamps:</w:t>
+      </w:r>
+    </w:p>
+    <w:p>
+      <w:pPr>
+        <w:pStyle w:val="HTMLPreformatted"/>
+        <w:rPr>
+          <w:rStyle w:val="HTMLCode"/>
+        </w:rPr>
+      </w:pPr>
+      <w:r>
+        <w:rPr>
+          <w:rStyle w:val="HTMLCode"/>
+        </w:rPr>
+        <w:t xml:space="preserve">SET </w:t>
+      </w:r>
+      <w:proofErr w:type="spellStart"/>
+      <w:r>
+        <w:rPr>
+          <w:rStyle w:val="HTMLCode"/>
+        </w:rPr>
+        <w:t>failure_count</w:t>
+      </w:r>
+      <w:proofErr w:type="spellEnd"/>
+      <w:r>
+        <w:rPr>
+          <w:rStyle w:val="HTMLCode"/>
+        </w:rPr>
+        <w:t xml:space="preserve"> </w:t>
+      </w:r>
+      <w:proofErr w:type="gramStart"/>
+      <w:r>
+        <w:rPr>
+          <w:rStyle w:val="HTMLCode"/>
+        </w:rPr>
+        <w:t>= ?</w:t>
+      </w:r>
+      <w:proofErr w:type="gramEnd"/>
+      <w:r>
+        <w:rPr>
+          <w:rStyle w:val="HTMLCode"/>
+        </w:rPr>
+        <w:t>,</w:t>
+      </w:r>
+    </w:p>
+    <w:p>
+      <w:pPr>
+        <w:pStyle w:val="HTMLPreformatted"/>
+        <w:rPr>
+          <w:rStyle w:val="HTMLCode"/>
+        </w:rPr>
+      </w:pPr>
+      <w:r>
+        <w:rPr>
+          <w:rStyle w:val="HTMLCode"/>
+        </w:rPr>
+        <w:lastRenderedPageBreak/>
+        <w:t xml:space="preserve">    </w:t>
+      </w:r>
+      <w:proofErr w:type="spellStart"/>
+      <w:r>
+        <w:rPr>
+          <w:rStyle w:val="HTMLCode"/>
+        </w:rPr>
+        <w:t>window_started_at</w:t>
+      </w:r>
+      <w:proofErr w:type="spellEnd"/>
+      <w:r>
+        <w:rPr>
+          <w:rStyle w:val="HTMLCode"/>
+        </w:rPr>
+        <w:t xml:space="preserve"> = IF</w:t>
+      </w:r>
+      <w:proofErr w:type="gramStart"/>
+      <w:r>
+        <w:rPr>
+          <w:rStyle w:val="HTMLCode"/>
+        </w:rPr>
+        <w:t>(?,</w:t>
+      </w:r>
+      <w:proofErr w:type="gramEnd"/>
+      <w:r>
+        <w:rPr>
+          <w:rStyle w:val="HTMLCode"/>
+        </w:rPr>
+        <w:t xml:space="preserve"> CURRENT_TIMESTAMP(6), </w:t>
+      </w:r>
+      <w:proofErr w:type="spellStart"/>
+      <w:r>
+        <w:rPr>
+          <w:rStyle w:val="HTMLCode"/>
+        </w:rPr>
+        <w:t>window_started_at</w:t>
+      </w:r>
+      <w:proofErr w:type="spellEnd"/>
+      <w:r>
+        <w:rPr>
+          <w:rStyle w:val="HTMLCode"/>
+        </w:rPr>
+        <w:t>),</w:t>
+      </w:r>
+    </w:p>
+    <w:p>
+      <w:pPr>
+        <w:pStyle w:val="HTMLPreformatted"/>
+        <w:rPr>
+          <w:rStyle w:val="HTMLCode"/>
+        </w:rPr>
+      </w:pPr>
+      <w:r>
+        <w:rPr>
+          <w:rStyle w:val="HTMLCode"/>
+        </w:rPr>
+        <w:t xml:space="preserve">    </w:t>
+      </w:r>
+      <w:proofErr w:type="spellStart"/>
+      <w:r>
+        <w:rPr>
+          <w:rStyle w:val="HTMLCode"/>
+        </w:rPr>
+        <w:t>delay_until</w:t>
+      </w:r>
+      <w:proofErr w:type="spellEnd"/>
+      <w:r>
+        <w:rPr>
+          <w:rStyle w:val="HTMLCode"/>
+        </w:rPr>
+        <w:t xml:space="preserve"> = </w:t>
+      </w:r>
+      <w:proofErr w:type="gramStart"/>
+      <w:r>
+        <w:rPr>
+          <w:rStyle w:val="HTMLCode"/>
+        </w:rPr>
+        <w:t>IF(</w:t>
+      </w:r>
+      <w:proofErr w:type="gramEnd"/>
+      <w:r>
+        <w:rPr>
+          <w:rStyle w:val="HTMLCode"/>
+        </w:rPr>
+        <w:t>? &gt; 0, CURRENT_</w:t>
+      </w:r>
+      <w:proofErr w:type="gramStart"/>
+      <w:r>
+        <w:rPr>
+          <w:rStyle w:val="HTMLCode"/>
+        </w:rPr>
+        <w:t>TIMESTAMP(</w:t>
+      </w:r>
+      <w:proofErr w:type="gramEnd"/>
+      <w:r>
+        <w:rPr>
+          <w:rStyle w:val="HTMLCode"/>
+        </w:rPr>
+        <w:t>6) + INTERVAL ? SECOND, NULL),</w:t>
+      </w:r>
+    </w:p>
+    <w:p>
+      <w:pPr>
+        <w:pStyle w:val="HTMLPreformatted"/>
+      </w:pPr>
+      <w:r>
+        <w:rPr>
+          <w:rStyle w:val="HTMLCode"/>
+        </w:rPr>
+        <w:t xml:space="preserve">    </w:t>
+      </w:r>
+      <w:proofErr w:type="spellStart"/>
+      <w:r>
+        <w:rPr>
+          <w:rStyle w:val="HTMLCode"/>
+        </w:rPr>
+        <w:t>blocked_until</w:t>
+      </w:r>
+      <w:proofErr w:type="spellEnd"/>
+      <w:r>
+        <w:rPr>
+          <w:rStyle w:val="HTMLCode"/>
+        </w:rPr>
+        <w:t xml:space="preserve"> = IF</w:t>
+      </w:r>
+      <w:proofErr w:type="gramStart"/>
+      <w:r>
+        <w:rPr>
+          <w:rStyle w:val="HTMLCode"/>
+        </w:rPr>
+        <w:t>(?,</w:t>
+      </w:r>
+      <w:proofErr w:type="gramEnd"/>
+      <w:r>
+        <w:rPr>
+          <w:rStyle w:val="HTMLCode"/>
+        </w:rPr>
+        <w:t xml:space="preserve"> CURRENT_TIMESTAMP(6) + INTERVAL 15 MINUTE, NULL)</w:t>
+      </w:r>
+    </w:p>
+    <w:p>
+      <w:pPr>
+        <w:pStyle w:val="NormalWeb"/>
+      </w:pPr>
+      <w:r>
+        <w:t>So an expired window gets a fresh start time; an account delay gets a new deadline (or is cleared when no delay applies); and an IP block gets a 15-minute deadline (or is cleared when no block applies).</w:t>
+      </w:r>
+    </w:p>
+    <w:p>
+      <w:pPr>
+        <w:pStyle w:val="Heading3"/>
+      </w:pPr>
+      <w:r>
+        <w:t xml:space="preserve">4. Reset an account bucket: </w:t>
+      </w:r>
+      <w:proofErr w:type="spellStart"/>
+      <w:r>
+        <w:rPr>
+          <w:rStyle w:val="HTMLCode"/>
+          <w:rFonts w:eastAsiaTheme="majorEastAsia"/>
+        </w:rPr>
+        <w:t>resetAccount</w:t>
+      </w:r>
+      <w:proofErr w:type="spellEnd"/>
+    </w:p>
+    <w:p>
+      <w:pPr>
+        <w:pStyle w:val="HTMLPreformatted"/>
+      </w:pPr>
+      <w:r>
+        <w:rPr>
+          <w:rStyle w:val="HTMLCode"/>
+        </w:rPr>
+        <w:t xml:space="preserve">public void </w:t>
+      </w:r>
+      <w:proofErr w:type="spellStart"/>
+      <w:proofErr w:type="gramStart"/>
+      <w:r>
+        <w:rPr>
+          <w:rStyle w:val="HTMLCode"/>
+        </w:rPr>
+        <w:t>resetAccount</w:t>
+      </w:r>
+      <w:proofErr w:type="spellEnd"/>
+      <w:r>
+        <w:rPr>
+          <w:rStyle w:val="HTMLCode"/>
+        </w:rPr>
+        <w:t>(</w:t>
+      </w:r>
+      <w:proofErr w:type="gramEnd"/>
+      <w:r>
+        <w:rPr>
+          <w:rStyle w:val="HTMLCode"/>
+        </w:rPr>
+        <w:t xml:space="preserve">String type, byte[] </w:t>
+      </w:r>
+      <w:proofErr w:type="spellStart"/>
+      <w:r>
+        <w:rPr>
+          <w:rStyle w:val="HTMLCode"/>
+        </w:rPr>
+        <w:t>keyHash</w:t>
+      </w:r>
+      <w:proofErr w:type="spellEnd"/>
+      <w:r>
+        <w:rPr>
+          <w:rStyle w:val="HTMLCode"/>
+        </w:rPr>
+        <w:t>)</w:t>
+      </w:r>
+    </w:p>
+    <w:p>
+      <w:pPr>
+        <w:pStyle w:val="NormalWeb"/>
+      </w:pPr>
+      <w:r>
+        <w:t xml:space="preserve">This sets the failure </w:t>
+      </w:r>
+      <w:proofErr w:type="gramStart"/>
+      <w:r>
+        <w:t>count</w:t>
+      </w:r>
+      <w:proofErr w:type="gramEnd"/>
+      <w:r>
+        <w:t xml:space="preserve"> to zero, starts a fresh window, and clears any delay:</w:t>
+      </w:r>
+    </w:p>
+    <w:p>
+      <w:pPr>
+        <w:pStyle w:val="HTMLPreformatted"/>
+        <w:rPr>
+          <w:rStyle w:val="HTMLCode"/>
+        </w:rPr>
+      </w:pPr>
+      <w:r>
+        <w:rPr>
+          <w:rStyle w:val="HTMLCode"/>
+        </w:rPr>
+        <w:t xml:space="preserve">SET </w:t>
+      </w:r>
+      <w:proofErr w:type="spellStart"/>
+      <w:r>
+        <w:rPr>
+          <w:rStyle w:val="HTMLCode"/>
+        </w:rPr>
+        <w:t>failure_count</w:t>
+      </w:r>
+      <w:proofErr w:type="spellEnd"/>
+      <w:r>
+        <w:rPr>
+          <w:rStyle w:val="HTMLCode"/>
+        </w:rPr>
+        <w:t xml:space="preserve"> = 0,</w:t>
+      </w:r>
+    </w:p>
+    <w:p>
+      <w:pPr>
+        <w:pStyle w:val="HTMLPreformatted"/>
+        <w:rPr>
+          <w:rStyle w:val="HTMLCode"/>
+        </w:rPr>
+      </w:pPr>
+      <w:r>
+        <w:rPr>
+          <w:rStyle w:val="HTMLCode"/>
+        </w:rPr>
+        <w:t xml:space="preserve">    </w:t>
+      </w:r>
+      <w:proofErr w:type="spellStart"/>
+      <w:r>
+        <w:rPr>
+          <w:rStyle w:val="HTMLCode"/>
+        </w:rPr>
+        <w:t>window_started_at</w:t>
+      </w:r>
+      <w:proofErr w:type="spellEnd"/>
+      <w:r>
+        <w:rPr>
+          <w:rStyle w:val="HTMLCode"/>
+        </w:rPr>
+        <w:t xml:space="preserve"> = CURRENT_</w:t>
+      </w:r>
+      <w:proofErr w:type="gramStart"/>
+      <w:r>
+        <w:rPr>
+          <w:rStyle w:val="HTMLCode"/>
+        </w:rPr>
+        <w:t>TIMESTAMP(</w:t>
+      </w:r>
+      <w:proofErr w:type="gramEnd"/>
+      <w:r>
+        <w:rPr>
+          <w:rStyle w:val="HTMLCode"/>
+        </w:rPr>
+        <w:t>6),</w:t>
+      </w:r>
+    </w:p>
+    <w:p>
+      <w:pPr>
+        <w:pStyle w:val="HTMLPreformatted"/>
+      </w:pPr>
+      <w:r>
+        <w:rPr>
+          <w:rStyle w:val="HTMLCode"/>
+        </w:rPr>
+        <w:t xml:space="preserve">    </w:t>
+      </w:r>
+      <w:proofErr w:type="spellStart"/>
+      <w:r>
+        <w:rPr>
+          <w:rStyle w:val="HTMLCode"/>
+        </w:rPr>
+        <w:t>delay_until</w:t>
+      </w:r>
+      <w:proofErr w:type="spellEnd"/>
+      <w:r>
+        <w:rPr>
+          <w:rStyle w:val="HTMLCode"/>
+        </w:rPr>
+        <w:t xml:space="preserve"> = NULL</w:t>
+      </w:r>
+    </w:p>
+    <w:p>
+      <w:pPr>
+        <w:pStyle w:val="NormalWeb"/>
+      </w:pPr>
+      <w:r>
+        <w:t xml:space="preserve">It does </w:t>
+      </w:r>
+      <w:r>
+        <w:rPr>
+          <w:rStyle w:val="Strong"/>
+        </w:rPr>
+        <w:t>not</w:t>
+      </w:r>
+      <w:r>
+        <w:t xml:space="preserve"> clear </w:t>
+      </w:r>
+      <w:proofErr w:type="spellStart"/>
+      <w:r>
+        <w:rPr>
+          <w:rStyle w:val="HTMLCode"/>
+        </w:rPr>
+        <w:t>blocked_until</w:t>
+      </w:r>
+      <w:proofErr w:type="spellEnd"/>
+      <w:r>
+        <w:t xml:space="preserve">. Despite the method name, it accepts any </w:t>
+      </w:r>
+      <w:r>
+        <w:rPr>
+          <w:rStyle w:val="HTMLCode"/>
+        </w:rPr>
+        <w:t>type</w:t>
+      </w:r>
+      <w:r>
+        <w:t>; callers are responsible for passing the intended bucket type.</w:t>
+      </w:r>
+    </w:p>
+    <w:p>
+      <w:pPr>
+        <w:pStyle w:val="Heading3"/>
+      </w:pPr>
+      <w:r>
+        <w:t>5. State record</w:t>
+      </w:r>
+    </w:p>
+    <w:p>
+      <w:pPr>
+        <w:pStyle w:val="HTMLPreformatted"/>
+        <w:rPr>
+          <w:rStyle w:val="HTMLCode"/>
+        </w:rPr>
+      </w:pPr>
+      <w:r>
+        <w:rPr>
+          <w:rStyle w:val="HTMLCode"/>
+        </w:rPr>
+        <w:t xml:space="preserve">public record </w:t>
+      </w:r>
+      <w:proofErr w:type="spellStart"/>
+      <w:proofErr w:type="gramStart"/>
+      <w:r>
+        <w:rPr>
+          <w:rStyle w:val="HTMLCode"/>
+        </w:rPr>
+        <w:t>ThrottleState</w:t>
+      </w:r>
+      <w:proofErr w:type="spellEnd"/>
+      <w:r>
+        <w:rPr>
+          <w:rStyle w:val="HTMLCode"/>
+        </w:rPr>
+        <w:t>(</w:t>
+      </w:r>
+      <w:proofErr w:type="gramEnd"/>
+    </w:p>
+    <w:p>
+      <w:pPr>
+        <w:pStyle w:val="HTMLPreformatted"/>
+        <w:rPr>
+          <w:rStyle w:val="HTMLCode"/>
+        </w:rPr>
+      </w:pPr>
+      <w:r>
+        <w:rPr>
+          <w:rStyle w:val="HTMLCode"/>
+        </w:rPr>
+        <w:t xml:space="preserve">    </w:t>
+      </w:r>
+      <w:proofErr w:type="spellStart"/>
+      <w:r>
+        <w:rPr>
+          <w:rStyle w:val="HTMLCode"/>
+        </w:rPr>
+        <w:t>int</w:t>
+      </w:r>
+      <w:proofErr w:type="spellEnd"/>
+      <w:r>
+        <w:rPr>
+          <w:rStyle w:val="HTMLCode"/>
+        </w:rPr>
+        <w:t xml:space="preserve"> </w:t>
+      </w:r>
+      <w:proofErr w:type="spellStart"/>
+      <w:r>
+        <w:rPr>
+          <w:rStyle w:val="HTMLCode"/>
+        </w:rPr>
+        <w:t>failureCount</w:t>
+      </w:r>
+      <w:proofErr w:type="spellEnd"/>
+      <w:r>
+        <w:rPr>
+          <w:rStyle w:val="HTMLCode"/>
+        </w:rPr>
+        <w:t>,</w:t>
+      </w:r>
+    </w:p>
+    <w:p>
+      <w:pPr>
+        <w:pStyle w:val="HTMLPreformatted"/>
+        <w:rPr>
+          <w:rStyle w:val="HTMLCode"/>
+        </w:rPr>
+      </w:pPr>
+      <w:r>
+        <w:rPr>
+          <w:rStyle w:val="HTMLCode"/>
+        </w:rPr>
+        <w:t xml:space="preserve">    </w:t>
+      </w:r>
+      <w:proofErr w:type="spellStart"/>
+      <w:r>
+        <w:rPr>
+          <w:rStyle w:val="HTMLCode"/>
+        </w:rPr>
+        <w:t>boolean</w:t>
+      </w:r>
+      <w:proofErr w:type="spellEnd"/>
+      <w:r>
+        <w:rPr>
+          <w:rStyle w:val="HTMLCode"/>
+        </w:rPr>
+        <w:t xml:space="preserve"> </w:t>
+      </w:r>
+      <w:proofErr w:type="spellStart"/>
+      <w:r>
+        <w:rPr>
+          <w:rStyle w:val="HTMLCode"/>
+        </w:rPr>
+        <w:t>windowExpired</w:t>
+      </w:r>
+      <w:proofErr w:type="spellEnd"/>
+      <w:r>
+        <w:rPr>
+          <w:rStyle w:val="HTMLCode"/>
+        </w:rPr>
+        <w:t>,</w:t>
+      </w:r>
+    </w:p>
+    <w:p>
+      <w:pPr>
+        <w:pStyle w:val="HTMLPreformatted"/>
+        <w:rPr>
+          <w:rStyle w:val="HTMLCode"/>
+        </w:rPr>
+      </w:pPr>
+      <w:r>
+        <w:rPr>
+          <w:rStyle w:val="HTMLCode"/>
+        </w:rPr>
+        <w:t xml:space="preserve">    </w:t>
+      </w:r>
+      <w:proofErr w:type="spellStart"/>
+      <w:r>
+        <w:rPr>
+          <w:rStyle w:val="HTMLCode"/>
+        </w:rPr>
+        <w:t>boolean</w:t>
+      </w:r>
+      <w:proofErr w:type="spellEnd"/>
+      <w:r>
+        <w:rPr>
+          <w:rStyle w:val="HTMLCode"/>
+        </w:rPr>
+        <w:t xml:space="preserve"> </w:t>
+      </w:r>
+      <w:proofErr w:type="spellStart"/>
+      <w:r>
+        <w:rPr>
+          <w:rStyle w:val="HTMLCode"/>
+        </w:rPr>
+        <w:t>delayActive</w:t>
+      </w:r>
+      <w:proofErr w:type="spellEnd"/>
+      <w:r>
+        <w:rPr>
+          <w:rStyle w:val="HTMLCode"/>
+        </w:rPr>
+        <w:t>,</w:t>
+      </w:r>
+    </w:p>
+    <w:p>
+      <w:pPr>
+        <w:pStyle w:val="HTMLPreformatted"/>
+        <w:rPr>
+          <w:rStyle w:val="HTMLCode"/>
+        </w:rPr>
+      </w:pPr>
+      <w:r>
+        <w:rPr>
+          <w:rStyle w:val="HTMLCode"/>
+        </w:rPr>
+        <w:t xml:space="preserve">    </w:t>
+      </w:r>
+      <w:proofErr w:type="spellStart"/>
+      <w:r>
+        <w:rPr>
+          <w:rStyle w:val="HTMLCode"/>
+        </w:rPr>
+        <w:t>boolean</w:t>
+      </w:r>
+      <w:proofErr w:type="spellEnd"/>
+      <w:r>
+        <w:rPr>
+          <w:rStyle w:val="HTMLCode"/>
+        </w:rPr>
+        <w:t xml:space="preserve"> </w:t>
+      </w:r>
+      <w:proofErr w:type="spellStart"/>
+      <w:r>
+        <w:rPr>
+          <w:rStyle w:val="HTMLCode"/>
+        </w:rPr>
+        <w:t>blockActive</w:t>
+      </w:r>
+      <w:proofErr w:type="spellEnd"/>
+    </w:p>
+    <w:p>
+      <w:pPr>
+        <w:pStyle w:val="HTMLPreformatted"/>
+      </w:pPr>
+      <w:r>
+        <w:rPr>
+          <w:rStyle w:val="HTMLCode"/>
+        </w:rPr>
+        <w:t>) {}</w:t>
+      </w:r>
+    </w:p>
+    <w:p>
+      <w:pPr>
+        <w:pStyle w:val="NormalWeb"/>
+      </w:pPr>
+      <w:r>
+        <w:t xml:space="preserve">This compact record carries the values read by </w:t>
+      </w:r>
+      <w:proofErr w:type="spellStart"/>
+      <w:r>
+        <w:rPr>
+          <w:rStyle w:val="HTMLCode"/>
+        </w:rPr>
+        <w:t>lockBucket</w:t>
+      </w:r>
+      <w:proofErr w:type="spellEnd"/>
+      <w:r>
+        <w:t xml:space="preserve"> into the code that decides whether and how to update the bucket.</w:t>
+      </w:r>
+    </w:p>
+    <w:p>
+      <w:pPr>
+        <w:pStyle w:val="NormalWeb"/>
+      </w:pPr>
+      <w:r>
+        <w:t xml:space="preserve">In short: </w:t>
+      </w:r>
+      <w:proofErr w:type="spellStart"/>
+      <w:r>
+        <w:rPr>
+          <w:rStyle w:val="HTMLCode"/>
+        </w:rPr>
+        <w:t>lockBucket</w:t>
+      </w:r>
+      <w:proofErr w:type="spellEnd"/>
+      <w:r>
+        <w:t xml:space="preserve"> creates or locks a bucket and reads its state; </w:t>
+      </w:r>
+      <w:proofErr w:type="spellStart"/>
+      <w:r>
+        <w:rPr>
+          <w:rStyle w:val="HTMLCode"/>
+        </w:rPr>
+        <w:t>recordFailure</w:t>
+      </w:r>
+      <w:proofErr w:type="spellEnd"/>
+      <w:r>
+        <w:t xml:space="preserve"> increments it and sets any delay or block; </w:t>
+      </w:r>
+      <w:proofErr w:type="spellStart"/>
+      <w:r>
+        <w:rPr>
+          <w:rStyle w:val="HTMLCode"/>
+        </w:rPr>
+        <w:t>resetAccount</w:t>
+      </w:r>
+      <w:proofErr w:type="spellEnd"/>
+      <w:r>
+        <w:t xml:space="preserve"> clears account failure state.</w:t>
+      </w:r>
+    </w:p>
+    <w:p>
+      <w:pPr>
+        <w:spacing w:before="100" w:beforeAutospacing="1" w:after="100" w:afterAutospacing="1" w:line="240" w:lineRule="auto"/>
+        <w:rPr>
+          <w:rFonts w:ascii="Times New Roman" w:eastAsia="Times New Roman" w:hAnsi="Times New Roman" w:cs="Times New Roman"/>
+          <w:sz w:val="24"/>
+          <w:szCs w:val="24"/>
+        </w:rPr>
+      </w:pPr>
+      <w:r>
+        <w:rPr>
+          <w:rFonts w:ascii="Times New Roman" w:eastAsia="Times New Roman" w:hAnsi="Times New Roman" w:cs="Times New Roman"/>
+          <w:sz w:val="24"/>
+          <w:szCs w:val="24"/>
+        </w:rPr>
+        <w:t>---------------------------------------------------------------------------------------------------------------------</w:t>
+      </w:r>
+    </w:p>
+    <w:p>
+      <w:pPr>
+        <w:pStyle w:val="NormalWeb"/>
+      </w:pPr>
+      <w:proofErr w:type="spellStart"/>
+      <w:r>
+        <w:rPr>
+          <w:rStyle w:val="HTMLCode"/>
+        </w:rPr>
+        <w:t>PortfolioRepository</w:t>
+      </w:r>
+      <w:proofErr w:type="spellEnd"/>
+      <w:r>
+        <w:t xml:space="preserve"> is the database access layer for portfolios. It uses Spring’s </w:t>
+      </w:r>
+      <w:proofErr w:type="spellStart"/>
+      <w:r>
+        <w:rPr>
+          <w:rStyle w:val="HTMLCode"/>
+        </w:rPr>
+        <w:t>JdbcTemplate</w:t>
+      </w:r>
+      <w:proofErr w:type="spellEnd"/>
+      <w:r>
+        <w:t xml:space="preserve"> to run SQL and maps database rows into the application’s </w:t>
+      </w:r>
+      <w:r>
+        <w:rPr>
+          <w:rStyle w:val="HTMLCode"/>
+        </w:rPr>
+        <w:t>Portfolio</w:t>
+      </w:r>
+      <w:r>
+        <w:t xml:space="preserve"> object.</w:t>
+      </w:r>
+    </w:p>
+    <w:p>
+      <w:pPr>
+        <w:pStyle w:val="Heading3"/>
+      </w:pPr>
+      <w:r>
+        <w:t xml:space="preserve">1. Map database rows to </w:t>
+      </w:r>
+      <w:r>
+        <w:rPr>
+          <w:rStyle w:val="HTMLCode"/>
+          <w:rFonts w:eastAsiaTheme="majorEastAsia"/>
+        </w:rPr>
+        <w:t>Portfolio</w:t>
+      </w:r>
+    </w:p>
+    <w:p>
+      <w:pPr>
+        <w:pStyle w:val="HTMLPreformatted"/>
+      </w:pPr>
+      <w:r>
+        <w:rPr>
+          <w:rStyle w:val="HTMLCode"/>
+        </w:rPr>
+        <w:t xml:space="preserve">private static final </w:t>
+      </w:r>
+      <w:proofErr w:type="spellStart"/>
+      <w:r>
+        <w:rPr>
+          <w:rStyle w:val="HTMLCode"/>
+        </w:rPr>
+        <w:t>RowMapper</w:t>
+      </w:r>
+      <w:proofErr w:type="spellEnd"/>
+      <w:r>
+        <w:rPr>
+          <w:rStyle w:val="HTMLCode"/>
+        </w:rPr>
+        <w:t>&lt;Portfolio&gt; PORTFOLIO_MAPPER = ...</w:t>
+      </w:r>
+    </w:p>
+    <w:p>
+      <w:pPr>
+        <w:pStyle w:val="NormalWeb"/>
+      </w:pPr>
+      <w:r>
+        <w:t xml:space="preserve">This mapper converts each SQL result row into a </w:t>
+      </w:r>
+      <w:r>
+        <w:rPr>
+          <w:rStyle w:val="HTMLCode"/>
+        </w:rPr>
+        <w:t>Portfolio</w:t>
+      </w:r>
+      <w:r>
+        <w:t>:</w:t>
+      </w:r>
+    </w:p>
+    <w:p>
+      <w:pPr>
+        <w:numPr>
+          <w:ilvl w:val="0"/>
+          <w:numId w:val="30"/>
+        </w:numPr>
+        <w:spacing w:before="100" w:beforeAutospacing="1" w:after="100" w:afterAutospacing="1" w:line="240" w:lineRule="auto"/>
+      </w:pPr>
+      <w:proofErr w:type="spellStart"/>
+      <w:r>
+        <w:rPr>
+          <w:rStyle w:val="HTMLCode"/>
+          <w:rFonts w:eastAsiaTheme="minorHAnsi"/>
+        </w:rPr>
+        <w:t>portfolio_id</w:t>
+      </w:r>
+      <w:proofErr w:type="spellEnd"/>
+      <w:r>
+        <w:t xml:space="preserve"> becomes the portfolio ID.</w:t>
+      </w:r>
+    </w:p>
+    <w:p>
+      <w:pPr>
+        <w:numPr>
+          <w:ilvl w:val="0"/>
+          <w:numId w:val="30"/>
+        </w:numPr>
+        <w:spacing w:before="100" w:beforeAutospacing="1" w:after="100" w:afterAutospacing="1" w:line="240" w:lineRule="auto"/>
+      </w:pPr>
+      <w:r>
+        <w:rPr>
+          <w:rStyle w:val="HTMLCode"/>
+          <w:rFonts w:eastAsiaTheme="minorHAnsi"/>
+        </w:rPr>
+        <w:t>name</w:t>
+      </w:r>
+      <w:r>
+        <w:t xml:space="preserve"> and </w:t>
+      </w:r>
+      <w:r>
+        <w:rPr>
+          <w:rStyle w:val="HTMLCode"/>
+          <w:rFonts w:eastAsiaTheme="minorHAnsi"/>
+        </w:rPr>
+        <w:t>currency</w:t>
+      </w:r>
+      <w:r>
+        <w:t xml:space="preserve"> become strings.</w:t>
+      </w:r>
+    </w:p>
+    <w:p>
+      <w:pPr>
+        <w:numPr>
+          <w:ilvl w:val="0"/>
+          <w:numId w:val="30"/>
+        </w:numPr>
+        <w:spacing w:before="100" w:beforeAutospacing="1" w:after="100" w:afterAutospacing="1" w:line="240" w:lineRule="auto"/>
+      </w:pPr>
+      <w:proofErr w:type="spellStart"/>
+      <w:r>
+        <w:rPr>
+          <w:rStyle w:val="HTMLCode"/>
+          <w:rFonts w:eastAsiaTheme="minorHAnsi"/>
+        </w:rPr>
+        <w:t>created_at</w:t>
+      </w:r>
+      <w:proofErr w:type="spellEnd"/>
+      <w:r>
+        <w:t xml:space="preserve"> and </w:t>
+      </w:r>
+      <w:proofErr w:type="spellStart"/>
+      <w:r>
+        <w:rPr>
+          <w:rStyle w:val="HTMLCode"/>
+          <w:rFonts w:eastAsiaTheme="minorHAnsi"/>
+        </w:rPr>
+        <w:t>updated_at</w:t>
+      </w:r>
+      <w:proofErr w:type="spellEnd"/>
+      <w:r>
+        <w:t xml:space="preserve"> are read as SQL timestamps, then converted to Java </w:t>
+      </w:r>
+      <w:r>
+        <w:rPr>
+          <w:rStyle w:val="HTMLCode"/>
+          <w:rFonts w:eastAsiaTheme="minorHAnsi"/>
+        </w:rPr>
+        <w:t>Instant</w:t>
+      </w:r>
+      <w:r>
+        <w:t xml:space="preserve"> values.</w:t>
+      </w:r>
+    </w:p>
+    <w:p>
+      <w:pPr>
+        <w:pStyle w:val="NormalWeb"/>
+      </w:pPr>
+      <w:r>
+        <w:lastRenderedPageBreak/>
+        <w:t>The mapper is reused by both query methods.</w:t>
+      </w:r>
+    </w:p>
+    <w:p>
+      <w:pPr>
+        <w:pStyle w:val="Heading3"/>
+      </w:pPr>
+      <w:r>
+        <w:t>2. Store the database helper</w:t>
+      </w:r>
+    </w:p>
+    <w:p>
+      <w:pPr>
+        <w:pStyle w:val="HTMLPreformatted"/>
+        <w:rPr>
+          <w:rStyle w:val="HTMLCode"/>
+        </w:rPr>
+      </w:pPr>
+      <w:r>
+        <w:rPr>
+          <w:rStyle w:val="HTMLCode"/>
+        </w:rPr>
+        <w:t xml:space="preserve">private final </w:t>
+      </w:r>
+      <w:proofErr w:type="spellStart"/>
+      <w:r>
+        <w:rPr>
+          <w:rStyle w:val="HTMLCode"/>
+        </w:rPr>
+        <w:t>JdbcTemplate</w:t>
+      </w:r>
+      <w:proofErr w:type="spellEnd"/>
+      <w:r>
+        <w:rPr>
+          <w:rStyle w:val="HTMLCode"/>
+        </w:rPr>
+        <w:t xml:space="preserve"> </w:t>
+      </w:r>
+      <w:proofErr w:type="spellStart"/>
+      <w:r>
+        <w:rPr>
+          <w:rStyle w:val="HTMLCode"/>
+        </w:rPr>
+        <w:t>jdbc</w:t>
+      </w:r>
+      <w:proofErr w:type="spellEnd"/>
+      <w:r>
+        <w:rPr>
+          <w:rStyle w:val="HTMLCode"/>
+        </w:rPr>
+        <w:t>;</w:t>
+      </w:r>
+    </w:p>
+    <w:p>
+      <w:pPr>
+        <w:pStyle w:val="HTMLPreformatted"/>
+        <w:rPr>
+          <w:rStyle w:val="HTMLCode"/>
+        </w:rPr>
+      </w:pPr>
+    </w:p>
+    <w:p>
+      <w:pPr>
+        <w:pStyle w:val="HTMLPreformatted"/>
+        <w:rPr>
+          <w:rStyle w:val="HTMLCode"/>
+        </w:rPr>
+      </w:pPr>
+      <w:r>
+        <w:rPr>
+          <w:rStyle w:val="HTMLCode"/>
+        </w:rPr>
+        <w:t xml:space="preserve">public </w:t>
+      </w:r>
+      <w:proofErr w:type="spellStart"/>
+      <w:proofErr w:type="gramStart"/>
+      <w:r>
+        <w:rPr>
+          <w:rStyle w:val="HTMLCode"/>
+        </w:rPr>
+        <w:t>PortfolioRepository</w:t>
+      </w:r>
+      <w:proofErr w:type="spellEnd"/>
+      <w:r>
+        <w:rPr>
+          <w:rStyle w:val="HTMLCode"/>
+        </w:rPr>
+        <w:t>(</w:t>
+      </w:r>
+      <w:proofErr w:type="spellStart"/>
+      <w:proofErr w:type="gramEnd"/>
+      <w:r>
+        <w:rPr>
+          <w:rStyle w:val="HTMLCode"/>
+        </w:rPr>
+        <w:t>JdbcTemplate</w:t>
+      </w:r>
+      <w:proofErr w:type="spellEnd"/>
+      <w:r>
+        <w:rPr>
+          <w:rStyle w:val="HTMLCode"/>
+        </w:rPr>
+        <w:t xml:space="preserve"> </w:t>
+      </w:r>
+      <w:proofErr w:type="spellStart"/>
+      <w:r>
+        <w:rPr>
+          <w:rStyle w:val="HTMLCode"/>
+        </w:rPr>
+        <w:t>jdbc</w:t>
+      </w:r>
+      <w:proofErr w:type="spellEnd"/>
+      <w:r>
+        <w:rPr>
+          <w:rStyle w:val="HTMLCode"/>
+        </w:rPr>
+        <w:t>) {</w:t>
+      </w:r>
+    </w:p>
+    <w:p>
+      <w:pPr>
+        <w:pStyle w:val="HTMLPreformatted"/>
+        <w:rPr>
+          <w:rStyle w:val="HTMLCode"/>
+        </w:rPr>
+      </w:pPr>
+      <w:r>
+        <w:rPr>
+          <w:rStyle w:val="HTMLCode"/>
+        </w:rPr>
+        <w:t xml:space="preserve">    </w:t>
+      </w:r>
+      <w:proofErr w:type="spellStart"/>
+      <w:proofErr w:type="gramStart"/>
+      <w:r>
+        <w:rPr>
+          <w:rStyle w:val="HTMLCode"/>
+        </w:rPr>
+        <w:t>this.jdbc</w:t>
+      </w:r>
+      <w:proofErr w:type="spellEnd"/>
+      <w:proofErr w:type="gramEnd"/>
+      <w:r>
+        <w:rPr>
+          <w:rStyle w:val="HTMLCode"/>
+        </w:rPr>
+        <w:t xml:space="preserve"> = </w:t>
+      </w:r>
+      <w:proofErr w:type="spellStart"/>
+      <w:r>
+        <w:rPr>
+          <w:rStyle w:val="HTMLCode"/>
+        </w:rPr>
+        <w:t>jdbc</w:t>
+      </w:r>
+      <w:proofErr w:type="spellEnd"/>
+      <w:r>
+        <w:rPr>
+          <w:rStyle w:val="HTMLCode"/>
+        </w:rPr>
+        <w:t>;</w:t>
+      </w:r>
+    </w:p>
+    <w:p>
+      <w:pPr>
+        <w:pStyle w:val="HTMLPreformatted"/>
+      </w:pPr>
+      <w:r>
+        <w:rPr>
+          <w:rStyle w:val="HTMLCode"/>
+        </w:rPr>
+        <w:t>}</w:t>
+      </w:r>
+    </w:p>
+    <w:p>
+      <w:pPr>
+        <w:pStyle w:val="NormalWeb"/>
+      </w:pPr>
+      <w:r>
+        <w:t xml:space="preserve">Spring provides the </w:t>
+      </w:r>
+      <w:proofErr w:type="spellStart"/>
+      <w:r>
+        <w:rPr>
+          <w:rStyle w:val="HTMLCode"/>
+        </w:rPr>
+        <w:t>JdbcTemplate</w:t>
+      </w:r>
+      <w:proofErr w:type="spellEnd"/>
+      <w:r>
+        <w:t xml:space="preserve"> through the constructor. The repository keeps it to run its queries.</w:t>
+      </w:r>
+    </w:p>
+    <w:p>
+      <w:pPr>
+        <w:pStyle w:val="Heading3"/>
+      </w:pPr>
+      <w:r>
+        <w:t>3. Create a portfolio</w:t>
+      </w:r>
+    </w:p>
+    <w:p>
+      <w:pPr>
+        <w:pStyle w:val="HTMLPreformatted"/>
+      </w:pPr>
+      <w:r>
+        <w:rPr>
+          <w:rStyle w:val="HTMLCode"/>
+        </w:rPr>
+        <w:t xml:space="preserve">public long </w:t>
+      </w:r>
+      <w:proofErr w:type="gramStart"/>
+      <w:r>
+        <w:rPr>
+          <w:rStyle w:val="HTMLCode"/>
+        </w:rPr>
+        <w:t>create(</w:t>
+      </w:r>
+      <w:proofErr w:type="gramEnd"/>
+      <w:r>
+        <w:rPr>
+          <w:rStyle w:val="HTMLCode"/>
+        </w:rPr>
+        <w:t xml:space="preserve">long </w:t>
+      </w:r>
+      <w:proofErr w:type="spellStart"/>
+      <w:r>
+        <w:rPr>
+          <w:rStyle w:val="HTMLCode"/>
+        </w:rPr>
+        <w:t>userId</w:t>
+      </w:r>
+      <w:proofErr w:type="spellEnd"/>
+      <w:r>
+        <w:rPr>
+          <w:rStyle w:val="HTMLCode"/>
+        </w:rPr>
+        <w:t>, String name)</w:t>
+      </w:r>
+    </w:p>
+    <w:p>
+      <w:pPr>
+        <w:pStyle w:val="NormalWeb"/>
+      </w:pPr>
+      <w:r>
+        <w:t xml:space="preserve">This inserts a portfolio owned by </w:t>
+      </w:r>
+      <w:proofErr w:type="spellStart"/>
+      <w:r>
+        <w:rPr>
+          <w:rStyle w:val="HTMLCode"/>
+        </w:rPr>
+        <w:t>userId</w:t>
+      </w:r>
+      <w:proofErr w:type="spellEnd"/>
+      <w:r>
+        <w:t xml:space="preserve">, with the supplied </w:t>
+      </w:r>
+      <w:r>
+        <w:rPr>
+          <w:rStyle w:val="HTMLCode"/>
+        </w:rPr>
+        <w:t>name</w:t>
+      </w:r>
+      <w:r>
+        <w:t xml:space="preserve"> and a default currency of </w:t>
+      </w:r>
+      <w:r>
+        <w:rPr>
+          <w:rStyle w:val="HTMLCode"/>
+        </w:rPr>
+        <w:t>INR</w:t>
+      </w:r>
+      <w:r>
+        <w:t>:</w:t>
+      </w:r>
+    </w:p>
+    <w:p>
+      <w:pPr>
+        <w:pStyle w:val="HTMLPreformatted"/>
+      </w:pPr>
+      <w:r>
+        <w:rPr>
+          <w:rStyle w:val="HTMLCode"/>
+        </w:rPr>
+        <w:t>INSERT INTO portfolios (</w:t>
+      </w:r>
+      <w:proofErr w:type="spellStart"/>
+      <w:r>
+        <w:rPr>
+          <w:rStyle w:val="HTMLCode"/>
+        </w:rPr>
+        <w:t>user_id</w:t>
+      </w:r>
+      <w:proofErr w:type="spellEnd"/>
+      <w:r>
+        <w:rPr>
+          <w:rStyle w:val="HTMLCode"/>
+        </w:rPr>
+        <w:t xml:space="preserve">, name, currency) VALUES </w:t>
+      </w:r>
+      <w:proofErr w:type="gramStart"/>
+      <w:r>
+        <w:rPr>
+          <w:rStyle w:val="HTMLCode"/>
+        </w:rPr>
+        <w:t>(?,</w:t>
+      </w:r>
+      <w:proofErr w:type="gramEnd"/>
+      <w:r>
+        <w:rPr>
+          <w:rStyle w:val="HTMLCode"/>
+        </w:rPr>
+        <w:t xml:space="preserve"> ?, 'INR')</w:t>
+      </w:r>
+    </w:p>
+    <w:p>
+      <w:pPr>
+        <w:pStyle w:val="NormalWeb"/>
+      </w:pPr>
+      <w:proofErr w:type="gramStart"/>
+      <w:r>
+        <w:t xml:space="preserve">The </w:t>
+      </w:r>
+      <w:r>
+        <w:rPr>
+          <w:rStyle w:val="HTMLCode"/>
+        </w:rPr>
+        <w:t>?</w:t>
+      </w:r>
+      <w:proofErr w:type="gramEnd"/>
+      <w:r>
+        <w:t xml:space="preserve"> placeholders are filled with </w:t>
+      </w:r>
+      <w:proofErr w:type="spellStart"/>
+      <w:r>
+        <w:rPr>
+          <w:rStyle w:val="HTMLCode"/>
+        </w:rPr>
+        <w:t>userId</w:t>
+      </w:r>
+      <w:proofErr w:type="spellEnd"/>
+      <w:r>
+        <w:t xml:space="preserve"> and </w:t>
+      </w:r>
+      <w:r>
+        <w:rPr>
+          <w:rStyle w:val="HTMLCode"/>
+        </w:rPr>
+        <w:t>name</w:t>
+      </w:r>
+      <w:r>
+        <w:t xml:space="preserve">. A </w:t>
+      </w:r>
+      <w:proofErr w:type="spellStart"/>
+      <w:r>
+        <w:rPr>
+          <w:rStyle w:val="HTMLCode"/>
+        </w:rPr>
+        <w:t>GeneratedKeyHolder</w:t>
+      </w:r>
+      <w:proofErr w:type="spellEnd"/>
+      <w:r>
+        <w:t xml:space="preserve"> captures the database-generated portfolio ID. If MySQL doesn’t return an ID, the method throws </w:t>
+      </w:r>
+      <w:proofErr w:type="spellStart"/>
+      <w:r>
+        <w:rPr>
+          <w:rStyle w:val="HTMLCode"/>
+        </w:rPr>
+        <w:t>IllegalStateException</w:t>
+      </w:r>
+      <w:proofErr w:type="spellEnd"/>
+      <w:r>
+        <w:t xml:space="preserve">; otherwise, it returns the ID as a </w:t>
+      </w:r>
+      <w:r>
+        <w:rPr>
+          <w:rStyle w:val="HTMLCode"/>
+        </w:rPr>
+        <w:t>long</w:t>
+      </w:r>
+      <w:r>
+        <w:t>.</w:t>
+      </w:r>
+    </w:p>
+    <w:p>
+      <w:pPr>
+        <w:pStyle w:val="Heading3"/>
+      </w:pPr>
+      <w:r>
+        <w:t>4. Find all portfolios for an owner</w:t>
+      </w:r>
+    </w:p>
+    <w:p>
+      <w:pPr>
+        <w:pStyle w:val="HTMLPreformatted"/>
+      </w:pPr>
+      <w:r>
+        <w:rPr>
+          <w:rStyle w:val="HTMLCode"/>
+        </w:rPr>
+        <w:t xml:space="preserve">public List&lt;Portfolio&gt; </w:t>
+      </w:r>
+      <w:proofErr w:type="spellStart"/>
+      <w:proofErr w:type="gramStart"/>
+      <w:r>
+        <w:rPr>
+          <w:rStyle w:val="HTMLCode"/>
+        </w:rPr>
+        <w:t>findAllByOwner</w:t>
+      </w:r>
+      <w:proofErr w:type="spellEnd"/>
+      <w:r>
+        <w:rPr>
+          <w:rStyle w:val="HTMLCode"/>
+        </w:rPr>
+        <w:t>(</w:t>
+      </w:r>
+      <w:proofErr w:type="gramEnd"/>
+      <w:r>
+        <w:rPr>
+          <w:rStyle w:val="HTMLCode"/>
+        </w:rPr>
+        <w:t xml:space="preserve">long </w:t>
+      </w:r>
+      <w:proofErr w:type="spellStart"/>
+      <w:r>
+        <w:rPr>
+          <w:rStyle w:val="HTMLCode"/>
+        </w:rPr>
+        <w:t>userId</w:t>
+      </w:r>
+      <w:proofErr w:type="spellEnd"/>
+      <w:r>
+        <w:rPr>
+          <w:rStyle w:val="HTMLCode"/>
+        </w:rPr>
+        <w:t>)</w:t>
+      </w:r>
+    </w:p>
+    <w:p>
+      <w:pPr>
+        <w:pStyle w:val="NormalWeb"/>
+      </w:pPr>
+      <w:r>
+        <w:t>This selects the portfolio fields for one user, ordered by creation time and then portfolio ID:</w:t>
+      </w:r>
+    </w:p>
+    <w:p>
+      <w:pPr>
+        <w:pStyle w:val="HTMLPreformatted"/>
+        <w:rPr>
+          <w:rStyle w:val="HTMLCode"/>
+        </w:rPr>
+      </w:pPr>
+      <w:r>
+        <w:rPr>
+          <w:rStyle w:val="HTMLCode"/>
+        </w:rPr>
+        <w:t xml:space="preserve">WHERE </w:t>
+      </w:r>
+      <w:proofErr w:type="spellStart"/>
+      <w:r>
+        <w:rPr>
+          <w:rStyle w:val="HTMLCode"/>
+        </w:rPr>
+        <w:t>user_id</w:t>
+      </w:r>
+      <w:proofErr w:type="spellEnd"/>
+      <w:r>
+        <w:rPr>
+          <w:rStyle w:val="HTMLCode"/>
+        </w:rPr>
+        <w:t xml:space="preserve"> </w:t>
+      </w:r>
+      <w:proofErr w:type="gramStart"/>
+      <w:r>
+        <w:rPr>
+          <w:rStyle w:val="HTMLCode"/>
+        </w:rPr>
+        <w:t>= ?</w:t>
+      </w:r>
+      <w:proofErr w:type="gramEnd"/>
+    </w:p>
+    <w:p>
+      <w:pPr>
+        <w:pStyle w:val="HTMLPreformatted"/>
+      </w:pPr>
+      <w:r>
+        <w:rPr>
+          <w:rStyle w:val="HTMLCode"/>
+        </w:rPr>
+        <w:t xml:space="preserve">ORDER BY </w:t>
+      </w:r>
+      <w:proofErr w:type="spellStart"/>
+      <w:r>
+        <w:rPr>
+          <w:rStyle w:val="HTMLCode"/>
+        </w:rPr>
+        <w:t>created_at</w:t>
+      </w:r>
+      <w:proofErr w:type="spellEnd"/>
+      <w:r>
+        <w:rPr>
+          <w:rStyle w:val="HTMLCode"/>
+        </w:rPr>
+        <w:t xml:space="preserve">, </w:t>
+      </w:r>
+      <w:proofErr w:type="spellStart"/>
+      <w:r>
+        <w:rPr>
+          <w:rStyle w:val="HTMLCode"/>
+        </w:rPr>
+        <w:t>portfolio_id</w:t>
+      </w:r>
+      <w:proofErr w:type="spellEnd"/>
+    </w:p>
+    <w:p>
+      <w:pPr>
+        <w:pStyle w:val="NormalWeb"/>
+      </w:pPr>
+      <w:r>
+        <w:t xml:space="preserve">Each row is converted using </w:t>
+      </w:r>
+      <w:r>
+        <w:rPr>
+          <w:rStyle w:val="HTMLCode"/>
+        </w:rPr>
+        <w:t>PORTFOLIO_MAPPER</w:t>
+      </w:r>
+      <w:r>
+        <w:t>. The result is a list, which may be empty if the user has no portfolios.</w:t>
+      </w:r>
+    </w:p>
+    <w:p>
+      <w:pPr>
+        <w:pStyle w:val="Heading3"/>
+      </w:pPr>
+      <w:r>
+        <w:t>5. Find one portfolio owned by a user</w:t>
+      </w:r>
+    </w:p>
+    <w:p>
+      <w:pPr>
+        <w:pStyle w:val="HTMLPreformatted"/>
+      </w:pPr>
+      <w:r>
+        <w:rPr>
+          <w:rStyle w:val="HTMLCode"/>
+        </w:rPr>
+        <w:t xml:space="preserve">public Optional&lt;Portfolio&gt; </w:t>
+      </w:r>
+      <w:proofErr w:type="spellStart"/>
+      <w:proofErr w:type="gramStart"/>
+      <w:r>
+        <w:rPr>
+          <w:rStyle w:val="HTMLCode"/>
+        </w:rPr>
+        <w:t>findByIdAndOwner</w:t>
+      </w:r>
+      <w:proofErr w:type="spellEnd"/>
+      <w:r>
+        <w:rPr>
+          <w:rStyle w:val="HTMLCode"/>
+        </w:rPr>
+        <w:t>(</w:t>
+      </w:r>
+      <w:proofErr w:type="gramEnd"/>
+      <w:r>
+        <w:rPr>
+          <w:rStyle w:val="HTMLCode"/>
+        </w:rPr>
+        <w:t xml:space="preserve">long </w:t>
+      </w:r>
+      <w:proofErr w:type="spellStart"/>
+      <w:r>
+        <w:rPr>
+          <w:rStyle w:val="HTMLCode"/>
+        </w:rPr>
+        <w:t>portfolioId</w:t>
+      </w:r>
+      <w:proofErr w:type="spellEnd"/>
+      <w:r>
+        <w:rPr>
+          <w:rStyle w:val="HTMLCode"/>
+        </w:rPr>
+        <w:t xml:space="preserve">, long </w:t>
+      </w:r>
+      <w:proofErr w:type="spellStart"/>
+      <w:r>
+        <w:rPr>
+          <w:rStyle w:val="HTMLCode"/>
+        </w:rPr>
+        <w:t>userId</w:t>
+      </w:r>
+      <w:proofErr w:type="spellEnd"/>
+      <w:r>
+        <w:rPr>
+          <w:rStyle w:val="HTMLCode"/>
+        </w:rPr>
+        <w:t>)</w:t>
+      </w:r>
+    </w:p>
+    <w:p>
+      <w:pPr>
+        <w:pStyle w:val="NormalWeb"/>
+      </w:pPr>
+      <w:r>
+        <w:t xml:space="preserve">This selects a portfolio only when both its ID and owner match. It maps the result rows, then returns the first one as an </w:t>
+      </w:r>
+      <w:r>
+        <w:rPr>
+          <w:rStyle w:val="HTMLCode"/>
+        </w:rPr>
+        <w:t>Optional</w:t>
+      </w:r>
+      <w:r>
+        <w:t>:</w:t>
+      </w:r>
+    </w:p>
+    <w:p>
+      <w:pPr>
+        <w:numPr>
+          <w:ilvl w:val="0"/>
+          <w:numId w:val="31"/>
+        </w:numPr>
+        <w:spacing w:before="100" w:beforeAutospacing="1" w:after="100" w:afterAutospacing="1" w:line="240" w:lineRule="auto"/>
+      </w:pPr>
+      <w:r>
+        <w:t xml:space="preserve">A matching portfolio produces </w:t>
+      </w:r>
+      <w:proofErr w:type="spellStart"/>
+      <w:r>
+        <w:rPr>
+          <w:rStyle w:val="HTMLCode"/>
+          <w:rFonts w:eastAsiaTheme="minorHAnsi"/>
+        </w:rPr>
+        <w:t>Optional.of</w:t>
+      </w:r>
+      <w:proofErr w:type="spellEnd"/>
+      <w:r>
+        <w:rPr>
+          <w:rStyle w:val="HTMLCode"/>
+          <w:rFonts w:eastAsiaTheme="minorHAnsi"/>
+        </w:rPr>
+        <w:t>(portfolio)</w:t>
+      </w:r>
+      <w:r>
+        <w:t>.</w:t>
+      </w:r>
+    </w:p>
+    <w:p>
+      <w:pPr>
+        <w:numPr>
+          <w:ilvl w:val="0"/>
+          <w:numId w:val="31"/>
+        </w:numPr>
+        <w:spacing w:before="100" w:beforeAutospacing="1" w:after="100" w:afterAutospacing="1" w:line="240" w:lineRule="auto"/>
+      </w:pPr>
+      <w:r>
+        <w:t xml:space="preserve">No match produces </w:t>
+      </w:r>
+      <w:proofErr w:type="spellStart"/>
+      <w:r>
+        <w:rPr>
+          <w:rStyle w:val="HTMLCode"/>
+          <w:rFonts w:eastAsiaTheme="minorHAnsi"/>
+        </w:rPr>
+        <w:t>Optional.empty</w:t>
+      </w:r>
+      <w:proofErr w:type="spellEnd"/>
+      <w:r>
+        <w:rPr>
+          <w:rStyle w:val="HTMLCode"/>
+          <w:rFonts w:eastAsiaTheme="minorHAnsi"/>
+        </w:rPr>
+        <w:t>()</w:t>
+      </w:r>
+      <w:r>
+        <w:t>.</w:t>
+      </w:r>
+    </w:p>
+    <w:p>
+      <w:pPr>
+        <w:pStyle w:val="NormalWeb"/>
+      </w:pPr>
+      <w:r>
+        <w:t>Checking the owner in the query helps callers avoid retrieving another user’s portfolio by ID alone.</w:t>
+      </w:r>
+    </w:p>
+    <w:p>
+      <w:pPr>
+        <w:pStyle w:val="Heading3"/>
+      </w:pPr>
+      <w:r>
+        <w:t>6. Delete a portfolio owned by a user</w:t>
+      </w:r>
+    </w:p>
+    <w:p>
+      <w:pPr>
+        <w:pStyle w:val="HTMLPreformatted"/>
+      </w:pPr>
+      <w:r>
+        <w:rPr>
+          <w:rStyle w:val="HTMLCode"/>
+        </w:rPr>
+        <w:t xml:space="preserve">public </w:t>
+      </w:r>
+      <w:proofErr w:type="spellStart"/>
+      <w:r>
+        <w:rPr>
+          <w:rStyle w:val="HTMLCode"/>
+        </w:rPr>
+        <w:t>int</w:t>
+      </w:r>
+      <w:proofErr w:type="spellEnd"/>
+      <w:r>
+        <w:rPr>
+          <w:rStyle w:val="HTMLCode"/>
+        </w:rPr>
+        <w:t xml:space="preserve"> </w:t>
+      </w:r>
+      <w:proofErr w:type="spellStart"/>
+      <w:proofErr w:type="gramStart"/>
+      <w:r>
+        <w:rPr>
+          <w:rStyle w:val="HTMLCode"/>
+        </w:rPr>
+        <w:t>deleteByIdAndOwner</w:t>
+      </w:r>
+      <w:proofErr w:type="spellEnd"/>
+      <w:r>
+        <w:rPr>
+          <w:rStyle w:val="HTMLCode"/>
+        </w:rPr>
+        <w:t>(</w:t>
+      </w:r>
+      <w:proofErr w:type="gramEnd"/>
+      <w:r>
+        <w:rPr>
+          <w:rStyle w:val="HTMLCode"/>
+        </w:rPr>
+        <w:t xml:space="preserve">long </w:t>
+      </w:r>
+      <w:proofErr w:type="spellStart"/>
+      <w:r>
+        <w:rPr>
+          <w:rStyle w:val="HTMLCode"/>
+        </w:rPr>
+        <w:t>portfolioId</w:t>
+      </w:r>
+      <w:proofErr w:type="spellEnd"/>
+      <w:r>
+        <w:rPr>
+          <w:rStyle w:val="HTMLCode"/>
+        </w:rPr>
+        <w:t xml:space="preserve">, long </w:t>
+      </w:r>
+      <w:proofErr w:type="spellStart"/>
+      <w:r>
+        <w:rPr>
+          <w:rStyle w:val="HTMLCode"/>
+        </w:rPr>
+        <w:t>userId</w:t>
+      </w:r>
+      <w:proofErr w:type="spellEnd"/>
+      <w:r>
+        <w:rPr>
+          <w:rStyle w:val="HTMLCode"/>
+        </w:rPr>
+        <w:t>)</w:t>
+      </w:r>
+    </w:p>
+    <w:p>
+      <w:pPr>
+        <w:pStyle w:val="NormalWeb"/>
+      </w:pPr>
+      <w:r>
+        <w:lastRenderedPageBreak/>
+        <w:t xml:space="preserve">This deletes only the row matching both the portfolio ID and owner ID. It returns the number of rows deleted—typically </w:t>
+      </w:r>
+      <w:r>
+        <w:rPr>
+          <w:rStyle w:val="HTMLCode"/>
+        </w:rPr>
+        <w:t>1</w:t>
+      </w:r>
+      <w:r>
+        <w:t xml:space="preserve"> if a portfolio was removed, or </w:t>
+      </w:r>
+      <w:r>
+        <w:rPr>
+          <w:rStyle w:val="HTMLCode"/>
+        </w:rPr>
+        <w:t>0</w:t>
+      </w:r>
+      <w:r>
+        <w:t xml:space="preserve"> if no matching row existed.</w:t>
+      </w:r>
+    </w:p>
+    <w:p>
+      <w:pPr>
+        <w:pStyle w:val="Heading3"/>
+      </w:pPr>
+      <w:r>
+        <w:t>7. Check whether a portfolio has holdings</w:t>
+      </w:r>
+    </w:p>
+    <w:p>
+      <w:pPr>
+        <w:pStyle w:val="HTMLPreformatted"/>
+      </w:pPr>
+      <w:r>
+        <w:rPr>
+          <w:rStyle w:val="HTMLCode"/>
+        </w:rPr>
+        <w:t xml:space="preserve">public </w:t>
+      </w:r>
+      <w:proofErr w:type="spellStart"/>
+      <w:r>
+        <w:rPr>
+          <w:rStyle w:val="HTMLCode"/>
+        </w:rPr>
+        <w:t>boolean</w:t>
+      </w:r>
+      <w:proofErr w:type="spellEnd"/>
+      <w:r>
+        <w:rPr>
+          <w:rStyle w:val="HTMLCode"/>
+        </w:rPr>
+        <w:t xml:space="preserve"> </w:t>
+      </w:r>
+      <w:proofErr w:type="spellStart"/>
+      <w:proofErr w:type="gramStart"/>
+      <w:r>
+        <w:rPr>
+          <w:rStyle w:val="HTMLCode"/>
+        </w:rPr>
+        <w:t>hasHoldings</w:t>
+      </w:r>
+      <w:proofErr w:type="spellEnd"/>
+      <w:r>
+        <w:rPr>
+          <w:rStyle w:val="HTMLCode"/>
+        </w:rPr>
+        <w:t>(</w:t>
+      </w:r>
+      <w:proofErr w:type="gramEnd"/>
+      <w:r>
+        <w:rPr>
+          <w:rStyle w:val="HTMLCode"/>
+        </w:rPr>
+        <w:t xml:space="preserve">long </w:t>
+      </w:r>
+      <w:proofErr w:type="spellStart"/>
+      <w:r>
+        <w:rPr>
+          <w:rStyle w:val="HTMLCode"/>
+        </w:rPr>
+        <w:t>portfolioId</w:t>
+      </w:r>
+      <w:proofErr w:type="spellEnd"/>
+      <w:r>
+        <w:rPr>
+          <w:rStyle w:val="HTMLCode"/>
+        </w:rPr>
+        <w:t>)</w:t>
+      </w:r>
+    </w:p>
+    <w:p>
+      <w:pPr>
+        <w:pStyle w:val="NormalWeb"/>
+      </w:pPr>
+      <w:r>
+        <w:t xml:space="preserve">The query checks whether at least one row exists in </w:t>
+      </w:r>
+      <w:r>
+        <w:rPr>
+          <w:rStyle w:val="HTMLCode"/>
+        </w:rPr>
+        <w:t>holdings</w:t>
+      </w:r>
+      <w:r>
+        <w:t xml:space="preserve"> for the given portfolio:</w:t>
+      </w:r>
+    </w:p>
+    <w:p>
+      <w:pPr>
+        <w:pStyle w:val="HTMLPreformatted"/>
+        <w:rPr>
+          <w:rStyle w:val="HTMLCode"/>
+        </w:rPr>
+      </w:pPr>
+      <w:r>
+        <w:rPr>
+          <w:rStyle w:val="HTMLCode"/>
+        </w:rPr>
+        <w:t>SELECT EXISTS (</w:t>
+      </w:r>
+    </w:p>
+    <w:p>
+      <w:pPr>
+        <w:pStyle w:val="HTMLPreformatted"/>
+        <w:rPr>
+          <w:rStyle w:val="HTMLCode"/>
+        </w:rPr>
+      </w:pPr>
+      <w:r>
+        <w:rPr>
+          <w:rStyle w:val="HTMLCode"/>
+        </w:rPr>
+        <w:t xml:space="preserve">    SELECT 1 FROM holdings WHERE </w:t>
+      </w:r>
+      <w:proofErr w:type="spellStart"/>
+      <w:r>
+        <w:rPr>
+          <w:rStyle w:val="HTMLCode"/>
+        </w:rPr>
+        <w:t>portfolio_id</w:t>
+      </w:r>
+      <w:proofErr w:type="spellEnd"/>
+      <w:r>
+        <w:rPr>
+          <w:rStyle w:val="HTMLCode"/>
+        </w:rPr>
+        <w:t xml:space="preserve"> </w:t>
+      </w:r>
+      <w:proofErr w:type="gramStart"/>
+      <w:r>
+        <w:rPr>
+          <w:rStyle w:val="HTMLCode"/>
+        </w:rPr>
+        <w:t>= ?</w:t>
+      </w:r>
+      <w:proofErr w:type="gramEnd"/>
+    </w:p>
+    <w:p>
+      <w:pPr>
+        <w:pStyle w:val="HTMLPreformatted"/>
+      </w:pPr>
+      <w:r>
+        <w:rPr>
+          <w:rStyle w:val="HTMLCode"/>
+        </w:rPr>
+        <w:t>)</w:t>
+      </w:r>
+    </w:p>
+    <w:p>
+      <w:pPr>
+        <w:pStyle w:val="NormalWeb"/>
+      </w:pPr>
+      <w:r>
+        <w:t xml:space="preserve">The result is converted to a Java </w:t>
+      </w:r>
+      <w:r>
+        <w:rPr>
+          <w:rStyle w:val="HTMLCode"/>
+        </w:rPr>
+        <w:t>Boolean</w:t>
+      </w:r>
+      <w:r>
+        <w:t xml:space="preserve">, then </w:t>
+      </w:r>
+      <w:proofErr w:type="spellStart"/>
+      <w:proofErr w:type="gramStart"/>
+      <w:r>
+        <w:rPr>
+          <w:rStyle w:val="HTMLCode"/>
+        </w:rPr>
+        <w:t>Boolean.TRUE.equals</w:t>
+      </w:r>
+      <w:proofErr w:type="spellEnd"/>
+      <w:proofErr w:type="gramEnd"/>
+      <w:r>
+        <w:rPr>
+          <w:rStyle w:val="HTMLCode"/>
+        </w:rPr>
+        <w:t>(exists)</w:t>
+      </w:r>
+      <w:r>
+        <w:t xml:space="preserve"> safely returns </w:t>
+      </w:r>
+      <w:r>
+        <w:rPr>
+          <w:rStyle w:val="HTMLCode"/>
+        </w:rPr>
+        <w:t>true</w:t>
+      </w:r>
+      <w:r>
+        <w:t xml:space="preserve"> only if the query result is </w:t>
+      </w:r>
+      <w:r>
+        <w:rPr>
+          <w:rStyle w:val="HTMLCode"/>
+        </w:rPr>
+        <w:t>true</w:t>
+      </w:r>
+      <w:r>
+        <w:t>.</w:t>
+      </w:r>
+    </w:p>
+    <w:p>
+      <w:pPr>
+        <w:pStyle w:val="NormalWeb"/>
+      </w:pPr>
+      <w:r>
+        <w:rPr>
+          <w:rStyle w:val="Strong"/>
+        </w:rPr>
+        <w:t>Overall flow:</w:t>
+      </w:r>
+      <w:r>
+        <w:t xml:space="preserve"> the repository creates portfolios, retrieves them by owner, deletes an owner’s portfolio, and checks whether a portfolio contains holdings.</w:t>
+      </w:r>
+    </w:p>
+    <w:p>
+      <w:pPr>
+        <w:spacing w:before="100" w:beforeAutospacing="1" w:after="100" w:afterAutospacing="1" w:line="240" w:lineRule="auto"/>
+        <w:rPr>
+          <w:rFonts w:ascii="Times New Roman" w:eastAsia="Times New Roman" w:hAnsi="Times New Roman" w:cs="Times New Roman"/>
+          <w:sz w:val="24"/>
+          <w:szCs w:val="24"/>
+        </w:rPr>
+      </w:pPr>
+    </w:p>
+    <w:p>
+      <w:pPr>
+        <w:spacing w:before="100" w:beforeAutospacing="1" w:after="100" w:afterAutospacing="1" w:line="240" w:lineRule="auto"/>
+        <w:rPr>
+          <w:rFonts w:ascii="Times New Roman" w:eastAsia="Times New Roman" w:hAnsi="Times New Roman" w:cs="Times New Roman"/>
+          <w:sz w:val="24"/>
+          <w:szCs w:val="24"/>
+        </w:rPr>
+      </w:pPr>
+      <w:r>
+        <w:rPr>
+          <w:rFonts w:ascii="Times New Roman" w:eastAsia="Times New Roman" w:hAnsi="Times New Roman" w:cs="Times New Roman"/>
+          <w:sz w:val="24"/>
+          <w:szCs w:val="24"/>
+        </w:rPr>
+        <w:t>--------------------------------------------------------------------------------------------------------------</w:t>
+      </w:r>
+    </w:p>
+    <w:p>
+      <w:pPr>
+        <w:spacing w:before="100" w:beforeAutospacing="1" w:after="100" w:afterAutospacing="1" w:line="240" w:lineRule="auto"/>
+        <w:rPr>
+          <w:rFonts w:ascii="Times New Roman" w:eastAsia="Times New Roman" w:hAnsi="Times New Roman" w:cs="Times New Roman"/>
+          <w:sz w:val="24"/>
+          <w:szCs w:val="24"/>
+        </w:rPr>
+      </w:pPr>
+    </w:p>
+    <w:p>
+      <w:pPr>
+        <w:pStyle w:val="NormalWeb"/>
+      </w:pPr>
+      <w:proofErr w:type="spellStart"/>
+      <w:r>
+        <w:rPr>
+          <w:rStyle w:val="HTMLCode"/>
+        </w:rPr>
+        <w:t>HoldingRepository</w:t>
+      </w:r>
+      <w:proofErr w:type="spellEnd"/>
+      <w:r>
+        <w:t xml:space="preserve"> is the database access layer for holdings. It uses Spring’s </w:t>
+      </w:r>
+      <w:proofErr w:type="spellStart"/>
+      <w:r>
+        <w:rPr>
+          <w:rStyle w:val="HTMLCode"/>
+        </w:rPr>
+        <w:t>JdbcTemplate</w:t>
+      </w:r>
+      <w:proofErr w:type="spellEnd"/>
+      <w:r>
+        <w:t xml:space="preserve"> to run SQL and turns database rows into </w:t>
+      </w:r>
+      <w:r>
+        <w:rPr>
+          <w:rStyle w:val="HTMLCode"/>
+        </w:rPr>
+        <w:t>Holding</w:t>
+      </w:r>
+      <w:r>
+        <w:t xml:space="preserve"> objects.</w:t>
+      </w:r>
+    </w:p>
+    <w:p>
+      <w:pPr>
+        <w:pStyle w:val="Heading3"/>
+      </w:pPr>
+      <w:r>
+        <w:t xml:space="preserve">1. Map a database row to a </w:t>
+      </w:r>
+      <w:r>
+        <w:rPr>
+          <w:rStyle w:val="HTMLCode"/>
+          <w:rFonts w:eastAsiaTheme="majorEastAsia"/>
+        </w:rPr>
+        <w:t>Holding</w:t>
+      </w:r>
+    </w:p>
+    <w:p>
+      <w:pPr>
+        <w:pStyle w:val="HTMLPreformatted"/>
+      </w:pPr>
+      <w:r>
+        <w:rPr>
+          <w:rStyle w:val="HTMLCode"/>
+        </w:rPr>
+        <w:t xml:space="preserve">private static final </w:t>
+      </w:r>
+      <w:proofErr w:type="spellStart"/>
+      <w:r>
+        <w:rPr>
+          <w:rStyle w:val="HTMLCode"/>
+        </w:rPr>
+        <w:t>RowMapper</w:t>
+      </w:r>
+      <w:proofErr w:type="spellEnd"/>
+      <w:r>
+        <w:rPr>
+          <w:rStyle w:val="HTMLCode"/>
+        </w:rPr>
+        <w:t>&lt;Holding&gt; HOLDING_MAPPER = ...</w:t>
+      </w:r>
+    </w:p>
+    <w:p>
+      <w:pPr>
+        <w:pStyle w:val="NormalWeb"/>
+      </w:pPr>
+      <w:r>
+        <w:t>For each row, the mapper reads:</w:t>
+      </w:r>
+    </w:p>
+    <w:p>
+      <w:pPr>
+        <w:numPr>
+          <w:ilvl w:val="0"/>
+          <w:numId w:val="32"/>
+        </w:numPr>
+        <w:spacing w:before="100" w:beforeAutospacing="1" w:after="100" w:afterAutospacing="1" w:line="240" w:lineRule="auto"/>
+      </w:pPr>
+      <w:proofErr w:type="spellStart"/>
+      <w:r>
+        <w:rPr>
+          <w:rStyle w:val="HTMLCode"/>
+          <w:rFonts w:eastAsiaTheme="minorHAnsi"/>
+        </w:rPr>
+        <w:t>units_owned</w:t>
+      </w:r>
+      <w:proofErr w:type="spellEnd"/>
+      <w:r>
+        <w:t xml:space="preserve"> into </w:t>
+      </w:r>
+      <w:r>
+        <w:rPr>
+          <w:rStyle w:val="HTMLCode"/>
+          <w:rFonts w:eastAsiaTheme="minorHAnsi"/>
+        </w:rPr>
+        <w:t>units</w:t>
+      </w:r>
+    </w:p>
+    <w:p>
+      <w:pPr>
+        <w:numPr>
+          <w:ilvl w:val="0"/>
+          <w:numId w:val="32"/>
+        </w:numPr>
+        <w:spacing w:before="100" w:beforeAutospacing="1" w:after="100" w:afterAutospacing="1" w:line="240" w:lineRule="auto"/>
+      </w:pPr>
+      <w:proofErr w:type="spellStart"/>
+      <w:r>
+        <w:rPr>
+          <w:rStyle w:val="HTMLCode"/>
+          <w:rFonts w:eastAsiaTheme="minorHAnsi"/>
+        </w:rPr>
+        <w:t>average_purchase_price</w:t>
+      </w:r>
+      <w:proofErr w:type="spellEnd"/>
+      <w:r>
+        <w:t xml:space="preserve"> into </w:t>
+      </w:r>
+      <w:r>
+        <w:rPr>
+          <w:rStyle w:val="HTMLCode"/>
+          <w:rFonts w:eastAsiaTheme="minorHAnsi"/>
+        </w:rPr>
+        <w:t>price</w:t>
+      </w:r>
+    </w:p>
+    <w:p>
+      <w:pPr>
+        <w:pStyle w:val="NormalWeb"/>
+      </w:pPr>
+      <w:r>
+        <w:t>It then calculates the holding’s value:</w:t>
+      </w:r>
+    </w:p>
+    <w:p>
+      <w:pPr>
+        <w:pStyle w:val="HTMLPreformatted"/>
+      </w:pPr>
+      <w:proofErr w:type="spellStart"/>
+      <w:proofErr w:type="gramStart"/>
+      <w:r>
+        <w:rPr>
+          <w:rStyle w:val="HTMLCode"/>
+        </w:rPr>
+        <w:t>units.multiply</w:t>
+      </w:r>
+      <w:proofErr w:type="spellEnd"/>
+      <w:proofErr w:type="gramEnd"/>
+      <w:r>
+        <w:rPr>
+          <w:rStyle w:val="HTMLCode"/>
+        </w:rPr>
+        <w:t>(price).</w:t>
+      </w:r>
+      <w:proofErr w:type="spellStart"/>
+      <w:r>
+        <w:rPr>
+          <w:rStyle w:val="HTMLCode"/>
+        </w:rPr>
+        <w:t>setScale</w:t>
+      </w:r>
+      <w:proofErr w:type="spellEnd"/>
+      <w:r>
+        <w:rPr>
+          <w:rStyle w:val="HTMLCode"/>
+        </w:rPr>
+        <w:t xml:space="preserve">(2, </w:t>
+      </w:r>
+      <w:proofErr w:type="spellStart"/>
+      <w:r>
+        <w:rPr>
+          <w:rStyle w:val="HTMLCode"/>
+        </w:rPr>
+        <w:t>RoundingMode.HALF_UP</w:t>
+      </w:r>
+      <w:proofErr w:type="spellEnd"/>
+      <w:r>
+        <w:rPr>
+          <w:rStyle w:val="HTMLCode"/>
+        </w:rPr>
+        <w:t>)</w:t>
+      </w:r>
+    </w:p>
+    <w:p>
+      <w:pPr>
+        <w:pStyle w:val="NormalWeb"/>
+      </w:pPr>
+      <w:r>
+        <w:t xml:space="preserve">That multiplies the units by the average purchase price and rounds the result to two decimal places using the usual “half up” rule. The mapper passes the ID, portfolio ID, investment name, ticker, units, price, calculated value, and timestamps to the </w:t>
+      </w:r>
+      <w:r>
+        <w:rPr>
+          <w:rStyle w:val="HTMLCode"/>
+        </w:rPr>
+        <w:t>Holding</w:t>
+      </w:r>
+      <w:r>
+        <w:t xml:space="preserve"> constructor.</w:t>
+      </w:r>
+    </w:p>
+    <w:p>
+      <w:pPr>
+        <w:pStyle w:val="Heading3"/>
+      </w:pPr>
+      <w:r>
+        <w:t>2. Keep the database helper</w:t>
+      </w:r>
+    </w:p>
+    <w:p>
+      <w:pPr>
+        <w:pStyle w:val="HTMLPreformatted"/>
+        <w:rPr>
+          <w:rStyle w:val="HTMLCode"/>
+        </w:rPr>
+      </w:pPr>
+      <w:r>
+        <w:rPr>
+          <w:rStyle w:val="HTMLCode"/>
+        </w:rPr>
+        <w:t xml:space="preserve">private final </w:t>
+      </w:r>
+      <w:proofErr w:type="spellStart"/>
+      <w:r>
+        <w:rPr>
+          <w:rStyle w:val="HTMLCode"/>
+        </w:rPr>
+        <w:t>JdbcTemplate</w:t>
+      </w:r>
+      <w:proofErr w:type="spellEnd"/>
+      <w:r>
+        <w:rPr>
+          <w:rStyle w:val="HTMLCode"/>
+        </w:rPr>
+        <w:t xml:space="preserve"> </w:t>
+      </w:r>
+      <w:proofErr w:type="spellStart"/>
+      <w:r>
+        <w:rPr>
+          <w:rStyle w:val="HTMLCode"/>
+        </w:rPr>
+        <w:t>jdbc</w:t>
+      </w:r>
+      <w:proofErr w:type="spellEnd"/>
+      <w:r>
+        <w:rPr>
+          <w:rStyle w:val="HTMLCode"/>
+        </w:rPr>
+        <w:t>;</w:t>
+      </w:r>
+    </w:p>
+    <w:p>
+      <w:pPr>
+        <w:pStyle w:val="HTMLPreformatted"/>
+        <w:rPr>
+          <w:rStyle w:val="HTMLCode"/>
+        </w:rPr>
+      </w:pPr>
+    </w:p>
+    <w:p>
+      <w:pPr>
+        <w:pStyle w:val="HTMLPreformatted"/>
+        <w:rPr>
+          <w:rStyle w:val="HTMLCode"/>
+        </w:rPr>
+      </w:pPr>
+      <w:r>
+        <w:rPr>
+          <w:rStyle w:val="HTMLCode"/>
+        </w:rPr>
+        <w:t xml:space="preserve">public </w:t>
+      </w:r>
+      <w:proofErr w:type="spellStart"/>
+      <w:proofErr w:type="gramStart"/>
+      <w:r>
+        <w:rPr>
+          <w:rStyle w:val="HTMLCode"/>
+        </w:rPr>
+        <w:t>HoldingRepository</w:t>
+      </w:r>
+      <w:proofErr w:type="spellEnd"/>
+      <w:r>
+        <w:rPr>
+          <w:rStyle w:val="HTMLCode"/>
+        </w:rPr>
+        <w:t>(</w:t>
+      </w:r>
+      <w:proofErr w:type="spellStart"/>
+      <w:proofErr w:type="gramEnd"/>
+      <w:r>
+        <w:rPr>
+          <w:rStyle w:val="HTMLCode"/>
+        </w:rPr>
+        <w:t>JdbcTemplate</w:t>
+      </w:r>
+      <w:proofErr w:type="spellEnd"/>
+      <w:r>
+        <w:rPr>
+          <w:rStyle w:val="HTMLCode"/>
+        </w:rPr>
+        <w:t xml:space="preserve"> </w:t>
+      </w:r>
+      <w:proofErr w:type="spellStart"/>
+      <w:r>
+        <w:rPr>
+          <w:rStyle w:val="HTMLCode"/>
+        </w:rPr>
+        <w:t>jdbc</w:t>
+      </w:r>
+      <w:proofErr w:type="spellEnd"/>
+      <w:r>
+        <w:rPr>
+          <w:rStyle w:val="HTMLCode"/>
+        </w:rPr>
+        <w:t>) {</w:t>
+      </w:r>
+    </w:p>
+    <w:p>
+      <w:pPr>
+        <w:pStyle w:val="HTMLPreformatted"/>
+        <w:rPr>
+          <w:rStyle w:val="HTMLCode"/>
+        </w:rPr>
+      </w:pPr>
+      <w:r>
+        <w:rPr>
+          <w:rStyle w:val="HTMLCode"/>
+        </w:rPr>
+        <w:lastRenderedPageBreak/>
+        <w:t xml:space="preserve">    </w:t>
+      </w:r>
+      <w:proofErr w:type="spellStart"/>
+      <w:proofErr w:type="gramStart"/>
+      <w:r>
+        <w:rPr>
+          <w:rStyle w:val="HTMLCode"/>
+        </w:rPr>
+        <w:t>this.jdbc</w:t>
+      </w:r>
+      <w:proofErr w:type="spellEnd"/>
+      <w:proofErr w:type="gramEnd"/>
+      <w:r>
+        <w:rPr>
+          <w:rStyle w:val="HTMLCode"/>
+        </w:rPr>
+        <w:t xml:space="preserve"> = </w:t>
+      </w:r>
+      <w:proofErr w:type="spellStart"/>
+      <w:r>
+        <w:rPr>
+          <w:rStyle w:val="HTMLCode"/>
+        </w:rPr>
+        <w:t>jdbc</w:t>
+      </w:r>
+      <w:proofErr w:type="spellEnd"/>
+      <w:r>
+        <w:rPr>
+          <w:rStyle w:val="HTMLCode"/>
+        </w:rPr>
+        <w:t>;</w:t>
+      </w:r>
+    </w:p>
+    <w:p>
+      <w:pPr>
+        <w:pStyle w:val="HTMLPreformatted"/>
+      </w:pPr>
+      <w:r>
+        <w:rPr>
+          <w:rStyle w:val="HTMLCode"/>
+        </w:rPr>
+        <w:t>}</w:t>
+      </w:r>
+    </w:p>
+    <w:p>
+      <w:pPr>
+        <w:pStyle w:val="NormalWeb"/>
+      </w:pPr>
+      <w:r>
+        <w:t xml:space="preserve">Spring supplies a </w:t>
+      </w:r>
+      <w:proofErr w:type="spellStart"/>
+      <w:r>
+        <w:rPr>
+          <w:rStyle w:val="HTMLCode"/>
+        </w:rPr>
+        <w:t>JdbcTemplate</w:t>
+      </w:r>
+      <w:proofErr w:type="spellEnd"/>
+      <w:r>
+        <w:t xml:space="preserve"> to the constructor. The repository uses it for all database operations.</w:t>
+      </w:r>
+    </w:p>
+    <w:p>
+      <w:pPr>
+        <w:pStyle w:val="Heading3"/>
+      </w:pPr>
+      <w:r>
+        <w:t>3. Create a holding</w:t>
+      </w:r>
+    </w:p>
+    <w:p>
+      <w:pPr>
+        <w:pStyle w:val="HTMLPreformatted"/>
+      </w:pPr>
+      <w:r>
+        <w:rPr>
+          <w:rStyle w:val="HTMLCode"/>
+        </w:rPr>
+        <w:t>public long create(...)</w:t>
+      </w:r>
+    </w:p>
+    <w:p>
+      <w:pPr>
+        <w:pStyle w:val="NormalWeb"/>
+      </w:pPr>
+      <w:r>
+        <w:t>The method inserts a holding with its portfolio, display name, normalized name, ticker, units, and average purchase price.</w:t>
+      </w:r>
+    </w:p>
+    <w:p>
+      <w:pPr>
+        <w:pStyle w:val="NormalWeb"/>
+      </w:pPr>
+      <w:r>
+        <w:t xml:space="preserve">The database generates the new holding ID. </w:t>
+      </w:r>
+      <w:proofErr w:type="spellStart"/>
+      <w:r>
+        <w:rPr>
+          <w:rStyle w:val="HTMLCode"/>
+        </w:rPr>
+        <w:t>GeneratedKeyHolder</w:t>
+      </w:r>
+      <w:proofErr w:type="spellEnd"/>
+      <w:r>
+        <w:t xml:space="preserve"> captures it, and the method returns it as a </w:t>
+      </w:r>
+      <w:r>
+        <w:rPr>
+          <w:rStyle w:val="HTMLCode"/>
+        </w:rPr>
+        <w:t>long</w:t>
+      </w:r>
+      <w:r>
+        <w:t xml:space="preserve">. If the database does not return an ID, the method throws an </w:t>
+      </w:r>
+      <w:proofErr w:type="spellStart"/>
+      <w:r>
+        <w:rPr>
+          <w:rStyle w:val="HTMLCode"/>
+        </w:rPr>
+        <w:t>IllegalStateException</w:t>
+      </w:r>
+      <w:proofErr w:type="spellEnd"/>
+      <w:r>
+        <w:t>.</w:t>
+      </w:r>
+    </w:p>
+    <w:p>
+      <w:pPr>
+        <w:pStyle w:val="NormalWeb"/>
+      </w:pPr>
+      <w:proofErr w:type="spellStart"/>
+      <w:r>
+        <w:rPr>
+          <w:rStyle w:val="HTMLCode"/>
+        </w:rPr>
+        <w:t>normalizedName</w:t>
+      </w:r>
+      <w:proofErr w:type="spellEnd"/>
+      <w:r>
+        <w:t xml:space="preserve"> is stored separately from </w:t>
+      </w:r>
+      <w:r>
+        <w:rPr>
+          <w:rStyle w:val="HTMLCode"/>
+        </w:rPr>
+        <w:t>name</w:t>
+      </w:r>
+      <w:r>
+        <w:t>, likely so application code can compare or search names consistently. Its exact normalization rules are determined by the caller.</w:t>
+      </w:r>
+    </w:p>
+    <w:p>
+      <w:pPr>
+        <w:pStyle w:val="Heading3"/>
+      </w:pPr>
+      <w:r>
+        <w:t>4. List holdings in a portfolio owned by a user</w:t>
+      </w:r>
+    </w:p>
+    <w:p>
+      <w:pPr>
+        <w:pStyle w:val="HTMLPreformatted"/>
+      </w:pPr>
+      <w:r>
+        <w:rPr>
+          <w:rStyle w:val="HTMLCode"/>
+        </w:rPr>
+        <w:t xml:space="preserve">public List&lt;Holding&gt; </w:t>
+      </w:r>
+      <w:proofErr w:type="spellStart"/>
+      <w:proofErr w:type="gramStart"/>
+      <w:r>
+        <w:rPr>
+          <w:rStyle w:val="HTMLCode"/>
+        </w:rPr>
+        <w:t>findAllByPortfolioAndOwner</w:t>
+      </w:r>
+      <w:proofErr w:type="spellEnd"/>
+      <w:r>
+        <w:rPr>
+          <w:rStyle w:val="HTMLCode"/>
+        </w:rPr>
+        <w:t>(</w:t>
+      </w:r>
+      <w:proofErr w:type="gramEnd"/>
+      <w:r>
+        <w:rPr>
+          <w:rStyle w:val="HTMLCode"/>
+        </w:rPr>
+        <w:t xml:space="preserve">long </w:t>
+      </w:r>
+      <w:proofErr w:type="spellStart"/>
+      <w:r>
+        <w:rPr>
+          <w:rStyle w:val="HTMLCode"/>
+        </w:rPr>
+        <w:t>portfolioId</w:t>
+      </w:r>
+      <w:proofErr w:type="spellEnd"/>
+      <w:r>
+        <w:rPr>
+          <w:rStyle w:val="HTMLCode"/>
+        </w:rPr>
+        <w:t xml:space="preserve">, long </w:t>
+      </w:r>
+      <w:proofErr w:type="spellStart"/>
+      <w:r>
+        <w:rPr>
+          <w:rStyle w:val="HTMLCode"/>
+        </w:rPr>
+        <w:t>userId</w:t>
+      </w:r>
+      <w:proofErr w:type="spellEnd"/>
+      <w:r>
+        <w:rPr>
+          <w:rStyle w:val="HTMLCode"/>
+        </w:rPr>
+        <w:t>)</w:t>
+      </w:r>
+    </w:p>
+    <w:p>
+      <w:pPr>
+        <w:pStyle w:val="NormalWeb"/>
+      </w:pPr>
+      <w:r>
+        <w:t xml:space="preserve">The query joins </w:t>
+      </w:r>
+      <w:r>
+        <w:rPr>
+          <w:rStyle w:val="HTMLCode"/>
+        </w:rPr>
+        <w:t>holdings</w:t>
+      </w:r>
+      <w:r>
+        <w:t xml:space="preserve"> to </w:t>
+      </w:r>
+      <w:r>
+        <w:rPr>
+          <w:rStyle w:val="HTMLCode"/>
+        </w:rPr>
+        <w:t>portfolios</w:t>
+      </w:r>
+      <w:r>
+        <w:t>:</w:t>
+      </w:r>
+    </w:p>
+    <w:p>
+      <w:pPr>
+        <w:pStyle w:val="HTMLPreformatted"/>
+        <w:rPr>
+          <w:rStyle w:val="HTMLCode"/>
+        </w:rPr>
+      </w:pPr>
+      <w:r>
+        <w:rPr>
+          <w:rStyle w:val="HTMLCode"/>
+        </w:rPr>
+        <w:t xml:space="preserve">JOIN portfolios p ON </w:t>
+      </w:r>
+      <w:proofErr w:type="spellStart"/>
+      <w:proofErr w:type="gramStart"/>
+      <w:r>
+        <w:rPr>
+          <w:rStyle w:val="HTMLCode"/>
+        </w:rPr>
+        <w:t>p.portfolio</w:t>
+      </w:r>
+      <w:proofErr w:type="gramEnd"/>
+      <w:r>
+        <w:rPr>
+          <w:rStyle w:val="HTMLCode"/>
+        </w:rPr>
+        <w:t>_id</w:t>
+      </w:r>
+      <w:proofErr w:type="spellEnd"/>
+      <w:r>
+        <w:rPr>
+          <w:rStyle w:val="HTMLCode"/>
+        </w:rPr>
+        <w:t xml:space="preserve"> = </w:t>
+      </w:r>
+      <w:proofErr w:type="spellStart"/>
+      <w:r>
+        <w:rPr>
+          <w:rStyle w:val="HTMLCode"/>
+        </w:rPr>
+        <w:t>h.portfolio_id</w:t>
+      </w:r>
+      <w:proofErr w:type="spellEnd"/>
+    </w:p>
+    <w:p>
+      <w:pPr>
+        <w:pStyle w:val="HTMLPreformatted"/>
+      </w:pPr>
+      <w:r>
+        <w:rPr>
+          <w:rStyle w:val="HTMLCode"/>
+        </w:rPr>
+        <w:t xml:space="preserve">WHERE </w:t>
+      </w:r>
+      <w:proofErr w:type="spellStart"/>
+      <w:proofErr w:type="gramStart"/>
+      <w:r>
+        <w:rPr>
+          <w:rStyle w:val="HTMLCode"/>
+        </w:rPr>
+        <w:t>h.portfolio</w:t>
+      </w:r>
+      <w:proofErr w:type="gramEnd"/>
+      <w:r>
+        <w:rPr>
+          <w:rStyle w:val="HTMLCode"/>
+        </w:rPr>
+        <w:t>_id</w:t>
+      </w:r>
+      <w:proofErr w:type="spellEnd"/>
+      <w:r>
+        <w:rPr>
+          <w:rStyle w:val="HTMLCode"/>
+        </w:rPr>
+        <w:t xml:space="preserve"> = ? AND </w:t>
+      </w:r>
+      <w:proofErr w:type="spellStart"/>
+      <w:r>
+        <w:rPr>
+          <w:rStyle w:val="HTMLCode"/>
+        </w:rPr>
+        <w:t>p.user_id</w:t>
+      </w:r>
+      <w:proofErr w:type="spellEnd"/>
+      <w:r>
+        <w:rPr>
+          <w:rStyle w:val="HTMLCode"/>
+        </w:rPr>
+        <w:t xml:space="preserve"> </w:t>
+      </w:r>
+      <w:proofErr w:type="gramStart"/>
+      <w:r>
+        <w:rPr>
+          <w:rStyle w:val="HTMLCode"/>
+        </w:rPr>
+        <w:t>= ?</w:t>
+      </w:r>
+      <w:proofErr w:type="gramEnd"/>
+    </w:p>
+    <w:p>
+      <w:pPr>
+        <w:pStyle w:val="NormalWeb"/>
+      </w:pPr>
+      <w:r>
+        <w:t xml:space="preserve">This returns holdings in the requested portfolio only when that portfolio belongs to the specified user. Rows are ordered by holding ID, mapped through </w:t>
+      </w:r>
+      <w:r>
+        <w:rPr>
+          <w:rStyle w:val="HTMLCode"/>
+        </w:rPr>
+        <w:t>HOLDING_MAPPER</w:t>
+      </w:r>
+      <w:r>
+        <w:t>, and returned as a list. The list can be empty.</w:t>
+      </w:r>
+    </w:p>
+    <w:p>
+      <w:pPr>
+        <w:pStyle w:val="Heading3"/>
+      </w:pPr>
+      <w:r>
+        <w:t>5. Find one holding owned by a user</w:t>
+      </w:r>
+    </w:p>
+    <w:p>
+      <w:pPr>
+        <w:pStyle w:val="HTMLPreformatted"/>
+      </w:pPr>
+      <w:r>
+        <w:rPr>
+          <w:rStyle w:val="HTMLCode"/>
+        </w:rPr>
+        <w:t xml:space="preserve">public Optional&lt;Holding&gt; </w:t>
+      </w:r>
+      <w:proofErr w:type="spellStart"/>
+      <w:proofErr w:type="gramStart"/>
+      <w:r>
+        <w:rPr>
+          <w:rStyle w:val="HTMLCode"/>
+        </w:rPr>
+        <w:t>findByIdAndOwner</w:t>
+      </w:r>
+      <w:proofErr w:type="spellEnd"/>
+      <w:r>
+        <w:rPr>
+          <w:rStyle w:val="HTMLCode"/>
+        </w:rPr>
+        <w:t>(</w:t>
+      </w:r>
+      <w:proofErr w:type="gramEnd"/>
+      <w:r>
+        <w:rPr>
+          <w:rStyle w:val="HTMLCode"/>
+        </w:rPr>
+        <w:t xml:space="preserve">long </w:t>
+      </w:r>
+      <w:proofErr w:type="spellStart"/>
+      <w:r>
+        <w:rPr>
+          <w:rStyle w:val="HTMLCode"/>
+        </w:rPr>
+        <w:t>holdingId</w:t>
+      </w:r>
+      <w:proofErr w:type="spellEnd"/>
+      <w:r>
+        <w:rPr>
+          <w:rStyle w:val="HTMLCode"/>
+        </w:rPr>
+        <w:t xml:space="preserve">, long </w:t>
+      </w:r>
+      <w:proofErr w:type="spellStart"/>
+      <w:r>
+        <w:rPr>
+          <w:rStyle w:val="HTMLCode"/>
+        </w:rPr>
+        <w:t>userId</w:t>
+      </w:r>
+      <w:proofErr w:type="spellEnd"/>
+      <w:r>
+        <w:rPr>
+          <w:rStyle w:val="HTMLCode"/>
+        </w:rPr>
+        <w:t>)</w:t>
+      </w:r>
+    </w:p>
+    <w:p>
+      <w:pPr>
+        <w:pStyle w:val="NormalWeb"/>
+      </w:pPr>
+      <w:r>
+        <w:t xml:space="preserve">This also joins holdings to portfolios, then filters by holding ID and portfolio owner. It returns the first matching row as an </w:t>
+      </w:r>
+      <w:r>
+        <w:rPr>
+          <w:rStyle w:val="HTMLCode"/>
+        </w:rPr>
+        <w:t>Optional</w:t>
+      </w:r>
+      <w:r>
+        <w:t xml:space="preserve">, or </w:t>
+      </w:r>
+      <w:proofErr w:type="spellStart"/>
+      <w:r>
+        <w:rPr>
+          <w:rStyle w:val="HTMLCode"/>
+        </w:rPr>
+        <w:t>Optional.empty</w:t>
+      </w:r>
+      <w:proofErr w:type="spellEnd"/>
+      <w:r>
+        <w:rPr>
+          <w:rStyle w:val="HTMLCode"/>
+        </w:rPr>
+        <w:t>()</w:t>
+      </w:r>
+      <w:r>
+        <w:t xml:space="preserve"> if there is no match.</w:t>
+      </w:r>
+    </w:p>
+    <w:p>
+      <w:pPr>
+        <w:pStyle w:val="Heading3"/>
+      </w:pPr>
+      <w:r>
+        <w:t>6. Update a holding owned by a user</w:t>
+      </w:r>
+    </w:p>
+    <w:p>
+      <w:pPr>
+        <w:pStyle w:val="HTMLPreformatted"/>
+      </w:pPr>
+      <w:r>
+        <w:rPr>
+          <w:rStyle w:val="HTMLCode"/>
+        </w:rPr>
+        <w:t xml:space="preserve">public </w:t>
+      </w:r>
+      <w:proofErr w:type="spellStart"/>
+      <w:r>
+        <w:rPr>
+          <w:rStyle w:val="HTMLCode"/>
+        </w:rPr>
+        <w:t>int</w:t>
+      </w:r>
+      <w:proofErr w:type="spellEnd"/>
+      <w:r>
+        <w:rPr>
+          <w:rStyle w:val="HTMLCode"/>
+        </w:rPr>
+        <w:t xml:space="preserve"> </w:t>
+      </w:r>
+      <w:proofErr w:type="spellStart"/>
+      <w:r>
+        <w:rPr>
+          <w:rStyle w:val="HTMLCode"/>
+        </w:rPr>
+        <w:t>updateByIdAndOwner</w:t>
+      </w:r>
+      <w:proofErr w:type="spellEnd"/>
+      <w:r>
+        <w:rPr>
+          <w:rStyle w:val="HTMLCode"/>
+        </w:rPr>
+        <w:t>(...)</w:t>
+      </w:r>
+    </w:p>
+    <w:p>
+      <w:pPr>
+        <w:pStyle w:val="NormalWeb"/>
+      </w:pPr>
+      <w:r>
+        <w:t xml:space="preserve">The update changes the holding’s name, normalized name, ticker, units, and average purchase price. The join to </w:t>
+      </w:r>
+      <w:r>
+        <w:rPr>
+          <w:rStyle w:val="HTMLCode"/>
+        </w:rPr>
+        <w:t>portfolios</w:t>
+      </w:r>
+      <w:r>
+        <w:t xml:space="preserve"> lets the query verify ownership while updating.</w:t>
+      </w:r>
+    </w:p>
+    <w:p>
+      <w:pPr>
+        <w:pStyle w:val="NormalWeb"/>
+      </w:pPr>
+      <w:r>
+        <w:t xml:space="preserve">It returns the number of rows updated—usually </w:t>
+      </w:r>
+      <w:r>
+        <w:rPr>
+          <w:rStyle w:val="HTMLCode"/>
+        </w:rPr>
+        <w:t>1</w:t>
+      </w:r>
+      <w:r>
+        <w:t xml:space="preserve"> for a match and </w:t>
+      </w:r>
+      <w:r>
+        <w:rPr>
+          <w:rStyle w:val="HTMLCode"/>
+        </w:rPr>
+        <w:t>0</w:t>
+      </w:r>
+      <w:r>
+        <w:t xml:space="preserve"> when no holding with that ID belongs to the user.</w:t>
+      </w:r>
+    </w:p>
+    <w:p>
+      <w:pPr>
+        <w:pStyle w:val="Heading3"/>
+      </w:pPr>
+      <w:r>
+        <w:lastRenderedPageBreak/>
+        <w:t>7. Delete a holding owned by a user</w:t>
+      </w:r>
+    </w:p>
+    <w:p>
+      <w:pPr>
+        <w:pStyle w:val="HTMLPreformatted"/>
+      </w:pPr>
+      <w:r>
+        <w:rPr>
+          <w:rStyle w:val="HTMLCode"/>
+        </w:rPr>
+        <w:t xml:space="preserve">public </w:t>
+      </w:r>
+      <w:proofErr w:type="spellStart"/>
+      <w:r>
+        <w:rPr>
+          <w:rStyle w:val="HTMLCode"/>
+        </w:rPr>
+        <w:t>int</w:t>
+      </w:r>
+      <w:proofErr w:type="spellEnd"/>
+      <w:r>
+        <w:rPr>
+          <w:rStyle w:val="HTMLCode"/>
+        </w:rPr>
+        <w:t xml:space="preserve"> </w:t>
+      </w:r>
+      <w:proofErr w:type="spellStart"/>
+      <w:proofErr w:type="gramStart"/>
+      <w:r>
+        <w:rPr>
+          <w:rStyle w:val="HTMLCode"/>
+        </w:rPr>
+        <w:t>deleteByIdAndOwner</w:t>
+      </w:r>
+      <w:proofErr w:type="spellEnd"/>
+      <w:r>
+        <w:rPr>
+          <w:rStyle w:val="HTMLCode"/>
+        </w:rPr>
+        <w:t>(</w:t>
+      </w:r>
+      <w:proofErr w:type="gramEnd"/>
+      <w:r>
+        <w:rPr>
+          <w:rStyle w:val="HTMLCode"/>
+        </w:rPr>
+        <w:t xml:space="preserve">long </w:t>
+      </w:r>
+      <w:proofErr w:type="spellStart"/>
+      <w:r>
+        <w:rPr>
+          <w:rStyle w:val="HTMLCode"/>
+        </w:rPr>
+        <w:t>holdingId</w:t>
+      </w:r>
+      <w:proofErr w:type="spellEnd"/>
+      <w:r>
+        <w:rPr>
+          <w:rStyle w:val="HTMLCode"/>
+        </w:rPr>
+        <w:t xml:space="preserve">, long </w:t>
+      </w:r>
+      <w:proofErr w:type="spellStart"/>
+      <w:r>
+        <w:rPr>
+          <w:rStyle w:val="HTMLCode"/>
+        </w:rPr>
+        <w:t>userId</w:t>
+      </w:r>
+      <w:proofErr w:type="spellEnd"/>
+      <w:r>
+        <w:rPr>
+          <w:rStyle w:val="HTMLCode"/>
+        </w:rPr>
+        <w:t>)</w:t>
+      </w:r>
+    </w:p>
+    <w:p>
+      <w:pPr>
+        <w:pStyle w:val="NormalWeb"/>
+      </w:pPr>
+      <w:r>
+        <w:t>This deletes the holding only if its portfolio belongs to the specified user. It returns the number of rows deleted.</w:t>
+      </w:r>
+    </w:p>
+    <w:p>
+      <w:pPr>
+        <w:pStyle w:val="NormalWeb"/>
+      </w:pPr>
+      <w:r>
+        <w:rPr>
+          <w:rStyle w:val="Strong"/>
+        </w:rPr>
+        <w:t>Overall:</w:t>
+      </w:r>
+      <w:r>
+        <w:t xml:space="preserve"> every operation involving an existing holding checks ownership through its parent portfolio. The repository creates holdings, lists and finds them, updates them, and deletes them.</w:t>
+      </w:r>
+    </w:p>
+    <w:p>
+      <w:pPr>
+        <w:spacing w:before="100" w:beforeAutospacing="1" w:after="100" w:afterAutospacing="1" w:line="240" w:lineRule="auto"/>
+        <w:rPr>
+          <w:rFonts w:ascii="Times New Roman" w:eastAsia="Times New Roman" w:hAnsi="Times New Roman" w:cs="Times New Roman"/>
+          <w:sz w:val="24"/>
+          <w:szCs w:val="24"/>
+        </w:rPr>
+      </w:pPr>
+    </w:p>
+    <w:p>
+      <w:pPr>
+        <w:spacing w:before="100" w:beforeAutospacing="1" w:after="100" w:afterAutospacing="1" w:line="240" w:lineRule="auto"/>
+        <w:rPr>
+          <w:rFonts w:ascii="Times New Roman" w:eastAsia="Times New Roman" w:hAnsi="Times New Roman" w:cs="Times New Roman"/>
+          <w:sz w:val="24"/>
+          <w:szCs w:val="24"/>
+        </w:rPr>
+      </w:pPr>
+      <w:r>
+        <w:rPr>
+          <w:rFonts w:ascii="Times New Roman" w:eastAsia="Times New Roman" w:hAnsi="Times New Roman" w:cs="Times New Roman"/>
+          <w:sz w:val="24"/>
+          <w:szCs w:val="24"/>
+        </w:rPr>
+        <w:t>--------------------------------------------------------------------------------------------------------------------</w:t>
+      </w:r>
+    </w:p>
+    <w:p>
+      <w:pPr>
+        <w:spacing w:before="100" w:beforeAutospacing="1" w:after="100" w:afterAutospacing="1" w:line="240" w:lineRule="auto"/>
+        <w:rPr>
+          <w:rFonts w:ascii="Times New Roman" w:eastAsia="Times New Roman" w:hAnsi="Times New Roman" w:cs="Times New Roman"/>
+          <w:sz w:val="24"/>
+          <w:szCs w:val="24"/>
+        </w:rPr>
+      </w:pPr>
+    </w:p>
+    <w:p>
+      <w:pPr>
+        <w:pStyle w:val="NormalWeb"/>
+      </w:pPr>
+      <w:r>
+        <w:t>T</w:t>
+      </w:r>
+      <w:r>
+        <w:t xml:space="preserve">race a complete request through the app—for example, how creating a holding flows from the controller, through the service, into </w:t>
+      </w:r>
+      <w:proofErr w:type="spellStart"/>
+      <w:r>
+        <w:rPr>
+          <w:rStyle w:val="HTMLCode"/>
+        </w:rPr>
+        <w:t>HoldingRepository</w:t>
+      </w:r>
+      <w:proofErr w:type="spellEnd"/>
+      <w:r>
+        <w:t>, and back as a response.</w:t>
+      </w:r>
       <w:bookmarkStart w:id="0" w:name="_GoBack"/>
       <w:bookmarkEnd w:id="0"/>
-      <w:r>
+    </w:p>
+    <w:p>
+      <w:pPr>
+        <w:pStyle w:val="NormalWeb"/>
+      </w:pPr>
+      <w:r>
+        <w:t xml:space="preserve">Here’s the full flow for </w:t>
+      </w:r>
+      <w:r>
+        <w:rPr>
+          <w:rStyle w:val="Strong"/>
+        </w:rPr>
+        <w:t>adding a holding</w:t>
+      </w:r>
+      <w:r>
+        <w:t>. The endpoint is:</w:t>
+      </w:r>
+    </w:p>
+    <w:p>
+      <w:pPr>
+        <w:pStyle w:val="HTMLPreformatted"/>
+      </w:pPr>
+      <w:r>
+        <w:rPr>
+          <w:rStyle w:val="HTMLCode"/>
+        </w:rPr>
+        <w:t>POST /</w:t>
+      </w:r>
+      <w:proofErr w:type="spellStart"/>
+      <w:r>
+        <w:rPr>
+          <w:rStyle w:val="HTMLCode"/>
+        </w:rPr>
+        <w:t>api</w:t>
+      </w:r>
+      <w:proofErr w:type="spellEnd"/>
+      <w:r>
+        <w:rPr>
+          <w:rStyle w:val="HTMLCode"/>
+        </w:rPr>
+        <w:t>/portfolios/{</w:t>
+      </w:r>
+      <w:proofErr w:type="spellStart"/>
+      <w:r>
+        <w:rPr>
+          <w:rStyle w:val="HTMLCode"/>
+        </w:rPr>
+        <w:t>portfolioId</w:t>
+      </w:r>
+      <w:proofErr w:type="spellEnd"/>
+      <w:r>
+        <w:rPr>
+          <w:rStyle w:val="HTMLCode"/>
+        </w:rPr>
+        <w:t>}/holdings</w:t>
+      </w:r>
+    </w:p>
+    <w:p>
+      <w:pPr>
+        <w:pStyle w:val="NormalWeb"/>
+      </w:pPr>
+      <w:r>
+        <w:t>For example:</w:t>
+      </w:r>
+    </w:p>
+    <w:p>
+      <w:pPr>
+        <w:pStyle w:val="HTMLPreformatted"/>
+        <w:rPr>
+          <w:rStyle w:val="HTMLCode"/>
+        </w:rPr>
+      </w:pPr>
+      <w:r>
+        <w:rPr>
+          <w:rStyle w:val="HTMLCode"/>
+        </w:rPr>
+        <w:t>POST /</w:t>
+      </w:r>
+      <w:proofErr w:type="spellStart"/>
+      <w:r>
+        <w:rPr>
+          <w:rStyle w:val="HTMLCode"/>
+        </w:rPr>
+        <w:t>api</w:t>
+      </w:r>
+      <w:proofErr w:type="spellEnd"/>
+      <w:r>
+        <w:rPr>
+          <w:rStyle w:val="HTMLCode"/>
+        </w:rPr>
+        <w:t>/portfolios/42/holdings</w:t>
+      </w:r>
+    </w:p>
+    <w:p>
+      <w:pPr>
+        <w:pStyle w:val="HTMLPreformatted"/>
+        <w:rPr>
+          <w:rStyle w:val="HTMLCode"/>
+        </w:rPr>
+      </w:pPr>
+      <w:r>
+        <w:rPr>
+          <w:rStyle w:val="HTMLCode"/>
+        </w:rPr>
+        <w:t>Content-Type: application/</w:t>
+      </w:r>
+      <w:proofErr w:type="spellStart"/>
+      <w:r>
+        <w:rPr>
+          <w:rStyle w:val="HTMLCode"/>
+        </w:rPr>
+        <w:t>json</w:t>
+      </w:r>
+      <w:proofErr w:type="spellEnd"/>
+    </w:p>
+    <w:p>
+      <w:pPr>
+        <w:pStyle w:val="HTMLPreformatted"/>
+        <w:rPr>
+          <w:rStyle w:val="HTMLCode"/>
+        </w:rPr>
+      </w:pPr>
+    </w:p>
+    <w:p>
+      <w:pPr>
+        <w:pStyle w:val="HTMLPreformatted"/>
+        <w:rPr>
+          <w:rStyle w:val="HTMLCode"/>
+        </w:rPr>
+      </w:pPr>
+      <w:r>
+        <w:rPr>
+          <w:rStyle w:val="HTMLCode"/>
+        </w:rPr>
+        <w:t>{</w:t>
+      </w:r>
+    </w:p>
+    <w:p>
+      <w:pPr>
+        <w:pStyle w:val="HTMLPreformatted"/>
+        <w:rPr>
+          <w:rStyle w:val="HTMLCode"/>
+        </w:rPr>
+      </w:pPr>
+      <w:r>
+        <w:rPr>
+          <w:rStyle w:val="HTMLCode"/>
+        </w:rPr>
+        <w:t xml:space="preserve">  "</w:t>
+      </w:r>
+      <w:proofErr w:type="spellStart"/>
+      <w:r>
+        <w:rPr>
+          <w:rStyle w:val="HTMLCode"/>
+        </w:rPr>
+        <w:t>investmentName</w:t>
+      </w:r>
+      <w:proofErr w:type="spellEnd"/>
+      <w:r>
+        <w:rPr>
+          <w:rStyle w:val="HTMLCode"/>
+        </w:rPr>
+        <w:t>": "Example Fund",</w:t>
+      </w:r>
+    </w:p>
+    <w:p>
+      <w:pPr>
+        <w:pStyle w:val="HTMLPreformatted"/>
+        <w:rPr>
+          <w:rStyle w:val="HTMLCode"/>
+        </w:rPr>
+      </w:pPr>
+      <w:r>
+        <w:rPr>
+          <w:rStyle w:val="HTMLCode"/>
+        </w:rPr>
+        <w:t xml:space="preserve">  "ticker": "EXF",</w:t>
+      </w:r>
+    </w:p>
+    <w:p>
+      <w:pPr>
+        <w:pStyle w:val="HTMLPreformatted"/>
+        <w:rPr>
+          <w:rStyle w:val="HTMLCode"/>
+        </w:rPr>
+      </w:pPr>
+      <w:r>
+        <w:rPr>
+          <w:rStyle w:val="HTMLCode"/>
+        </w:rPr>
+        <w:t xml:space="preserve">  "</w:t>
+      </w:r>
+      <w:proofErr w:type="spellStart"/>
+      <w:r>
+        <w:rPr>
+          <w:rStyle w:val="HTMLCode"/>
+        </w:rPr>
+        <w:t>unitsOwned</w:t>
+      </w:r>
+      <w:proofErr w:type="spellEnd"/>
+      <w:r>
+        <w:rPr>
+          <w:rStyle w:val="HTMLCode"/>
+        </w:rPr>
+        <w:t>": 12.5,</w:t>
+      </w:r>
+    </w:p>
+    <w:p>
+      <w:pPr>
+        <w:pStyle w:val="HTMLPreformatted"/>
+        <w:rPr>
+          <w:rStyle w:val="HTMLCode"/>
+        </w:rPr>
+      </w:pPr>
+      <w:r>
+        <w:rPr>
+          <w:rStyle w:val="HTMLCode"/>
+        </w:rPr>
+        <w:t xml:space="preserve">  "</w:t>
+      </w:r>
+      <w:proofErr w:type="spellStart"/>
+      <w:r>
+        <w:rPr>
+          <w:rStyle w:val="HTMLCode"/>
+        </w:rPr>
+        <w:t>averagePurchasePrice</w:t>
+      </w:r>
+      <w:proofErr w:type="spellEnd"/>
+      <w:r>
+        <w:rPr>
+          <w:rStyle w:val="HTMLCode"/>
+        </w:rPr>
+        <w:t>": 80.00</w:t>
+      </w:r>
+    </w:p>
+    <w:p>
+      <w:pPr>
+        <w:pStyle w:val="HTMLPreformatted"/>
+      </w:pPr>
+      <w:r>
+        <w:rPr>
+          <w:rStyle w:val="HTMLCode"/>
+        </w:rPr>
+        <w:t>}</w:t>
+      </w:r>
+    </w:p>
+    <w:p>
+      <w:pPr>
+        <w:pStyle w:val="NormalWeb"/>
+      </w:pPr>
+      <w:r>
+        <w:t xml:space="preserve">You must be authenticated to call it. Spring Security requires authentication for this route, and the controller receives the logged-in user as a </w:t>
+      </w:r>
+      <w:proofErr w:type="spellStart"/>
+      <w:r>
+        <w:rPr>
+          <w:rStyle w:val="HTMLCode"/>
+        </w:rPr>
+        <w:t>UserPrincipal</w:t>
+      </w:r>
+      <w:proofErr w:type="spellEnd"/>
+      <w:r>
+        <w:t>. For a POST request, the app’s CSRF protection also applies.</w:t>
+      </w:r>
+    </w:p>
+    <w:p>
+      <w:pPr>
+        <w:pStyle w:val="Heading3"/>
+      </w:pPr>
+      <w:r>
+        <w:t>1. Spring routes the request to the controller</w:t>
+      </w:r>
+    </w:p>
+    <w:p>
+      <w:pPr>
+        <w:pStyle w:val="NormalWeb"/>
+      </w:pPr>
+      <w:r>
+        <w:t>In [</w:t>
+      </w:r>
+      <w:proofErr w:type="gramStart"/>
+      <w:r>
+        <w:t>HoldingController.java](</w:t>
+      </w:r>
+      <w:proofErr w:type="gramEnd"/>
+      <w:r>
+        <w:t>C:/Users/Admin/portfolio-management-system/src/main/java/com/portfolio/api/HoldingController.java), this method handles the POST:</w:t>
+      </w:r>
+    </w:p>
+    <w:p>
+      <w:pPr>
+        <w:pStyle w:val="HTMLPreformatted"/>
+        <w:rPr>
+          <w:rStyle w:val="HTMLCode"/>
+        </w:rPr>
+      </w:pPr>
+      <w:r>
+        <w:rPr>
+          <w:rStyle w:val="HTMLCode"/>
+        </w:rPr>
+        <w:t xml:space="preserve">public </w:t>
+      </w:r>
+      <w:proofErr w:type="spellStart"/>
+      <w:r>
+        <w:rPr>
+          <w:rStyle w:val="HTMLCode"/>
+        </w:rPr>
+        <w:t>ResponseEntity</w:t>
+      </w:r>
+      <w:proofErr w:type="spellEnd"/>
+      <w:r>
+        <w:rPr>
+          <w:rStyle w:val="HTMLCode"/>
+        </w:rPr>
+        <w:t xml:space="preserve">&lt;Holding&gt; </w:t>
+      </w:r>
+      <w:proofErr w:type="gramStart"/>
+      <w:r>
+        <w:rPr>
+          <w:rStyle w:val="HTMLCode"/>
+        </w:rPr>
+        <w:t>add(</w:t>
+      </w:r>
+      <w:proofErr w:type="gramEnd"/>
+    </w:p>
+    <w:p>
+      <w:pPr>
+        <w:pStyle w:val="HTMLPreformatted"/>
+        <w:rPr>
+          <w:rStyle w:val="HTMLCode"/>
+        </w:rPr>
+      </w:pPr>
+      <w:r>
+        <w:rPr>
+          <w:rStyle w:val="HTMLCode"/>
+        </w:rPr>
+        <w:t xml:space="preserve">        @</w:t>
+      </w:r>
+      <w:proofErr w:type="spellStart"/>
+      <w:r>
+        <w:rPr>
+          <w:rStyle w:val="HTMLCode"/>
+        </w:rPr>
+        <w:t>AuthenticationPrincipal</w:t>
+      </w:r>
+      <w:proofErr w:type="spellEnd"/>
+      <w:r>
+        <w:rPr>
+          <w:rStyle w:val="HTMLCode"/>
+        </w:rPr>
+        <w:t xml:space="preserve"> </w:t>
+      </w:r>
+      <w:proofErr w:type="spellStart"/>
+      <w:r>
+        <w:rPr>
+          <w:rStyle w:val="HTMLCode"/>
+        </w:rPr>
+        <w:t>UserPrincipal</w:t>
+      </w:r>
+      <w:proofErr w:type="spellEnd"/>
+      <w:r>
+        <w:rPr>
+          <w:rStyle w:val="HTMLCode"/>
+        </w:rPr>
+        <w:t xml:space="preserve"> user,</w:t>
+      </w:r>
+    </w:p>
+    <w:p>
+      <w:pPr>
+        <w:pStyle w:val="HTMLPreformatted"/>
+        <w:rPr>
+          <w:rStyle w:val="HTMLCode"/>
+        </w:rPr>
+      </w:pPr>
+      <w:r>
+        <w:rPr>
+          <w:rStyle w:val="HTMLCode"/>
+        </w:rPr>
+        <w:t xml:space="preserve">        @</w:t>
+      </w:r>
+      <w:proofErr w:type="spellStart"/>
+      <w:r>
+        <w:rPr>
+          <w:rStyle w:val="HTMLCode"/>
+        </w:rPr>
+        <w:t>PathVariable</w:t>
+      </w:r>
+      <w:proofErr w:type="spellEnd"/>
+      <w:r>
+        <w:rPr>
+          <w:rStyle w:val="HTMLCode"/>
+        </w:rPr>
+        <w:t xml:space="preserve"> long </w:t>
+      </w:r>
+      <w:proofErr w:type="spellStart"/>
+      <w:r>
+        <w:rPr>
+          <w:rStyle w:val="HTMLCode"/>
+        </w:rPr>
+        <w:t>portfolioId</w:t>
+      </w:r>
+      <w:proofErr w:type="spellEnd"/>
+      <w:r>
+        <w:rPr>
+          <w:rStyle w:val="HTMLCode"/>
+        </w:rPr>
+        <w:t>,</w:t>
+      </w:r>
+    </w:p>
+    <w:p>
+      <w:pPr>
+        <w:pStyle w:val="HTMLPreformatted"/>
+      </w:pPr>
+      <w:r>
+        <w:rPr>
+          <w:rStyle w:val="HTMLCode"/>
+        </w:rPr>
+        <w:t xml:space="preserve">        @</w:t>
+      </w:r>
+      <w:proofErr w:type="spellStart"/>
+      <w:r>
+        <w:rPr>
+          <w:rStyle w:val="HTMLCode"/>
+        </w:rPr>
+        <w:t>RequestBody</w:t>
+      </w:r>
+      <w:proofErr w:type="spellEnd"/>
+      <w:r>
+        <w:rPr>
+          <w:rStyle w:val="HTMLCode"/>
+        </w:rPr>
+        <w:t xml:space="preserve"> </w:t>
+      </w:r>
+      <w:proofErr w:type="spellStart"/>
+      <w:r>
+        <w:rPr>
+          <w:rStyle w:val="HTMLCode"/>
+        </w:rPr>
+        <w:t>HoldingService.HoldingInput</w:t>
+      </w:r>
+      <w:proofErr w:type="spellEnd"/>
+      <w:r>
+        <w:rPr>
+          <w:rStyle w:val="HTMLCode"/>
+        </w:rPr>
+        <w:t xml:space="preserve"> request)</w:t>
+      </w:r>
+    </w:p>
+    <w:p>
+      <w:pPr>
+        <w:pStyle w:val="NormalWeb"/>
+      </w:pPr>
+      <w:r>
+        <w:t>Spring supplies three values:</w:t>
+      </w:r>
+    </w:p>
+    <w:p>
+      <w:pPr>
+        <w:numPr>
+          <w:ilvl w:val="0"/>
+          <w:numId w:val="33"/>
+        </w:numPr>
+        <w:spacing w:before="100" w:beforeAutospacing="1" w:after="100" w:afterAutospacing="1" w:line="240" w:lineRule="auto"/>
+      </w:pPr>
+      <w:r>
+        <w:rPr>
+          <w:rStyle w:val="HTMLCode"/>
+          <w:rFonts w:eastAsiaTheme="minorHAnsi"/>
+        </w:rPr>
         <w:lastRenderedPageBreak/>
-        <w:t>How it fits into the application</w:t>
+        <w:t>user</w:t>
+      </w:r>
+      <w:r>
+        <w:t>: the authenticated user’s principal.</w:t>
+      </w:r>
+    </w:p>
+    <w:p>
+      <w:pPr>
+        <w:numPr>
+          <w:ilvl w:val="0"/>
+          <w:numId w:val="33"/>
+        </w:numPr>
+        <w:spacing w:before="100" w:beforeAutospacing="1" w:after="100" w:afterAutospacing="1" w:line="240" w:lineRule="auto"/>
+      </w:pPr>
+      <w:proofErr w:type="spellStart"/>
+      <w:r>
+        <w:rPr>
+          <w:rStyle w:val="HTMLCode"/>
+          <w:rFonts w:eastAsiaTheme="minorHAnsi"/>
+        </w:rPr>
+        <w:t>portfolioId</w:t>
+      </w:r>
+      <w:proofErr w:type="spellEnd"/>
+      <w:r>
+        <w:t>: the ID taken from the URL.</w:t>
+      </w:r>
+    </w:p>
+    <w:p>
+      <w:pPr>
+        <w:numPr>
+          <w:ilvl w:val="0"/>
+          <w:numId w:val="33"/>
+        </w:numPr>
+        <w:spacing w:before="100" w:beforeAutospacing="1" w:after="100" w:afterAutospacing="1" w:line="240" w:lineRule="auto"/>
+      </w:pPr>
+      <w:r>
+        <w:rPr>
+          <w:rStyle w:val="HTMLCode"/>
+          <w:rFonts w:eastAsiaTheme="minorHAnsi"/>
+        </w:rPr>
+        <w:t>request</w:t>
+      </w:r>
+      <w:r>
+        <w:t xml:space="preserve">: the JSON body, converted to a </w:t>
+      </w:r>
+      <w:proofErr w:type="spellStart"/>
+      <w:r>
+        <w:rPr>
+          <w:rStyle w:val="HTMLCode"/>
+          <w:rFonts w:eastAsiaTheme="minorHAnsi"/>
+        </w:rPr>
+        <w:t>HoldingInput</w:t>
+      </w:r>
+      <w:proofErr w:type="spellEnd"/>
+      <w:r>
+        <w:t xml:space="preserve"> record.</w:t>
       </w:r>
     </w:p>
     <w:p>
@@ -19117,27 +24075,684 @@
         <w:pStyle w:val="NormalWeb"/>
       </w:pPr>
       <w:r>
-        <w:t xml:space="preserve">The repository handles the database details: SQL queries and mapping rows to objects. Higher-level application code can call </w:t>
-      </w:r>
-      <w:proofErr w:type="spellStart"/>
-      <w:r>
-        <w:rPr>
-          <w:rStyle w:val="HTMLCode"/>
-        </w:rPr>
-        <w:t>findByEmail</w:t>
-      </w:r>
-      <w:proofErr w:type="spellEnd"/>
-      <w:r>
-        <w:t xml:space="preserve"> or </w:t>
-      </w:r>
-      <w:r>
-        <w:rPr>
-          <w:rStyle w:val="HTMLCode"/>
-        </w:rPr>
-        <w:t>create</w:t>
-      </w:r>
-      <w:r>
-        <w:t xml:space="preserve"> without needing to write those queries itself.</w:t>
+        <w:t xml:space="preserve">The controller passes the user ID, portfolio ID, and request body to </w:t>
+      </w:r>
+      <w:proofErr w:type="spellStart"/>
+      <w:r>
+        <w:rPr>
+          <w:rStyle w:val="HTMLCode"/>
+        </w:rPr>
+        <w:t>HoldingService.add</w:t>
+      </w:r>
+      <w:proofErr w:type="spellEnd"/>
+      <w:r>
+        <w:rPr>
+          <w:rStyle w:val="HTMLCode"/>
+        </w:rPr>
+        <w:t>(...)</w:t>
+      </w:r>
+      <w:r>
+        <w:t>.</w:t>
+      </w:r>
+    </w:p>
+    <w:p>
+      <w:pPr>
+        <w:pStyle w:val="Heading3"/>
+      </w:pPr>
+      <w:r>
+        <w:t>2. The service checks portfolio ownership</w:t>
+      </w:r>
+    </w:p>
+    <w:p>
+      <w:pPr>
+        <w:pStyle w:val="NormalWeb"/>
+      </w:pPr>
+      <w:r>
+        <w:t>In [</w:t>
+      </w:r>
+      <w:proofErr w:type="gramStart"/>
+      <w:r>
+        <w:t>HoldingService.java](</w:t>
+      </w:r>
+      <w:proofErr w:type="gramEnd"/>
+      <w:r>
+        <w:t xml:space="preserve">C:/Users/Admin/portfolio-management-system/src/main/java/com/portfolio/application/HoldingService.java), the </w:t>
+      </w:r>
+      <w:r>
+        <w:rPr>
+          <w:rStyle w:val="HTMLCode"/>
+        </w:rPr>
+        <w:t>@Transactional</w:t>
+      </w:r>
+      <w:r>
+        <w:t xml:space="preserve"> </w:t>
+      </w:r>
+      <w:r>
+        <w:rPr>
+          <w:rStyle w:val="HTMLCode"/>
+        </w:rPr>
+        <w:t>add</w:t>
+      </w:r>
+      <w:r>
+        <w:t xml:space="preserve"> method starts the operation:</w:t>
+      </w:r>
+    </w:p>
+    <w:p>
+      <w:pPr>
+        <w:pStyle w:val="HTMLPreformatted"/>
+      </w:pPr>
+      <w:proofErr w:type="spellStart"/>
+      <w:proofErr w:type="gramStart"/>
+      <w:r>
+        <w:rPr>
+          <w:rStyle w:val="HTMLCode"/>
+        </w:rPr>
+        <w:t>portfolios.requireOwned</w:t>
+      </w:r>
+      <w:proofErr w:type="spellEnd"/>
+      <w:proofErr w:type="gramEnd"/>
+      <w:r>
+        <w:rPr>
+          <w:rStyle w:val="HTMLCode"/>
+        </w:rPr>
+        <w:t>(</w:t>
+      </w:r>
+      <w:proofErr w:type="spellStart"/>
+      <w:r>
+        <w:rPr>
+          <w:rStyle w:val="HTMLCode"/>
+        </w:rPr>
+        <w:t>userId</w:t>
+      </w:r>
+      <w:proofErr w:type="spellEnd"/>
+      <w:r>
+        <w:rPr>
+          <w:rStyle w:val="HTMLCode"/>
+        </w:rPr>
+        <w:t xml:space="preserve">, </w:t>
+      </w:r>
+      <w:proofErr w:type="spellStart"/>
+      <w:r>
+        <w:rPr>
+          <w:rStyle w:val="HTMLCode"/>
+        </w:rPr>
+        <w:t>portfolioId</w:t>
+      </w:r>
+      <w:proofErr w:type="spellEnd"/>
+      <w:r>
+        <w:rPr>
+          <w:rStyle w:val="HTMLCode"/>
+        </w:rPr>
+        <w:t>);</w:t>
+      </w:r>
+    </w:p>
+    <w:p>
+      <w:pPr>
+        <w:pStyle w:val="NormalWeb"/>
+      </w:pPr>
+      <w:proofErr w:type="spellStart"/>
+      <w:r>
+        <w:rPr>
+          <w:rStyle w:val="HTMLCode"/>
+        </w:rPr>
+        <w:t>PortfolioService.requireOwned</w:t>
+      </w:r>
+      <w:proofErr w:type="spellEnd"/>
+      <w:r>
+        <w:t xml:space="preserve"> looks up the portfolio by both its ID and the user ID. If it doesn’t belong to this user—or doesn’t exist—it throws a “portfolio not found” API error. This prevents adding a holding to someone else’s portfolio.</w:t>
+      </w:r>
+    </w:p>
+    <w:p>
+      <w:pPr>
+        <w:pStyle w:val="Heading3"/>
+      </w:pPr>
+      <w:r>
+        <w:t>3. The service validates and prepares the fields</w:t>
+      </w:r>
+    </w:p>
+    <w:p>
+      <w:pPr>
+        <w:pStyle w:val="NormalWeb"/>
+      </w:pPr>
+      <w:r>
+        <w:t xml:space="preserve">Next, </w:t>
+      </w:r>
+      <w:r>
+        <w:rPr>
+          <w:rStyle w:val="HTMLCode"/>
+        </w:rPr>
+        <w:t>validate(input)</w:t>
+      </w:r>
+      <w:r>
+        <w:t xml:space="preserve"> checks the request and prepares values for storage:</w:t>
+      </w:r>
+    </w:p>
+    <w:p>
+      <w:pPr>
+        <w:numPr>
+          <w:ilvl w:val="0"/>
+          <w:numId w:val="34"/>
+        </w:numPr>
+        <w:spacing w:before="100" w:beforeAutospacing="1" w:after="100" w:afterAutospacing="1" w:line="240" w:lineRule="auto"/>
+      </w:pPr>
+      <w:r>
+        <w:t>The investment name is required, trimmed, and limited to 255 characters.</w:t>
+      </w:r>
+    </w:p>
+    <w:p>
+      <w:pPr>
+        <w:numPr>
+          <w:ilvl w:val="0"/>
+          <w:numId w:val="34"/>
+        </w:numPr>
+        <w:spacing w:before="100" w:beforeAutospacing="1" w:after="100" w:afterAutospacing="1" w:line="240" w:lineRule="auto"/>
+      </w:pPr>
+      <w:r>
+        <w:t>The name is normalized to Unicode NFC form. A case-folded normalized version is also created for consistent comparisons.</w:t>
+      </w:r>
+    </w:p>
+    <w:p>
+      <w:pPr>
+        <w:numPr>
+          <w:ilvl w:val="0"/>
+          <w:numId w:val="34"/>
+        </w:numPr>
+        <w:spacing w:before="100" w:beforeAutospacing="1" w:after="100" w:afterAutospacing="1" w:line="240" w:lineRule="auto"/>
+      </w:pPr>
+      <w:r>
+        <w:t xml:space="preserve">The ticker is trimmed; an empty ticker becomes </w:t>
+      </w:r>
+      <w:r>
+        <w:rPr>
+          <w:rStyle w:val="HTMLCode"/>
+          <w:rFonts w:eastAsiaTheme="minorHAnsi"/>
+        </w:rPr>
+        <w:t>null</w:t>
+      </w:r>
+      <w:r>
+        <w:t>; its maximum length is 32 characters.</w:t>
+      </w:r>
+    </w:p>
+    <w:p>
+      <w:pPr>
+        <w:numPr>
+          <w:ilvl w:val="0"/>
+          <w:numId w:val="34"/>
+        </w:numPr>
+        <w:spacing w:before="100" w:beforeAutospacing="1" w:after="100" w:afterAutospacing="1" w:line="240" w:lineRule="auto"/>
+      </w:pPr>
+      <w:r>
+        <w:t>Units and average purchase price are required and checked against supported decimal precision.</w:t>
+      </w:r>
+    </w:p>
+    <w:p>
+      <w:pPr>
+        <w:numPr>
+          <w:ilvl w:val="0"/>
+          <w:numId w:val="34"/>
+        </w:numPr>
+        <w:spacing w:before="100" w:beforeAutospacing="1" w:after="100" w:afterAutospacing="1" w:line="240" w:lineRule="auto"/>
+      </w:pPr>
+      <w:r>
+        <w:t>Units must be greater than zero; the price must be zero or greater.</w:t>
+      </w:r>
+    </w:p>
+    <w:p>
+      <w:pPr>
+        <w:pStyle w:val="NormalWeb"/>
+      </w:pPr>
+      <w:r>
+        <w:t xml:space="preserve">If validation fails, the service throws an </w:t>
+      </w:r>
+      <w:proofErr w:type="spellStart"/>
+      <w:r>
+        <w:rPr>
+          <w:rStyle w:val="HTMLCode"/>
+        </w:rPr>
+        <w:t>ApiException</w:t>
+      </w:r>
+      <w:proofErr w:type="spellEnd"/>
+      <w:r>
+        <w:t xml:space="preserve"> with a specific error code and HTTP status, usually </w:t>
+      </w:r>
+      <w:r>
+        <w:rPr>
+          <w:rStyle w:val="HTMLCode"/>
+        </w:rPr>
+        <w:t>400 Bad Request</w:t>
+      </w:r>
+      <w:r>
+        <w:t>.</w:t>
+      </w:r>
+    </w:p>
+    <w:p>
+      <w:pPr>
+        <w:pStyle w:val="Heading3"/>
+      </w:pPr>
+      <w:r>
+        <w:t>4. The repository inserts the row</w:t>
+      </w:r>
+    </w:p>
+    <w:p>
+      <w:pPr>
+        <w:pStyle w:val="NormalWeb"/>
+      </w:pPr>
+      <w:r>
+        <w:t xml:space="preserve">The service passes the validated values to </w:t>
+      </w:r>
+      <w:proofErr w:type="spellStart"/>
+      <w:r>
+        <w:rPr>
+          <w:rStyle w:val="HTMLCode"/>
+        </w:rPr>
+        <w:t>HoldingRepository.create</w:t>
+      </w:r>
+      <w:proofErr w:type="spellEnd"/>
+      <w:r>
+        <w:rPr>
+          <w:rStyle w:val="HTMLCode"/>
+        </w:rPr>
+        <w:t>(...)</w:t>
+      </w:r>
+      <w:r>
+        <w:t xml:space="preserve"> in [</w:t>
+      </w:r>
+      <w:proofErr w:type="gramStart"/>
+      <w:r>
+        <w:t>HoldingRepository.java](</w:t>
+      </w:r>
+      <w:proofErr w:type="gramEnd"/>
+      <w:r>
+        <w:t>C:/Users/Admin/portfolio-management-system/src/main/java/com/portfolio/persistence/HoldingRepository.java).</w:t>
+      </w:r>
+    </w:p>
+    <w:p>
+      <w:pPr>
+        <w:pStyle w:val="NormalWeb"/>
+      </w:pPr>
+      <w:r>
+        <w:t xml:space="preserve">That method inserts them into the </w:t>
+      </w:r>
+      <w:r>
+        <w:rPr>
+          <w:rStyle w:val="HTMLCode"/>
+        </w:rPr>
+        <w:t>holdings</w:t>
+      </w:r>
+      <w:r>
+        <w:t xml:space="preserve"> table using a prepared statement. The database generates a </w:t>
+      </w:r>
+      <w:proofErr w:type="spellStart"/>
+      <w:r>
+        <w:rPr>
+          <w:rStyle w:val="HTMLCode"/>
+        </w:rPr>
+        <w:t>holding_id</w:t>
+      </w:r>
+      <w:proofErr w:type="spellEnd"/>
+      <w:r>
+        <w:t xml:space="preserve">; a </w:t>
+      </w:r>
+      <w:proofErr w:type="spellStart"/>
+      <w:r>
+        <w:rPr>
+          <w:rStyle w:val="HTMLCode"/>
+        </w:rPr>
+        <w:t>GeneratedKeyHolder</w:t>
+      </w:r>
+      <w:proofErr w:type="spellEnd"/>
+      <w:r>
+        <w:t xml:space="preserve"> captures it, and the repository returns it. If no ID is returned, it throws an </w:t>
+      </w:r>
+      <w:proofErr w:type="spellStart"/>
+      <w:r>
+        <w:rPr>
+          <w:rStyle w:val="HTMLCode"/>
+        </w:rPr>
+        <w:t>IllegalStateException</w:t>
+      </w:r>
+      <w:proofErr w:type="spellEnd"/>
+      <w:r>
+        <w:t>.</w:t>
+      </w:r>
+    </w:p>
+    <w:p>
+      <w:pPr>
+        <w:pStyle w:val="NormalWeb"/>
+      </w:pPr>
+      <w:r>
+        <w:t xml:space="preserve">If the insert violates a database uniqueness constraint—for example, if the portfolio already contains an equivalent investment—the database exception is caught by the service and translated to a </w:t>
+      </w:r>
+      <w:r>
+        <w:rPr>
+          <w:rStyle w:val="HTMLCode"/>
+        </w:rPr>
+        <w:t>409 Conflict</w:t>
+      </w:r>
+      <w:r>
+        <w:t xml:space="preserve"> with code </w:t>
+      </w:r>
+      <w:proofErr w:type="spellStart"/>
+      <w:r>
+        <w:rPr>
+          <w:rStyle w:val="HTMLCode"/>
+        </w:rPr>
+        <w:t>duplicate_investment</w:t>
+      </w:r>
+      <w:proofErr w:type="spellEnd"/>
+      <w:r>
+        <w:t>.</w:t>
+      </w:r>
+    </w:p>
+    <w:p>
+      <w:pPr>
+        <w:pStyle w:val="Heading3"/>
+      </w:pPr>
+      <w:r>
+        <w:lastRenderedPageBreak/>
+        <w:t>5. The service reads the new row back</w:t>
+      </w:r>
+    </w:p>
+    <w:p>
+      <w:pPr>
+        <w:pStyle w:val="NormalWeb"/>
+      </w:pPr>
+      <w:r>
+        <w:t>After insertion, the service calls:</w:t>
+      </w:r>
+    </w:p>
+    <w:p>
+      <w:pPr>
+        <w:pStyle w:val="HTMLPreformatted"/>
+      </w:pPr>
+      <w:proofErr w:type="spellStart"/>
+      <w:proofErr w:type="gramStart"/>
+      <w:r>
+        <w:rPr>
+          <w:rStyle w:val="HTMLCode"/>
+        </w:rPr>
+        <w:t>holdings.findByIdAndOwner</w:t>
+      </w:r>
+      <w:proofErr w:type="spellEnd"/>
+      <w:proofErr w:type="gramEnd"/>
+      <w:r>
+        <w:rPr>
+          <w:rStyle w:val="HTMLCode"/>
+        </w:rPr>
+        <w:t xml:space="preserve">(id, </w:t>
+      </w:r>
+      <w:proofErr w:type="spellStart"/>
+      <w:r>
+        <w:rPr>
+          <w:rStyle w:val="HTMLCode"/>
+        </w:rPr>
+        <w:t>userId</w:t>
+      </w:r>
+      <w:proofErr w:type="spellEnd"/>
+      <w:r>
+        <w:rPr>
+          <w:rStyle w:val="HTMLCode"/>
+        </w:rPr>
+        <w:t>)</w:t>
+      </w:r>
+    </w:p>
+    <w:p>
+      <w:pPr>
+        <w:pStyle w:val="NormalWeb"/>
+      </w:pPr>
+      <w:r>
+        <w:t xml:space="preserve">The repository joins the holding to its portfolio and checks the owner ID again. It maps the row into a </w:t>
+      </w:r>
+      <w:r>
+        <w:rPr>
+          <w:rStyle w:val="HTMLCode"/>
+        </w:rPr>
+        <w:t>Holding</w:t>
+      </w:r>
+      <w:r>
+        <w:t xml:space="preserve"> record. While mapping, it calculates </w:t>
+      </w:r>
+      <w:proofErr w:type="spellStart"/>
+      <w:r>
+        <w:rPr>
+          <w:rStyle w:val="HTMLCode"/>
+        </w:rPr>
+        <w:t>costBasis</w:t>
+      </w:r>
+      <w:proofErr w:type="spellEnd"/>
+      <w:r>
+        <w:t xml:space="preserve"> as:</w:t>
+      </w:r>
+    </w:p>
+    <w:p>
+      <w:pPr>
+        <w:pStyle w:val="HTMLPreformatted"/>
+      </w:pPr>
+      <w:proofErr w:type="spellStart"/>
+      <w:r>
+        <w:rPr>
+          <w:rStyle w:val="HTMLCode"/>
+        </w:rPr>
+        <w:t>unitsOwned</w:t>
+      </w:r>
+      <w:proofErr w:type="spellEnd"/>
+      <w:r>
+        <w:rPr>
+          <w:rStyle w:val="HTMLCode"/>
+        </w:rPr>
+        <w:t xml:space="preserve"> × </w:t>
+      </w:r>
+      <w:proofErr w:type="spellStart"/>
+      <w:r>
+        <w:rPr>
+          <w:rStyle w:val="HTMLCode"/>
+        </w:rPr>
+        <w:t>averagePurchasePrice</w:t>
+      </w:r>
+      <w:proofErr w:type="spellEnd"/>
+    </w:p>
+    <w:p>
+      <w:pPr>
+        <w:pStyle w:val="NormalWeb"/>
+      </w:pPr>
+      <w:r>
+        <w:t xml:space="preserve">rounded to two decimal places. The service returns the resulting </w:t>
+      </w:r>
+      <w:r>
+        <w:rPr>
+          <w:rStyle w:val="HTMLCode"/>
+        </w:rPr>
+        <w:t>Holding</w:t>
+      </w:r>
+      <w:r>
+        <w:t>.</w:t>
+      </w:r>
+    </w:p>
+    <w:p>
+      <w:pPr>
+        <w:pStyle w:val="Heading3"/>
+      </w:pPr>
+      <w:r>
+        <w:t>6. The controller returns the HTTP response</w:t>
+      </w:r>
+    </w:p>
+    <w:p>
+      <w:pPr>
+        <w:pStyle w:val="NormalWeb"/>
+      </w:pPr>
+      <w:r>
+        <w:t xml:space="preserve">The controller wraps the </w:t>
+      </w:r>
+      <w:r>
+        <w:rPr>
+          <w:rStyle w:val="HTMLCode"/>
+        </w:rPr>
+        <w:t>Holding</w:t>
+      </w:r>
+      <w:r>
+        <w:t xml:space="preserve"> in a response with status </w:t>
+      </w:r>
+      <w:r>
+        <w:rPr>
+          <w:rStyle w:val="HTMLCode"/>
+        </w:rPr>
+        <w:t>201 Created</w:t>
+      </w:r>
+      <w:r>
+        <w:t>:</w:t>
+      </w:r>
+    </w:p>
+    <w:p>
+      <w:pPr>
+        <w:pStyle w:val="HTMLPreformatted"/>
+      </w:pPr>
+      <w:proofErr w:type="spellStart"/>
+      <w:r>
+        <w:rPr>
+          <w:rStyle w:val="HTMLCode"/>
+        </w:rPr>
+        <w:t>ResponseEntity.status</w:t>
+      </w:r>
+      <w:proofErr w:type="spellEnd"/>
+      <w:r>
+        <w:rPr>
+          <w:rStyle w:val="HTMLCode"/>
+        </w:rPr>
+        <w:t>(</w:t>
+      </w:r>
+      <w:proofErr w:type="spellStart"/>
+      <w:r>
+        <w:rPr>
+          <w:rStyle w:val="HTMLCode"/>
+        </w:rPr>
+        <w:t>HttpStatus.CREATED</w:t>
+      </w:r>
+      <w:proofErr w:type="spellEnd"/>
+      <w:proofErr w:type="gramStart"/>
+      <w:r>
+        <w:rPr>
+          <w:rStyle w:val="HTMLCode"/>
+        </w:rPr>
+        <w:t>).body</w:t>
+      </w:r>
+      <w:proofErr w:type="gramEnd"/>
+      <w:r>
+        <w:rPr>
+          <w:rStyle w:val="HTMLCode"/>
+        </w:rPr>
+        <w:t>(...)</w:t>
+      </w:r>
+    </w:p>
+    <w:p>
+      <w:pPr>
+        <w:pStyle w:val="NormalWeb"/>
+      </w:pPr>
+      <w:r>
+        <w:t>Spring serializes the record as JSON. The response contains the holding and portfolio IDs, investment name, ticker, units, average purchase price, calculated cost basis, and creation/update timestamps.</w:t>
+      </w:r>
+    </w:p>
+    <w:p>
+      <w:pPr>
+        <w:pStyle w:val="NormalWeb"/>
+      </w:pPr>
+      <w:r>
+        <w:t xml:space="preserve">If the service throws an </w:t>
+      </w:r>
+      <w:proofErr w:type="spellStart"/>
+      <w:r>
+        <w:rPr>
+          <w:rStyle w:val="HTMLCode"/>
+        </w:rPr>
+        <w:t>ApiException</w:t>
+      </w:r>
+      <w:proofErr w:type="spellEnd"/>
+      <w:r>
+        <w:t xml:space="preserve">, </w:t>
+      </w:r>
+      <w:proofErr w:type="spellStart"/>
+      <w:r>
+        <w:rPr>
+          <w:rStyle w:val="HTMLCode"/>
+        </w:rPr>
+        <w:t>ApiExceptionHandler</w:t>
+      </w:r>
+      <w:proofErr w:type="spellEnd"/>
+      <w:r>
+        <w:t xml:space="preserve"> converts it into a JSON error response containing an </w:t>
+      </w:r>
+      <w:r>
+        <w:rPr>
+          <w:rStyle w:val="HTMLCode"/>
+        </w:rPr>
+        <w:t>error</w:t>
+      </w:r>
+      <w:r>
+        <w:t xml:space="preserve"> code and </w:t>
+      </w:r>
+      <w:r>
+        <w:rPr>
+          <w:rStyle w:val="HTMLCode"/>
+        </w:rPr>
+        <w:t>message</w:t>
+      </w:r>
+      <w:r>
+        <w:t>, with the corresponding HTTP status.</w:t>
+      </w:r>
+    </w:p>
+    <w:p>
+      <w:pPr>
+        <w:pStyle w:val="NormalWeb"/>
+      </w:pPr>
+      <w:r>
+        <w:rPr>
+          <w:rStyle w:val="Strong"/>
+        </w:rPr>
+        <w:t>Flow at a glance:</w:t>
+      </w:r>
+      <w:r>
+        <w:t xml:space="preserve"> HTTP request → </w:t>
+      </w:r>
+      <w:proofErr w:type="spellStart"/>
+      <w:r>
+        <w:rPr>
+          <w:rStyle w:val="HTMLCode"/>
+        </w:rPr>
+        <w:t>HoldingController.add</w:t>
+      </w:r>
+      <w:proofErr w:type="spellEnd"/>
+      <w:r>
+        <w:t xml:space="preserve"> → </w:t>
+      </w:r>
+      <w:proofErr w:type="spellStart"/>
+      <w:r>
+        <w:rPr>
+          <w:rStyle w:val="HTMLCode"/>
+        </w:rPr>
+        <w:t>HoldingService.add</w:t>
+      </w:r>
+      <w:proofErr w:type="spellEnd"/>
+      <w:r>
+        <w:t xml:space="preserve"> (ownership check and validation) → </w:t>
+      </w:r>
+      <w:proofErr w:type="spellStart"/>
+      <w:r>
+        <w:rPr>
+          <w:rStyle w:val="HTMLCode"/>
+        </w:rPr>
+        <w:t>HoldingRepository.create</w:t>
+      </w:r>
+      <w:proofErr w:type="spellEnd"/>
+      <w:r>
+        <w:t xml:space="preserve"> → repository reads the new holding back → controller returns </w:t>
+      </w:r>
+      <w:r>
+        <w:rPr>
+          <w:rStyle w:val="HTMLCode"/>
+        </w:rPr>
+        <w:t>201 Created</w:t>
+      </w:r>
+      <w:r>
+        <w:t xml:space="preserve"> with JSON.</w:t>
       </w:r>
     </w:p>
     <w:p>
@@ -19163,9 +24778,9 @@
 <file path=word/numbering.xml><?xml version="1.0" encoding="utf-8"?>
 <w:numbering xmlns:wpc="http://schemas.microsoft.com/office/word/2010/wordprocessingCanvas" xmlns:cx="http://schemas.microsoft.com/office/drawing/2014/chartex" xmlns:mc="http://schemas.openxmlformats.org/markup-compatibility/2006" xmlns:o="urn:schemas-microsoft-com:office:office" xmlns:r="http://schemas.openxmlformats.org/officeDocument/2006/relationships" xmlns:m="http://schemas.openxmlformats.org/officeDocument/2006/math" xmlns:v="urn:schemas-microsoft-com:vml" xmlns:wp14="http://schemas.microsoft.com/office/word/2010/wordprocessingDrawing" xmlns:wp="http://schemas.openxmlformats.org/drawingml/2006/wordprocessingDrawing" xmlns:w10="urn:schemas-microsoft-com:office:word" xmlns:w="http://schemas.openxmlformats.org/wordprocessingml/2006/main" xmlns:w14="http://schemas.microsoft.com/office/word/2010/wordml" xmlns:w15="http://schemas.microsoft.com/office/word/2012/wordml" xmlns:w16se="http://schemas.microsoft.com/office/word/2015/wordml/symex" xmlns:wpg="http://schemas.microsoft.com/office/word/2010/wordprocessingGroup" xmlns:wpi="http://schemas.microsoft.com/office/word/2010/wordprocessingInk" xmlns:wne="http://schemas.microsoft.com/office/word/2006/wordml" xmlns:wps="http://schemas.microsoft.com/office/word/2010/wordprocessingShape" mc:Ignorable="w14 w15 w16se wp14">
   <w:abstractNum w:abstractNumId="0" w15:restartNumberingAfterBreak="0">
-    <w:nsid w:val="06C44EF6"/>
+    <w:nsid w:val="048F01E8"/>
     <w:multiLevelType w:val="multilevel"/>
-    <w:tmpl w:val="13BC9066"/>
+    <w:tmpl w:val="A47CA456"/>
     <w:lvl w:ilvl="0">
       <w:start w:val="1"/>
       <w:numFmt w:val="bullet"/>
@@ -19312,9 +24927,9 @@
     </w:lvl>
   </w:abstractNum>
   <w:abstractNum w:abstractNumId="1" w15:restartNumberingAfterBreak="0">
-    <w:nsid w:val="07A87782"/>
+    <w:nsid w:val="04A71958"/>
     <w:multiLevelType w:val="multilevel"/>
-    <w:tmpl w:val="FFC6E3BA"/>
+    <w:tmpl w:val="DD7C5F14"/>
     <w:lvl w:ilvl="0">
       <w:start w:val="1"/>
       <w:numFmt w:val="bullet"/>
@@ -19461,9 +25076,9 @@
     </w:lvl>
   </w:abstractNum>
   <w:abstractNum w:abstractNumId="2" w15:restartNumberingAfterBreak="0">
-    <w:nsid w:val="087D6246"/>
+    <w:nsid w:val="06C44EF6"/>
     <w:multiLevelType w:val="multilevel"/>
-    <w:tmpl w:val="D79633DE"/>
+    <w:tmpl w:val="13BC9066"/>
     <w:lvl w:ilvl="0">
       <w:start w:val="1"/>
       <w:numFmt w:val="bullet"/>
@@ -19610,9 +25225,9 @@
     </w:lvl>
   </w:abstractNum>
   <w:abstractNum w:abstractNumId="3" w15:restartNumberingAfterBreak="0">
-    <w:nsid w:val="0F026AB1"/>
+    <w:nsid w:val="07A87782"/>
     <w:multiLevelType w:val="multilevel"/>
-    <w:tmpl w:val="CB6EF156"/>
+    <w:tmpl w:val="FFC6E3BA"/>
     <w:lvl w:ilvl="0">
       <w:start w:val="1"/>
       <w:numFmt w:val="bullet"/>
@@ -19759,9 +25374,9 @@
     </w:lvl>
   </w:abstractNum>
   <w:abstractNum w:abstractNumId="4" w15:restartNumberingAfterBreak="0">
-    <w:nsid w:val="118009F9"/>
+    <w:nsid w:val="087D6246"/>
     <w:multiLevelType w:val="multilevel"/>
-    <w:tmpl w:val="693EFE26"/>
+    <w:tmpl w:val="D79633DE"/>
     <w:lvl w:ilvl="0">
       <w:start w:val="1"/>
       <w:numFmt w:val="bullet"/>
@@ -19908,122 +25523,9 @@
     </w:lvl>
   </w:abstractNum>
   <w:abstractNum w:abstractNumId="5" w15:restartNumberingAfterBreak="0">
-    <w:nsid w:val="1E8C1DA9"/>
+    <w:nsid w:val="08DD3B8F"/>
     <w:multiLevelType w:val="multilevel"/>
-    <w:tmpl w:val="0FC8AD24"/>
-    <w:lvl w:ilvl="0">
-      <w:start w:val="1"/>
-      <w:numFmt w:val="decimal"/>
-      <w:lvlText w:val="%1."/>
-      <w:lvlJc w:val="left"/>
-      <w:pPr>
-        <w:tabs>
-          <w:tab w:val="num" w:pos="720"/>
-        </w:tabs>
-        <w:ind w:left="720" w:hanging="360"/>
-      </w:pPr>
-    </w:lvl>
-    <w:lvl w:ilvl="1" w:tentative="1">
-      <w:start w:val="1"/>
-      <w:numFmt w:val="decimal"/>
-      <w:lvlText w:val="%2."/>
-      <w:lvlJc w:val="left"/>
-      <w:pPr>
-        <w:tabs>
-          <w:tab w:val="num" w:pos="1440"/>
-        </w:tabs>
-        <w:ind w:left="1440" w:hanging="360"/>
-      </w:pPr>
-    </w:lvl>
-    <w:lvl w:ilvl="2" w:tentative="1">
-      <w:start w:val="1"/>
-      <w:numFmt w:val="decimal"/>
-      <w:lvlText w:val="%3."/>
-      <w:lvlJc w:val="left"/>
-      <w:pPr>
-        <w:tabs>
-          <w:tab w:val="num" w:pos="2160"/>
-        </w:tabs>
-        <w:ind w:left="2160" w:hanging="360"/>
-      </w:pPr>
-    </w:lvl>
-    <w:lvl w:ilvl="3" w:tentative="1">
-      <w:start w:val="1"/>
-      <w:numFmt w:val="decimal"/>
-      <w:lvlText w:val="%4."/>
-      <w:lvlJc w:val="left"/>
-      <w:pPr>
-        <w:tabs>
-          <w:tab w:val="num" w:pos="2880"/>
-        </w:tabs>
-        <w:ind w:left="2880" w:hanging="360"/>
-      </w:pPr>
-    </w:lvl>
-    <w:lvl w:ilvl="4" w:tentative="1">
-      <w:start w:val="1"/>
-      <w:numFmt w:val="decimal"/>
-      <w:lvlText w:val="%5."/>
-      <w:lvlJc w:val="left"/>
-      <w:pPr>
-        <w:tabs>
-          <w:tab w:val="num" w:pos="3600"/>
-        </w:tabs>
-        <w:ind w:left="3600" w:hanging="360"/>
-      </w:pPr>
-    </w:lvl>
-    <w:lvl w:ilvl="5" w:tentative="1">
-      <w:start w:val="1"/>
-      <w:numFmt w:val="decimal"/>
-      <w:lvlText w:val="%6."/>
-      <w:lvlJc w:val="left"/>
-      <w:pPr>
-        <w:tabs>
-          <w:tab w:val="num" w:pos="4320"/>
-        </w:tabs>
-        <w:ind w:left="4320" w:hanging="360"/>
-      </w:pPr>
-    </w:lvl>
-    <w:lvl w:ilvl="6" w:tentative="1">
-      <w:start w:val="1"/>
-      <w:numFmt w:val="decimal"/>
-      <w:lvlText w:val="%7."/>
-      <w:lvlJc w:val="left"/>
-      <w:pPr>
-        <w:tabs>
-          <w:tab w:val="num" w:pos="5040"/>
-        </w:tabs>
-        <w:ind w:left="5040" w:hanging="360"/>
-      </w:pPr>
-    </w:lvl>
-    <w:lvl w:ilvl="7" w:tentative="1">
-      <w:start w:val="1"/>
-      <w:numFmt w:val="decimal"/>
-      <w:lvlText w:val="%8."/>
-      <w:lvlJc w:val="left"/>
-      <w:pPr>
-        <w:tabs>
-          <w:tab w:val="num" w:pos="5760"/>
-        </w:tabs>
-        <w:ind w:left="5760" w:hanging="360"/>
-      </w:pPr>
-    </w:lvl>
-    <w:lvl w:ilvl="8" w:tentative="1">
-      <w:start w:val="1"/>
-      <w:numFmt w:val="decimal"/>
-      <w:lvlText w:val="%9."/>
-      <w:lvlJc w:val="left"/>
-      <w:pPr>
-        <w:tabs>
-          <w:tab w:val="num" w:pos="6480"/>
-        </w:tabs>
-        <w:ind w:left="6480" w:hanging="360"/>
-      </w:pPr>
-    </w:lvl>
-  </w:abstractNum>
-  <w:abstractNum w:abstractNumId="6" w15:restartNumberingAfterBreak="0">
-    <w:nsid w:val="1F1E0C75"/>
-    <w:multiLevelType w:val="multilevel"/>
-    <w:tmpl w:val="47AAD50A"/>
+    <w:tmpl w:val="241C95E6"/>
     <w:lvl w:ilvl="0">
       <w:start w:val="1"/>
       <w:numFmt w:val="bullet"/>
@@ -20169,10 +25671,10 @@
       </w:rPr>
     </w:lvl>
   </w:abstractNum>
-  <w:abstractNum w:abstractNumId="7" w15:restartNumberingAfterBreak="0">
-    <w:nsid w:val="1F484958"/>
+  <w:abstractNum w:abstractNumId="6" w15:restartNumberingAfterBreak="0">
+    <w:nsid w:val="0F026AB1"/>
     <w:multiLevelType w:val="multilevel"/>
-    <w:tmpl w:val="1428B2BC"/>
+    <w:tmpl w:val="CB6EF156"/>
     <w:lvl w:ilvl="0">
       <w:start w:val="1"/>
       <w:numFmt w:val="bullet"/>
@@ -20318,10 +25820,10 @@
       </w:rPr>
     </w:lvl>
   </w:abstractNum>
-  <w:abstractNum w:abstractNumId="8" w15:restartNumberingAfterBreak="0">
-    <w:nsid w:val="20C26BEF"/>
+  <w:abstractNum w:abstractNumId="7" w15:restartNumberingAfterBreak="0">
+    <w:nsid w:val="118009F9"/>
     <w:multiLevelType w:val="multilevel"/>
-    <w:tmpl w:val="F3940932"/>
+    <w:tmpl w:val="693EFE26"/>
     <w:lvl w:ilvl="0">
       <w:start w:val="1"/>
       <w:numFmt w:val="bullet"/>
@@ -20467,10 +25969,123 @@
       </w:rPr>
     </w:lvl>
   </w:abstractNum>
+  <w:abstractNum w:abstractNumId="8" w15:restartNumberingAfterBreak="0">
+    <w:nsid w:val="1E8C1DA9"/>
+    <w:multiLevelType w:val="multilevel"/>
+    <w:tmpl w:val="0FC8AD24"/>
+    <w:lvl w:ilvl="0">
+      <w:start w:val="1"/>
+      <w:numFmt w:val="decimal"/>
+      <w:lvlText w:val="%1."/>
+      <w:lvlJc w:val="left"/>
+      <w:pPr>
+        <w:tabs>
+          <w:tab w:val="num" w:pos="720"/>
+        </w:tabs>
+        <w:ind w:left="720" w:hanging="360"/>
+      </w:pPr>
+    </w:lvl>
+    <w:lvl w:ilvl="1" w:tentative="1">
+      <w:start w:val="1"/>
+      <w:numFmt w:val="decimal"/>
+      <w:lvlText w:val="%2."/>
+      <w:lvlJc w:val="left"/>
+      <w:pPr>
+        <w:tabs>
+          <w:tab w:val="num" w:pos="1440"/>
+        </w:tabs>
+        <w:ind w:left="1440" w:hanging="360"/>
+      </w:pPr>
+    </w:lvl>
+    <w:lvl w:ilvl="2" w:tentative="1">
+      <w:start w:val="1"/>
+      <w:numFmt w:val="decimal"/>
+      <w:lvlText w:val="%3."/>
+      <w:lvlJc w:val="left"/>
+      <w:pPr>
+        <w:tabs>
+          <w:tab w:val="num" w:pos="2160"/>
+        </w:tabs>
+        <w:ind w:left="2160" w:hanging="360"/>
+      </w:pPr>
+    </w:lvl>
+    <w:lvl w:ilvl="3" w:tentative="1">
+      <w:start w:val="1"/>
+      <w:numFmt w:val="decimal"/>
+      <w:lvlText w:val="%4."/>
+      <w:lvlJc w:val="left"/>
+      <w:pPr>
+        <w:tabs>
+          <w:tab w:val="num" w:pos="2880"/>
+        </w:tabs>
+        <w:ind w:left="2880" w:hanging="360"/>
+      </w:pPr>
+    </w:lvl>
+    <w:lvl w:ilvl="4" w:tentative="1">
+      <w:start w:val="1"/>
+      <w:numFmt w:val="decimal"/>
+      <w:lvlText w:val="%5."/>
+      <w:lvlJc w:val="left"/>
+      <w:pPr>
+        <w:tabs>
+          <w:tab w:val="num" w:pos="3600"/>
+        </w:tabs>
+        <w:ind w:left="3600" w:hanging="360"/>
+      </w:pPr>
+    </w:lvl>
+    <w:lvl w:ilvl="5" w:tentative="1">
+      <w:start w:val="1"/>
+      <w:numFmt w:val="decimal"/>
+      <w:lvlText w:val="%6."/>
+      <w:lvlJc w:val="left"/>
+      <w:pPr>
+        <w:tabs>
+          <w:tab w:val="num" w:pos="4320"/>
+        </w:tabs>
+        <w:ind w:left="4320" w:hanging="360"/>
+      </w:pPr>
+    </w:lvl>
+    <w:lvl w:ilvl="6" w:tentative="1">
+      <w:start w:val="1"/>
+      <w:numFmt w:val="decimal"/>
+      <w:lvlText w:val="%7."/>
+      <w:lvlJc w:val="left"/>
+      <w:pPr>
+        <w:tabs>
+          <w:tab w:val="num" w:pos="5040"/>
+        </w:tabs>
+        <w:ind w:left="5040" w:hanging="360"/>
+      </w:pPr>
+    </w:lvl>
+    <w:lvl w:ilvl="7" w:tentative="1">
+      <w:start w:val="1"/>
+      <w:numFmt w:val="decimal"/>
+      <w:lvlText w:val="%8."/>
+      <w:lvlJc w:val="left"/>
+      <w:pPr>
+        <w:tabs>
+          <w:tab w:val="num" w:pos="5760"/>
+        </w:tabs>
+        <w:ind w:left="5760" w:hanging="360"/>
+      </w:pPr>
+    </w:lvl>
+    <w:lvl w:ilvl="8" w:tentative="1">
+      <w:start w:val="1"/>
+      <w:numFmt w:val="decimal"/>
+      <w:lvlText w:val="%9."/>
+      <w:lvlJc w:val="left"/>
+      <w:pPr>
+        <w:tabs>
+          <w:tab w:val="num" w:pos="6480"/>
+        </w:tabs>
+        <w:ind w:left="6480" w:hanging="360"/>
+      </w:pPr>
+    </w:lvl>
+  </w:abstractNum>
   <w:abstractNum w:abstractNumId="9" w15:restartNumberingAfterBreak="0">
-    <w:nsid w:val="248255DB"/>
+    <w:nsid w:val="1F1E0C75"/>
     <w:multiLevelType w:val="multilevel"/>
-    <w:tmpl w:val="E59C4CEC"/>
+    <w:tmpl w:val="47AAD50A"/>
     <w:lvl w:ilvl="0">
       <w:start w:val="1"/>
       <w:numFmt w:val="bullet"/>
@@ -20617,235 +26232,9 @@
     </w:lvl>
   </w:abstractNum>
   <w:abstractNum w:abstractNumId="10" w15:restartNumberingAfterBreak="0">
-    <w:nsid w:val="281150B7"/>
+    <w:nsid w:val="1F484958"/>
     <w:multiLevelType w:val="multilevel"/>
-    <w:tmpl w:val="64E2A70C"/>
-    <w:lvl w:ilvl="0">
-      <w:start w:val="1"/>
-      <w:numFmt w:val="decimal"/>
-      <w:lvlText w:val="%1."/>
-      <w:lvlJc w:val="left"/>
-      <w:pPr>
-        <w:tabs>
-          <w:tab w:val="num" w:pos="720"/>
-        </w:tabs>
-        <w:ind w:left="720" w:hanging="360"/>
-      </w:pPr>
-    </w:lvl>
-    <w:lvl w:ilvl="1" w:tentative="1">
-      <w:start w:val="1"/>
-      <w:numFmt w:val="decimal"/>
-      <w:lvlText w:val="%2."/>
-      <w:lvlJc w:val="left"/>
-      <w:pPr>
-        <w:tabs>
-          <w:tab w:val="num" w:pos="1440"/>
-        </w:tabs>
-        <w:ind w:left="1440" w:hanging="360"/>
-      </w:pPr>
-    </w:lvl>
-    <w:lvl w:ilvl="2" w:tentative="1">
-      <w:start w:val="1"/>
-      <w:numFmt w:val="decimal"/>
-      <w:lvlText w:val="%3."/>
-      <w:lvlJc w:val="left"/>
-      <w:pPr>
-        <w:tabs>
-          <w:tab w:val="num" w:pos="2160"/>
-        </w:tabs>
-        <w:ind w:left="2160" w:hanging="360"/>
-      </w:pPr>
-    </w:lvl>
-    <w:lvl w:ilvl="3" w:tentative="1">
-      <w:start w:val="1"/>
-      <w:numFmt w:val="decimal"/>
-      <w:lvlText w:val="%4."/>
-      <w:lvlJc w:val="left"/>
-      <w:pPr>
-        <w:tabs>
-          <w:tab w:val="num" w:pos="2880"/>
-        </w:tabs>
-        <w:ind w:left="2880" w:hanging="360"/>
-      </w:pPr>
-    </w:lvl>
-    <w:lvl w:ilvl="4" w:tentative="1">
-      <w:start w:val="1"/>
-      <w:numFmt w:val="decimal"/>
-      <w:lvlText w:val="%5."/>
-      <w:lvlJc w:val="left"/>
-      <w:pPr>
-        <w:tabs>
-          <w:tab w:val="num" w:pos="3600"/>
-        </w:tabs>
-        <w:ind w:left="3600" w:hanging="360"/>
-      </w:pPr>
-    </w:lvl>
-    <w:lvl w:ilvl="5" w:tentative="1">
-      <w:start w:val="1"/>
-      <w:numFmt w:val="decimal"/>
-      <w:lvlText w:val="%6."/>
-      <w:lvlJc w:val="left"/>
-      <w:pPr>
-        <w:tabs>
-          <w:tab w:val="num" w:pos="4320"/>
-        </w:tabs>
-        <w:ind w:left="4320" w:hanging="360"/>
-      </w:pPr>
-    </w:lvl>
-    <w:lvl w:ilvl="6" w:tentative="1">
-      <w:start w:val="1"/>
-      <w:numFmt w:val="decimal"/>
-      <w:lvlText w:val="%7."/>
-      <w:lvlJc w:val="left"/>
-      <w:pPr>
-        <w:tabs>
-          <w:tab w:val="num" w:pos="5040"/>
-        </w:tabs>
-        <w:ind w:left="5040" w:hanging="360"/>
-      </w:pPr>
-    </w:lvl>
-    <w:lvl w:ilvl="7" w:tentative="1">
-      <w:start w:val="1"/>
-      <w:numFmt w:val="decimal"/>
-      <w:lvlText w:val="%8."/>
-      <w:lvlJc w:val="left"/>
-      <w:pPr>
-        <w:tabs>
-          <w:tab w:val="num" w:pos="5760"/>
-        </w:tabs>
-        <w:ind w:left="5760" w:hanging="360"/>
-      </w:pPr>
-    </w:lvl>
-    <w:lvl w:ilvl="8" w:tentative="1">
-      <w:start w:val="1"/>
-      <w:numFmt w:val="decimal"/>
-      <w:lvlText w:val="%9."/>
-      <w:lvlJc w:val="left"/>
-      <w:pPr>
-        <w:tabs>
-          <w:tab w:val="num" w:pos="6480"/>
-        </w:tabs>
-        <w:ind w:left="6480" w:hanging="360"/>
-      </w:pPr>
-    </w:lvl>
-  </w:abstractNum>
-  <w:abstractNum w:abstractNumId="11" w15:restartNumberingAfterBreak="0">
-    <w:nsid w:val="282A7D34"/>
-    <w:multiLevelType w:val="multilevel"/>
-    <w:tmpl w:val="28ACC948"/>
-    <w:lvl w:ilvl="0">
-      <w:start w:val="1"/>
-      <w:numFmt w:val="decimal"/>
-      <w:lvlText w:val="%1."/>
-      <w:lvlJc w:val="left"/>
-      <w:pPr>
-        <w:tabs>
-          <w:tab w:val="num" w:pos="720"/>
-        </w:tabs>
-        <w:ind w:left="720" w:hanging="360"/>
-      </w:pPr>
-    </w:lvl>
-    <w:lvl w:ilvl="1" w:tentative="1">
-      <w:start w:val="1"/>
-      <w:numFmt w:val="decimal"/>
-      <w:lvlText w:val="%2."/>
-      <w:lvlJc w:val="left"/>
-      <w:pPr>
-        <w:tabs>
-          <w:tab w:val="num" w:pos="1440"/>
-        </w:tabs>
-        <w:ind w:left="1440" w:hanging="360"/>
-      </w:pPr>
-    </w:lvl>
-    <w:lvl w:ilvl="2" w:tentative="1">
-      <w:start w:val="1"/>
-      <w:numFmt w:val="decimal"/>
-      <w:lvlText w:val="%3."/>
-      <w:lvlJc w:val="left"/>
-      <w:pPr>
-        <w:tabs>
-          <w:tab w:val="num" w:pos="2160"/>
-        </w:tabs>
-        <w:ind w:left="2160" w:hanging="360"/>
-      </w:pPr>
-    </w:lvl>
-    <w:lvl w:ilvl="3" w:tentative="1">
-      <w:start w:val="1"/>
-      <w:numFmt w:val="decimal"/>
-      <w:lvlText w:val="%4."/>
-      <w:lvlJc w:val="left"/>
-      <w:pPr>
-        <w:tabs>
-          <w:tab w:val="num" w:pos="2880"/>
-        </w:tabs>
-        <w:ind w:left="2880" w:hanging="360"/>
-      </w:pPr>
-    </w:lvl>
-    <w:lvl w:ilvl="4" w:tentative="1">
-      <w:start w:val="1"/>
-      <w:numFmt w:val="decimal"/>
-      <w:lvlText w:val="%5."/>
-      <w:lvlJc w:val="left"/>
-      <w:pPr>
-        <w:tabs>
-          <w:tab w:val="num" w:pos="3600"/>
-        </w:tabs>
-        <w:ind w:left="3600" w:hanging="360"/>
-      </w:pPr>
-    </w:lvl>
-    <w:lvl w:ilvl="5" w:tentative="1">
-      <w:start w:val="1"/>
-      <w:numFmt w:val="decimal"/>
-      <w:lvlText w:val="%6."/>
-      <w:lvlJc w:val="left"/>
-      <w:pPr>
-        <w:tabs>
-          <w:tab w:val="num" w:pos="4320"/>
-        </w:tabs>
-        <w:ind w:left="4320" w:hanging="360"/>
-      </w:pPr>
-    </w:lvl>
-    <w:lvl w:ilvl="6" w:tentative="1">
-      <w:start w:val="1"/>
-      <w:numFmt w:val="decimal"/>
-      <w:lvlText w:val="%7."/>
-      <w:lvlJc w:val="left"/>
-      <w:pPr>
-        <w:tabs>
-          <w:tab w:val="num" w:pos="5040"/>
-        </w:tabs>
-        <w:ind w:left="5040" w:hanging="360"/>
-      </w:pPr>
-    </w:lvl>
-    <w:lvl w:ilvl="7" w:tentative="1">
-      <w:start w:val="1"/>
-      <w:numFmt w:val="decimal"/>
-      <w:lvlText w:val="%8."/>
-      <w:lvlJc w:val="left"/>
-      <w:pPr>
-        <w:tabs>
-          <w:tab w:val="num" w:pos="5760"/>
-        </w:tabs>
-        <w:ind w:left="5760" w:hanging="360"/>
-      </w:pPr>
-    </w:lvl>
-    <w:lvl w:ilvl="8" w:tentative="1">
-      <w:start w:val="1"/>
-      <w:numFmt w:val="decimal"/>
-      <w:lvlText w:val="%9."/>
-      <w:lvlJc w:val="left"/>
-      <w:pPr>
-        <w:tabs>
-          <w:tab w:val="num" w:pos="6480"/>
-        </w:tabs>
-        <w:ind w:left="6480" w:hanging="360"/>
-      </w:pPr>
-    </w:lvl>
-  </w:abstractNum>
-  <w:abstractNum w:abstractNumId="12" w15:restartNumberingAfterBreak="0">
-    <w:nsid w:val="2B883284"/>
-    <w:multiLevelType w:val="multilevel"/>
-    <w:tmpl w:val="52A28D0A"/>
+    <w:tmpl w:val="1428B2BC"/>
     <w:lvl w:ilvl="0">
       <w:start w:val="1"/>
       <w:numFmt w:val="bullet"/>
@@ -20991,10 +26380,10 @@
       </w:rPr>
     </w:lvl>
   </w:abstractNum>
-  <w:abstractNum w:abstractNumId="13" w15:restartNumberingAfterBreak="0">
-    <w:nsid w:val="3C9677BA"/>
+  <w:abstractNum w:abstractNumId="11" w15:restartNumberingAfterBreak="0">
+    <w:nsid w:val="20C26BEF"/>
     <w:multiLevelType w:val="multilevel"/>
-    <w:tmpl w:val="FCC8270A"/>
+    <w:tmpl w:val="F3940932"/>
     <w:lvl w:ilvl="0">
       <w:start w:val="1"/>
       <w:numFmt w:val="bullet"/>
@@ -21140,10 +26529,10 @@
       </w:rPr>
     </w:lvl>
   </w:abstractNum>
-  <w:abstractNum w:abstractNumId="14" w15:restartNumberingAfterBreak="0">
-    <w:nsid w:val="3CCA5B49"/>
+  <w:abstractNum w:abstractNumId="12" w15:restartNumberingAfterBreak="0">
+    <w:nsid w:val="248255DB"/>
     <w:multiLevelType w:val="multilevel"/>
-    <w:tmpl w:val="ABB4C9D6"/>
+    <w:tmpl w:val="E59C4CEC"/>
     <w:lvl w:ilvl="0">
       <w:start w:val="1"/>
       <w:numFmt w:val="bullet"/>
@@ -21289,10 +26678,236 @@
       </w:rPr>
     </w:lvl>
   </w:abstractNum>
+  <w:abstractNum w:abstractNumId="13" w15:restartNumberingAfterBreak="0">
+    <w:nsid w:val="281150B7"/>
+    <w:multiLevelType w:val="multilevel"/>
+    <w:tmpl w:val="64E2A70C"/>
+    <w:lvl w:ilvl="0">
+      <w:start w:val="1"/>
+      <w:numFmt w:val="decimal"/>
+      <w:lvlText w:val="%1."/>
+      <w:lvlJc w:val="left"/>
+      <w:pPr>
+        <w:tabs>
+          <w:tab w:val="num" w:pos="720"/>
+        </w:tabs>
+        <w:ind w:left="720" w:hanging="360"/>
+      </w:pPr>
+    </w:lvl>
+    <w:lvl w:ilvl="1" w:tentative="1">
+      <w:start w:val="1"/>
+      <w:numFmt w:val="decimal"/>
+      <w:lvlText w:val="%2."/>
+      <w:lvlJc w:val="left"/>
+      <w:pPr>
+        <w:tabs>
+          <w:tab w:val="num" w:pos="1440"/>
+        </w:tabs>
+        <w:ind w:left="1440" w:hanging="360"/>
+      </w:pPr>
+    </w:lvl>
+    <w:lvl w:ilvl="2" w:tentative="1">
+      <w:start w:val="1"/>
+      <w:numFmt w:val="decimal"/>
+      <w:lvlText w:val="%3."/>
+      <w:lvlJc w:val="left"/>
+      <w:pPr>
+        <w:tabs>
+          <w:tab w:val="num" w:pos="2160"/>
+        </w:tabs>
+        <w:ind w:left="2160" w:hanging="360"/>
+      </w:pPr>
+    </w:lvl>
+    <w:lvl w:ilvl="3" w:tentative="1">
+      <w:start w:val="1"/>
+      <w:numFmt w:val="decimal"/>
+      <w:lvlText w:val="%4."/>
+      <w:lvlJc w:val="left"/>
+      <w:pPr>
+        <w:tabs>
+          <w:tab w:val="num" w:pos="2880"/>
+        </w:tabs>
+        <w:ind w:left="2880" w:hanging="360"/>
+      </w:pPr>
+    </w:lvl>
+    <w:lvl w:ilvl="4" w:tentative="1">
+      <w:start w:val="1"/>
+      <w:numFmt w:val="decimal"/>
+      <w:lvlText w:val="%5."/>
+      <w:lvlJc w:val="left"/>
+      <w:pPr>
+        <w:tabs>
+          <w:tab w:val="num" w:pos="3600"/>
+        </w:tabs>
+        <w:ind w:left="3600" w:hanging="360"/>
+      </w:pPr>
+    </w:lvl>
+    <w:lvl w:ilvl="5" w:tentative="1">
+      <w:start w:val="1"/>
+      <w:numFmt w:val="decimal"/>
+      <w:lvlText w:val="%6."/>
+      <w:lvlJc w:val="left"/>
+      <w:pPr>
+        <w:tabs>
+          <w:tab w:val="num" w:pos="4320"/>
+        </w:tabs>
+        <w:ind w:left="4320" w:hanging="360"/>
+      </w:pPr>
+    </w:lvl>
+    <w:lvl w:ilvl="6" w:tentative="1">
+      <w:start w:val="1"/>
+      <w:numFmt w:val="decimal"/>
+      <w:lvlText w:val="%7."/>
+      <w:lvlJc w:val="left"/>
+      <w:pPr>
+        <w:tabs>
+          <w:tab w:val="num" w:pos="5040"/>
+        </w:tabs>
+        <w:ind w:left="5040" w:hanging="360"/>
+      </w:pPr>
+    </w:lvl>
+    <w:lvl w:ilvl="7" w:tentative="1">
+      <w:start w:val="1"/>
+      <w:numFmt w:val="decimal"/>
+      <w:lvlText w:val="%8."/>
+      <w:lvlJc w:val="left"/>
+      <w:pPr>
+        <w:tabs>
+          <w:tab w:val="num" w:pos="5760"/>
+        </w:tabs>
+        <w:ind w:left="5760" w:hanging="360"/>
+      </w:pPr>
+    </w:lvl>
+    <w:lvl w:ilvl="8" w:tentative="1">
+      <w:start w:val="1"/>
+      <w:numFmt w:val="decimal"/>
+      <w:lvlText w:val="%9."/>
+      <w:lvlJc w:val="left"/>
+      <w:pPr>
+        <w:tabs>
+          <w:tab w:val="num" w:pos="6480"/>
+        </w:tabs>
+        <w:ind w:left="6480" w:hanging="360"/>
+      </w:pPr>
+    </w:lvl>
+  </w:abstractNum>
+  <w:abstractNum w:abstractNumId="14" w15:restartNumberingAfterBreak="0">
+    <w:nsid w:val="282A7D34"/>
+    <w:multiLevelType w:val="multilevel"/>
+    <w:tmpl w:val="28ACC948"/>
+    <w:lvl w:ilvl="0">
+      <w:start w:val="1"/>
+      <w:numFmt w:val="decimal"/>
+      <w:lvlText w:val="%1."/>
+      <w:lvlJc w:val="left"/>
+      <w:pPr>
+        <w:tabs>
+          <w:tab w:val="num" w:pos="720"/>
+        </w:tabs>
+        <w:ind w:left="720" w:hanging="360"/>
+      </w:pPr>
+    </w:lvl>
+    <w:lvl w:ilvl="1" w:tentative="1">
+      <w:start w:val="1"/>
+      <w:numFmt w:val="decimal"/>
+      <w:lvlText w:val="%2."/>
+      <w:lvlJc w:val="left"/>
+      <w:pPr>
+        <w:tabs>
+          <w:tab w:val="num" w:pos="1440"/>
+        </w:tabs>
+        <w:ind w:left="1440" w:hanging="360"/>
+      </w:pPr>
+    </w:lvl>
+    <w:lvl w:ilvl="2" w:tentative="1">
+      <w:start w:val="1"/>
+      <w:numFmt w:val="decimal"/>
+      <w:lvlText w:val="%3."/>
+      <w:lvlJc w:val="left"/>
+      <w:pPr>
+        <w:tabs>
+          <w:tab w:val="num" w:pos="2160"/>
+        </w:tabs>
+        <w:ind w:left="2160" w:hanging="360"/>
+      </w:pPr>
+    </w:lvl>
+    <w:lvl w:ilvl="3" w:tentative="1">
+      <w:start w:val="1"/>
+      <w:numFmt w:val="decimal"/>
+      <w:lvlText w:val="%4."/>
+      <w:lvlJc w:val="left"/>
+      <w:pPr>
+        <w:tabs>
+          <w:tab w:val="num" w:pos="2880"/>
+        </w:tabs>
+        <w:ind w:left="2880" w:hanging="360"/>
+      </w:pPr>
+    </w:lvl>
+    <w:lvl w:ilvl="4" w:tentative="1">
+      <w:start w:val="1"/>
+      <w:numFmt w:val="decimal"/>
+      <w:lvlText w:val="%5."/>
+      <w:lvlJc w:val="left"/>
+      <w:pPr>
+        <w:tabs>
+          <w:tab w:val="num" w:pos="3600"/>
+        </w:tabs>
+        <w:ind w:left="3600" w:hanging="360"/>
+      </w:pPr>
+    </w:lvl>
+    <w:lvl w:ilvl="5" w:tentative="1">
+      <w:start w:val="1"/>
+      <w:numFmt w:val="decimal"/>
+      <w:lvlText w:val="%6."/>
+      <w:lvlJc w:val="left"/>
+      <w:pPr>
+        <w:tabs>
+          <w:tab w:val="num" w:pos="4320"/>
+        </w:tabs>
+        <w:ind w:left="4320" w:hanging="360"/>
+      </w:pPr>
+    </w:lvl>
+    <w:lvl w:ilvl="6" w:tentative="1">
+      <w:start w:val="1"/>
+      <w:numFmt w:val="decimal"/>
+      <w:lvlText w:val="%7."/>
+      <w:lvlJc w:val="left"/>
+      <w:pPr>
+        <w:tabs>
+          <w:tab w:val="num" w:pos="5040"/>
+        </w:tabs>
+        <w:ind w:left="5040" w:hanging="360"/>
+      </w:pPr>
+    </w:lvl>
+    <w:lvl w:ilvl="7" w:tentative="1">
+      <w:start w:val="1"/>
+      <w:numFmt w:val="decimal"/>
+      <w:lvlText w:val="%8."/>
+      <w:lvlJc w:val="left"/>
+      <w:pPr>
+        <w:tabs>
+          <w:tab w:val="num" w:pos="5760"/>
+        </w:tabs>
+        <w:ind w:left="5760" w:hanging="360"/>
+      </w:pPr>
+    </w:lvl>
+    <w:lvl w:ilvl="8" w:tentative="1">
+      <w:start w:val="1"/>
+      <w:numFmt w:val="decimal"/>
+      <w:lvlText w:val="%9."/>
+      <w:lvlJc w:val="left"/>
+      <w:pPr>
+        <w:tabs>
+          <w:tab w:val="num" w:pos="6480"/>
+        </w:tabs>
+        <w:ind w:left="6480" w:hanging="360"/>
+      </w:pPr>
+    </w:lvl>
+  </w:abstractNum>
   <w:abstractNum w:abstractNumId="15" w15:restartNumberingAfterBreak="0">
-    <w:nsid w:val="3F68323B"/>
+    <w:nsid w:val="2B883284"/>
     <w:multiLevelType w:val="multilevel"/>
-    <w:tmpl w:val="92287AEC"/>
+    <w:tmpl w:val="52A28D0A"/>
     <w:lvl w:ilvl="0">
       <w:start w:val="1"/>
       <w:numFmt w:val="bullet"/>
@@ -21439,9 +27054,9 @@
     </w:lvl>
   </w:abstractNum>
   <w:abstractNum w:abstractNumId="16" w15:restartNumberingAfterBreak="0">
-    <w:nsid w:val="4A25438F"/>
+    <w:nsid w:val="343F1AD3"/>
     <w:multiLevelType w:val="multilevel"/>
-    <w:tmpl w:val="0664AD76"/>
+    <w:tmpl w:val="AFB06FF2"/>
     <w:lvl w:ilvl="0">
       <w:start w:val="1"/>
       <w:numFmt w:val="bullet"/>
@@ -21588,9 +27203,9 @@
     </w:lvl>
   </w:abstractNum>
   <w:abstractNum w:abstractNumId="17" w15:restartNumberingAfterBreak="0">
-    <w:nsid w:val="4E402892"/>
+    <w:nsid w:val="3C9677BA"/>
     <w:multiLevelType w:val="multilevel"/>
-    <w:tmpl w:val="582CEBC0"/>
+    <w:tmpl w:val="FCC8270A"/>
     <w:lvl w:ilvl="0">
       <w:start w:val="1"/>
       <w:numFmt w:val="bullet"/>
@@ -21737,9 +27352,9 @@
     </w:lvl>
   </w:abstractNum>
   <w:abstractNum w:abstractNumId="18" w15:restartNumberingAfterBreak="0">
-    <w:nsid w:val="562D5652"/>
+    <w:nsid w:val="3CCA5B49"/>
     <w:multiLevelType w:val="multilevel"/>
-    <w:tmpl w:val="82E619C2"/>
+    <w:tmpl w:val="ABB4C9D6"/>
     <w:lvl w:ilvl="0">
       <w:start w:val="1"/>
       <w:numFmt w:val="bullet"/>
@@ -21886,9 +27501,9 @@
     </w:lvl>
   </w:abstractNum>
   <w:abstractNum w:abstractNumId="19" w15:restartNumberingAfterBreak="0">
-    <w:nsid w:val="580463B3"/>
+    <w:nsid w:val="3F68323B"/>
     <w:multiLevelType w:val="multilevel"/>
-    <w:tmpl w:val="28EA024E"/>
+    <w:tmpl w:val="92287AEC"/>
     <w:lvl w:ilvl="0">
       <w:start w:val="1"/>
       <w:numFmt w:val="bullet"/>
@@ -22035,9 +27650,9 @@
     </w:lvl>
   </w:abstractNum>
   <w:abstractNum w:abstractNumId="20" w15:restartNumberingAfterBreak="0">
-    <w:nsid w:val="5D3E505E"/>
+    <w:nsid w:val="473A4ED7"/>
     <w:multiLevelType w:val="multilevel"/>
-    <w:tmpl w:val="FDF2DF86"/>
+    <w:tmpl w:val="86642130"/>
     <w:lvl w:ilvl="0">
       <w:start w:val="1"/>
       <w:numFmt w:val="bullet"/>
@@ -22184,9 +27799,9 @@
     </w:lvl>
   </w:abstractNum>
   <w:abstractNum w:abstractNumId="21" w15:restartNumberingAfterBreak="0">
-    <w:nsid w:val="60FA18DA"/>
+    <w:nsid w:val="4A25438F"/>
     <w:multiLevelType w:val="multilevel"/>
-    <w:tmpl w:val="181A22E8"/>
+    <w:tmpl w:val="0664AD76"/>
     <w:lvl w:ilvl="0">
       <w:start w:val="1"/>
       <w:numFmt w:val="bullet"/>
@@ -22333,9 +27948,9 @@
     </w:lvl>
   </w:abstractNum>
   <w:abstractNum w:abstractNumId="22" w15:restartNumberingAfterBreak="0">
-    <w:nsid w:val="68DB794A"/>
+    <w:nsid w:val="4E402892"/>
     <w:multiLevelType w:val="multilevel"/>
-    <w:tmpl w:val="AC40BF7C"/>
+    <w:tmpl w:val="582CEBC0"/>
     <w:lvl w:ilvl="0">
       <w:start w:val="1"/>
       <w:numFmt w:val="bullet"/>
@@ -22482,9 +28097,9 @@
     </w:lvl>
   </w:abstractNum>
   <w:abstractNum w:abstractNumId="23" w15:restartNumberingAfterBreak="0">
-    <w:nsid w:val="76474904"/>
+    <w:nsid w:val="562D5652"/>
     <w:multiLevelType w:val="multilevel"/>
-    <w:tmpl w:val="C8B6AAE2"/>
+    <w:tmpl w:val="82E619C2"/>
     <w:lvl w:ilvl="0">
       <w:start w:val="1"/>
       <w:numFmt w:val="bullet"/>
@@ -22631,122 +28246,9 @@
     </w:lvl>
   </w:abstractNum>
   <w:abstractNum w:abstractNumId="24" w15:restartNumberingAfterBreak="0">
-    <w:nsid w:val="79690253"/>
+    <w:nsid w:val="580463B3"/>
     <w:multiLevelType w:val="multilevel"/>
-    <w:tmpl w:val="B0A2CDB6"/>
-    <w:lvl w:ilvl="0">
-      <w:start w:val="1"/>
-      <w:numFmt w:val="decimal"/>
-      <w:lvlText w:val="%1."/>
-      <w:lvlJc w:val="left"/>
-      <w:pPr>
-        <w:tabs>
-          <w:tab w:val="num" w:pos="720"/>
-        </w:tabs>
-        <w:ind w:left="720" w:hanging="360"/>
-      </w:pPr>
-    </w:lvl>
-    <w:lvl w:ilvl="1" w:tentative="1">
-      <w:start w:val="1"/>
-      <w:numFmt w:val="decimal"/>
-      <w:lvlText w:val="%2."/>
-      <w:lvlJc w:val="left"/>
-      <w:pPr>
-        <w:tabs>
-          <w:tab w:val="num" w:pos="1440"/>
-        </w:tabs>
-        <w:ind w:left="1440" w:hanging="360"/>
-      </w:pPr>
-    </w:lvl>
-    <w:lvl w:ilvl="2" w:tentative="1">
-      <w:start w:val="1"/>
-      <w:numFmt w:val="decimal"/>
-      <w:lvlText w:val="%3."/>
-      <w:lvlJc w:val="left"/>
-      <w:pPr>
-        <w:tabs>
-          <w:tab w:val="num" w:pos="2160"/>
-        </w:tabs>
-        <w:ind w:left="2160" w:hanging="360"/>
-      </w:pPr>
-    </w:lvl>
-    <w:lvl w:ilvl="3" w:tentative="1">
-      <w:start w:val="1"/>
-      <w:numFmt w:val="decimal"/>
-      <w:lvlText w:val="%4."/>
-      <w:lvlJc w:val="left"/>
-      <w:pPr>
-        <w:tabs>
-          <w:tab w:val="num" w:pos="2880"/>
-        </w:tabs>
-        <w:ind w:left="2880" w:hanging="360"/>
-      </w:pPr>
-    </w:lvl>
-    <w:lvl w:ilvl="4" w:tentative="1">
-      <w:start w:val="1"/>
-      <w:numFmt w:val="decimal"/>
-      <w:lvlText w:val="%5."/>
-      <w:lvlJc w:val="left"/>
-      <w:pPr>
-        <w:tabs>
-          <w:tab w:val="num" w:pos="3600"/>
-        </w:tabs>
-        <w:ind w:left="3600" w:hanging="360"/>
-      </w:pPr>
-    </w:lvl>
-    <w:lvl w:ilvl="5" w:tentative="1">
-      <w:start w:val="1"/>
-      <w:numFmt w:val="decimal"/>
-      <w:lvlText w:val="%6."/>
-      <w:lvlJc w:val="left"/>
-      <w:pPr>
-        <w:tabs>
-          <w:tab w:val="num" w:pos="4320"/>
-        </w:tabs>
-        <w:ind w:left="4320" w:hanging="360"/>
-      </w:pPr>
-    </w:lvl>
-    <w:lvl w:ilvl="6" w:tentative="1">
-      <w:start w:val="1"/>
-      <w:numFmt w:val="decimal"/>
-      <w:lvlText w:val="%7."/>
-      <w:lvlJc w:val="left"/>
-      <w:pPr>
-        <w:tabs>
-          <w:tab w:val="num" w:pos="5040"/>
-        </w:tabs>
-        <w:ind w:left="5040" w:hanging="360"/>
-      </w:pPr>
-    </w:lvl>
-    <w:lvl w:ilvl="7" w:tentative="1">
-      <w:start w:val="1"/>
-      <w:numFmt w:val="decimal"/>
-      <w:lvlText w:val="%8."/>
-      <w:lvlJc w:val="left"/>
-      <w:pPr>
-        <w:tabs>
-          <w:tab w:val="num" w:pos="5760"/>
-        </w:tabs>
-        <w:ind w:left="5760" w:hanging="360"/>
-      </w:pPr>
-    </w:lvl>
-    <w:lvl w:ilvl="8" w:tentative="1">
-      <w:start w:val="1"/>
-      <w:numFmt w:val="decimal"/>
-      <w:lvlText w:val="%9."/>
-      <w:lvlJc w:val="left"/>
-      <w:pPr>
-        <w:tabs>
-          <w:tab w:val="num" w:pos="6480"/>
-        </w:tabs>
-        <w:ind w:left="6480" w:hanging="360"/>
-      </w:pPr>
-    </w:lvl>
-  </w:abstractNum>
-  <w:abstractNum w:abstractNumId="25" w15:restartNumberingAfterBreak="0">
-    <w:nsid w:val="79B15B8F"/>
-    <w:multiLevelType w:val="multilevel"/>
-    <w:tmpl w:val="8A6E46B6"/>
+    <w:tmpl w:val="28EA024E"/>
     <w:lvl w:ilvl="0">
       <w:start w:val="1"/>
       <w:numFmt w:val="bullet"/>
@@ -22892,10 +28394,10 @@
       </w:rPr>
     </w:lvl>
   </w:abstractNum>
-  <w:abstractNum w:abstractNumId="26" w15:restartNumberingAfterBreak="0">
-    <w:nsid w:val="79CE22A4"/>
+  <w:abstractNum w:abstractNumId="25" w15:restartNumberingAfterBreak="0">
+    <w:nsid w:val="5AC044DA"/>
     <w:multiLevelType w:val="multilevel"/>
-    <w:tmpl w:val="695E9B02"/>
+    <w:tmpl w:val="63D68632"/>
     <w:lvl w:ilvl="0">
       <w:start w:val="1"/>
       <w:numFmt w:val="bullet"/>
@@ -23041,10 +28543,10 @@
       </w:rPr>
     </w:lvl>
   </w:abstractNum>
-  <w:abstractNum w:abstractNumId="27" w15:restartNumberingAfterBreak="0">
-    <w:nsid w:val="7FF66763"/>
+  <w:abstractNum w:abstractNumId="26" w15:restartNumberingAfterBreak="0">
+    <w:nsid w:val="5D3E505E"/>
     <w:multiLevelType w:val="multilevel"/>
-    <w:tmpl w:val="0936C30C"/>
+    <w:tmpl w:val="FDF2DF86"/>
     <w:lvl w:ilvl="0">
       <w:start w:val="1"/>
       <w:numFmt w:val="bullet"/>
@@ -23190,88 +28692,1113 @@
       </w:rPr>
     </w:lvl>
   </w:abstractNum>
+  <w:abstractNum w:abstractNumId="27" w15:restartNumberingAfterBreak="0">
+    <w:nsid w:val="60FA18DA"/>
+    <w:multiLevelType w:val="multilevel"/>
+    <w:tmpl w:val="181A22E8"/>
+    <w:lvl w:ilvl="0">
+      <w:start w:val="1"/>
+      <w:numFmt w:val="bullet"/>
+      <w:lvlText w:val=""/>
+      <w:lvlJc w:val="left"/>
+      <w:pPr>
+        <w:tabs>
+          <w:tab w:val="num" w:pos="720"/>
+        </w:tabs>
+        <w:ind w:left="720" w:hanging="360"/>
+      </w:pPr>
+      <w:rPr>
+        <w:rFonts w:ascii="Symbol" w:hAnsi="Symbol" w:hint="default"/>
+        <w:sz w:val="20"/>
+      </w:rPr>
+    </w:lvl>
+    <w:lvl w:ilvl="1" w:tentative="1">
+      <w:start w:val="1"/>
+      <w:numFmt w:val="bullet"/>
+      <w:lvlText w:val="o"/>
+      <w:lvlJc w:val="left"/>
+      <w:pPr>
+        <w:tabs>
+          <w:tab w:val="num" w:pos="1440"/>
+        </w:tabs>
+        <w:ind w:left="1440" w:hanging="360"/>
+      </w:pPr>
+      <w:rPr>
+        <w:rFonts w:ascii="Courier New" w:hAnsi="Courier New" w:hint="default"/>
+        <w:sz w:val="20"/>
+      </w:rPr>
+    </w:lvl>
+    <w:lvl w:ilvl="2" w:tentative="1">
+      <w:start w:val="1"/>
+      <w:numFmt w:val="bullet"/>
+      <w:lvlText w:val=""/>
+      <w:lvlJc w:val="left"/>
+      <w:pPr>
+        <w:tabs>
+          <w:tab w:val="num" w:pos="2160"/>
+        </w:tabs>
+        <w:ind w:left="2160" w:hanging="360"/>
+      </w:pPr>
+      <w:rPr>
+        <w:rFonts w:ascii="Wingdings" w:hAnsi="Wingdings" w:hint="default"/>
+        <w:sz w:val="20"/>
+      </w:rPr>
+    </w:lvl>
+    <w:lvl w:ilvl="3" w:tentative="1">
+      <w:start w:val="1"/>
+      <w:numFmt w:val="bullet"/>
+      <w:lvlText w:val=""/>
+      <w:lvlJc w:val="left"/>
+      <w:pPr>
+        <w:tabs>
+          <w:tab w:val="num" w:pos="2880"/>
+        </w:tabs>
+        <w:ind w:left="2880" w:hanging="360"/>
+      </w:pPr>
+      <w:rPr>
+        <w:rFonts w:ascii="Wingdings" w:hAnsi="Wingdings" w:hint="default"/>
+        <w:sz w:val="20"/>
+      </w:rPr>
+    </w:lvl>
+    <w:lvl w:ilvl="4" w:tentative="1">
+      <w:start w:val="1"/>
+      <w:numFmt w:val="bullet"/>
+      <w:lvlText w:val=""/>
+      <w:lvlJc w:val="left"/>
+      <w:pPr>
+        <w:tabs>
+          <w:tab w:val="num" w:pos="3600"/>
+        </w:tabs>
+        <w:ind w:left="3600" w:hanging="360"/>
+      </w:pPr>
+      <w:rPr>
+        <w:rFonts w:ascii="Wingdings" w:hAnsi="Wingdings" w:hint="default"/>
+        <w:sz w:val="20"/>
+      </w:rPr>
+    </w:lvl>
+    <w:lvl w:ilvl="5" w:tentative="1">
+      <w:start w:val="1"/>
+      <w:numFmt w:val="bullet"/>
+      <w:lvlText w:val=""/>
+      <w:lvlJc w:val="left"/>
+      <w:pPr>
+        <w:tabs>
+          <w:tab w:val="num" w:pos="4320"/>
+        </w:tabs>
+        <w:ind w:left="4320" w:hanging="360"/>
+      </w:pPr>
+      <w:rPr>
+        <w:rFonts w:ascii="Wingdings" w:hAnsi="Wingdings" w:hint="default"/>
+        <w:sz w:val="20"/>
+      </w:rPr>
+    </w:lvl>
+    <w:lvl w:ilvl="6" w:tentative="1">
+      <w:start w:val="1"/>
+      <w:numFmt w:val="bullet"/>
+      <w:lvlText w:val=""/>
+      <w:lvlJc w:val="left"/>
+      <w:pPr>
+        <w:tabs>
+          <w:tab w:val="num" w:pos="5040"/>
+        </w:tabs>
+        <w:ind w:left="5040" w:hanging="360"/>
+      </w:pPr>
+      <w:rPr>
+        <w:rFonts w:ascii="Wingdings" w:hAnsi="Wingdings" w:hint="default"/>
+        <w:sz w:val="20"/>
+      </w:rPr>
+    </w:lvl>
+    <w:lvl w:ilvl="7" w:tentative="1">
+      <w:start w:val="1"/>
+      <w:numFmt w:val="bullet"/>
+      <w:lvlText w:val=""/>
+      <w:lvlJc w:val="left"/>
+      <w:pPr>
+        <w:tabs>
+          <w:tab w:val="num" w:pos="5760"/>
+        </w:tabs>
+        <w:ind w:left="5760" w:hanging="360"/>
+      </w:pPr>
+      <w:rPr>
+        <w:rFonts w:ascii="Wingdings" w:hAnsi="Wingdings" w:hint="default"/>
+        <w:sz w:val="20"/>
+      </w:rPr>
+    </w:lvl>
+    <w:lvl w:ilvl="8" w:tentative="1">
+      <w:start w:val="1"/>
+      <w:numFmt w:val="bullet"/>
+      <w:lvlText w:val=""/>
+      <w:lvlJc w:val="left"/>
+      <w:pPr>
+        <w:tabs>
+          <w:tab w:val="num" w:pos="6480"/>
+        </w:tabs>
+        <w:ind w:left="6480" w:hanging="360"/>
+      </w:pPr>
+      <w:rPr>
+        <w:rFonts w:ascii="Wingdings" w:hAnsi="Wingdings" w:hint="default"/>
+        <w:sz w:val="20"/>
+      </w:rPr>
+    </w:lvl>
+  </w:abstractNum>
+  <w:abstractNum w:abstractNumId="28" w15:restartNumberingAfterBreak="0">
+    <w:nsid w:val="68DB794A"/>
+    <w:multiLevelType w:val="multilevel"/>
+    <w:tmpl w:val="AC40BF7C"/>
+    <w:lvl w:ilvl="0">
+      <w:start w:val="1"/>
+      <w:numFmt w:val="bullet"/>
+      <w:lvlText w:val=""/>
+      <w:lvlJc w:val="left"/>
+      <w:pPr>
+        <w:tabs>
+          <w:tab w:val="num" w:pos="720"/>
+        </w:tabs>
+        <w:ind w:left="720" w:hanging="360"/>
+      </w:pPr>
+      <w:rPr>
+        <w:rFonts w:ascii="Symbol" w:hAnsi="Symbol" w:hint="default"/>
+        <w:sz w:val="20"/>
+      </w:rPr>
+    </w:lvl>
+    <w:lvl w:ilvl="1" w:tentative="1">
+      <w:start w:val="1"/>
+      <w:numFmt w:val="bullet"/>
+      <w:lvlText w:val="o"/>
+      <w:lvlJc w:val="left"/>
+      <w:pPr>
+        <w:tabs>
+          <w:tab w:val="num" w:pos="1440"/>
+        </w:tabs>
+        <w:ind w:left="1440" w:hanging="360"/>
+      </w:pPr>
+      <w:rPr>
+        <w:rFonts w:ascii="Courier New" w:hAnsi="Courier New" w:hint="default"/>
+        <w:sz w:val="20"/>
+      </w:rPr>
+    </w:lvl>
+    <w:lvl w:ilvl="2" w:tentative="1">
+      <w:start w:val="1"/>
+      <w:numFmt w:val="bullet"/>
+      <w:lvlText w:val=""/>
+      <w:lvlJc w:val="left"/>
+      <w:pPr>
+        <w:tabs>
+          <w:tab w:val="num" w:pos="2160"/>
+        </w:tabs>
+        <w:ind w:left="2160" w:hanging="360"/>
+      </w:pPr>
+      <w:rPr>
+        <w:rFonts w:ascii="Wingdings" w:hAnsi="Wingdings" w:hint="default"/>
+        <w:sz w:val="20"/>
+      </w:rPr>
+    </w:lvl>
+    <w:lvl w:ilvl="3" w:tentative="1">
+      <w:start w:val="1"/>
+      <w:numFmt w:val="bullet"/>
+      <w:lvlText w:val=""/>
+      <w:lvlJc w:val="left"/>
+      <w:pPr>
+        <w:tabs>
+          <w:tab w:val="num" w:pos="2880"/>
+        </w:tabs>
+        <w:ind w:left="2880" w:hanging="360"/>
+      </w:pPr>
+      <w:rPr>
+        <w:rFonts w:ascii="Wingdings" w:hAnsi="Wingdings" w:hint="default"/>
+        <w:sz w:val="20"/>
+      </w:rPr>
+    </w:lvl>
+    <w:lvl w:ilvl="4" w:tentative="1">
+      <w:start w:val="1"/>
+      <w:numFmt w:val="bullet"/>
+      <w:lvlText w:val=""/>
+      <w:lvlJc w:val="left"/>
+      <w:pPr>
+        <w:tabs>
+          <w:tab w:val="num" w:pos="3600"/>
+        </w:tabs>
+        <w:ind w:left="3600" w:hanging="360"/>
+      </w:pPr>
+      <w:rPr>
+        <w:rFonts w:ascii="Wingdings" w:hAnsi="Wingdings" w:hint="default"/>
+        <w:sz w:val="20"/>
+      </w:rPr>
+    </w:lvl>
+    <w:lvl w:ilvl="5" w:tentative="1">
+      <w:start w:val="1"/>
+      <w:numFmt w:val="bullet"/>
+      <w:lvlText w:val=""/>
+      <w:lvlJc w:val="left"/>
+      <w:pPr>
+        <w:tabs>
+          <w:tab w:val="num" w:pos="4320"/>
+        </w:tabs>
+        <w:ind w:left="4320" w:hanging="360"/>
+      </w:pPr>
+      <w:rPr>
+        <w:rFonts w:ascii="Wingdings" w:hAnsi="Wingdings" w:hint="default"/>
+        <w:sz w:val="20"/>
+      </w:rPr>
+    </w:lvl>
+    <w:lvl w:ilvl="6" w:tentative="1">
+      <w:start w:val="1"/>
+      <w:numFmt w:val="bullet"/>
+      <w:lvlText w:val=""/>
+      <w:lvlJc w:val="left"/>
+      <w:pPr>
+        <w:tabs>
+          <w:tab w:val="num" w:pos="5040"/>
+        </w:tabs>
+        <w:ind w:left="5040" w:hanging="360"/>
+      </w:pPr>
+      <w:rPr>
+        <w:rFonts w:ascii="Wingdings" w:hAnsi="Wingdings" w:hint="default"/>
+        <w:sz w:val="20"/>
+      </w:rPr>
+    </w:lvl>
+    <w:lvl w:ilvl="7" w:tentative="1">
+      <w:start w:val="1"/>
+      <w:numFmt w:val="bullet"/>
+      <w:lvlText w:val=""/>
+      <w:lvlJc w:val="left"/>
+      <w:pPr>
+        <w:tabs>
+          <w:tab w:val="num" w:pos="5760"/>
+        </w:tabs>
+        <w:ind w:left="5760" w:hanging="360"/>
+      </w:pPr>
+      <w:rPr>
+        <w:rFonts w:ascii="Wingdings" w:hAnsi="Wingdings" w:hint="default"/>
+        <w:sz w:val="20"/>
+      </w:rPr>
+    </w:lvl>
+    <w:lvl w:ilvl="8" w:tentative="1">
+      <w:start w:val="1"/>
+      <w:numFmt w:val="bullet"/>
+      <w:lvlText w:val=""/>
+      <w:lvlJc w:val="left"/>
+      <w:pPr>
+        <w:tabs>
+          <w:tab w:val="num" w:pos="6480"/>
+        </w:tabs>
+        <w:ind w:left="6480" w:hanging="360"/>
+      </w:pPr>
+      <w:rPr>
+        <w:rFonts w:ascii="Wingdings" w:hAnsi="Wingdings" w:hint="default"/>
+        <w:sz w:val="20"/>
+      </w:rPr>
+    </w:lvl>
+  </w:abstractNum>
+  <w:abstractNum w:abstractNumId="29" w15:restartNumberingAfterBreak="0">
+    <w:nsid w:val="76474904"/>
+    <w:multiLevelType w:val="multilevel"/>
+    <w:tmpl w:val="C8B6AAE2"/>
+    <w:lvl w:ilvl="0">
+      <w:start w:val="1"/>
+      <w:numFmt w:val="bullet"/>
+      <w:lvlText w:val=""/>
+      <w:lvlJc w:val="left"/>
+      <w:pPr>
+        <w:tabs>
+          <w:tab w:val="num" w:pos="720"/>
+        </w:tabs>
+        <w:ind w:left="720" w:hanging="360"/>
+      </w:pPr>
+      <w:rPr>
+        <w:rFonts w:ascii="Symbol" w:hAnsi="Symbol" w:hint="default"/>
+        <w:sz w:val="20"/>
+      </w:rPr>
+    </w:lvl>
+    <w:lvl w:ilvl="1" w:tentative="1">
+      <w:start w:val="1"/>
+      <w:numFmt w:val="bullet"/>
+      <w:lvlText w:val="o"/>
+      <w:lvlJc w:val="left"/>
+      <w:pPr>
+        <w:tabs>
+          <w:tab w:val="num" w:pos="1440"/>
+        </w:tabs>
+        <w:ind w:left="1440" w:hanging="360"/>
+      </w:pPr>
+      <w:rPr>
+        <w:rFonts w:ascii="Courier New" w:hAnsi="Courier New" w:hint="default"/>
+        <w:sz w:val="20"/>
+      </w:rPr>
+    </w:lvl>
+    <w:lvl w:ilvl="2" w:tentative="1">
+      <w:start w:val="1"/>
+      <w:numFmt w:val="bullet"/>
+      <w:lvlText w:val=""/>
+      <w:lvlJc w:val="left"/>
+      <w:pPr>
+        <w:tabs>
+          <w:tab w:val="num" w:pos="2160"/>
+        </w:tabs>
+        <w:ind w:left="2160" w:hanging="360"/>
+      </w:pPr>
+      <w:rPr>
+        <w:rFonts w:ascii="Wingdings" w:hAnsi="Wingdings" w:hint="default"/>
+        <w:sz w:val="20"/>
+      </w:rPr>
+    </w:lvl>
+    <w:lvl w:ilvl="3" w:tentative="1">
+      <w:start w:val="1"/>
+      <w:numFmt w:val="bullet"/>
+      <w:lvlText w:val=""/>
+      <w:lvlJc w:val="left"/>
+      <w:pPr>
+        <w:tabs>
+          <w:tab w:val="num" w:pos="2880"/>
+        </w:tabs>
+        <w:ind w:left="2880" w:hanging="360"/>
+      </w:pPr>
+      <w:rPr>
+        <w:rFonts w:ascii="Wingdings" w:hAnsi="Wingdings" w:hint="default"/>
+        <w:sz w:val="20"/>
+      </w:rPr>
+    </w:lvl>
+    <w:lvl w:ilvl="4" w:tentative="1">
+      <w:start w:val="1"/>
+      <w:numFmt w:val="bullet"/>
+      <w:lvlText w:val=""/>
+      <w:lvlJc w:val="left"/>
+      <w:pPr>
+        <w:tabs>
+          <w:tab w:val="num" w:pos="3600"/>
+        </w:tabs>
+        <w:ind w:left="3600" w:hanging="360"/>
+      </w:pPr>
+      <w:rPr>
+        <w:rFonts w:ascii="Wingdings" w:hAnsi="Wingdings" w:hint="default"/>
+        <w:sz w:val="20"/>
+      </w:rPr>
+    </w:lvl>
+    <w:lvl w:ilvl="5" w:tentative="1">
+      <w:start w:val="1"/>
+      <w:numFmt w:val="bullet"/>
+      <w:lvlText w:val=""/>
+      <w:lvlJc w:val="left"/>
+      <w:pPr>
+        <w:tabs>
+          <w:tab w:val="num" w:pos="4320"/>
+        </w:tabs>
+        <w:ind w:left="4320" w:hanging="360"/>
+      </w:pPr>
+      <w:rPr>
+        <w:rFonts w:ascii="Wingdings" w:hAnsi="Wingdings" w:hint="default"/>
+        <w:sz w:val="20"/>
+      </w:rPr>
+    </w:lvl>
+    <w:lvl w:ilvl="6" w:tentative="1">
+      <w:start w:val="1"/>
+      <w:numFmt w:val="bullet"/>
+      <w:lvlText w:val=""/>
+      <w:lvlJc w:val="left"/>
+      <w:pPr>
+        <w:tabs>
+          <w:tab w:val="num" w:pos="5040"/>
+        </w:tabs>
+        <w:ind w:left="5040" w:hanging="360"/>
+      </w:pPr>
+      <w:rPr>
+        <w:rFonts w:ascii="Wingdings" w:hAnsi="Wingdings" w:hint="default"/>
+        <w:sz w:val="20"/>
+      </w:rPr>
+    </w:lvl>
+    <w:lvl w:ilvl="7" w:tentative="1">
+      <w:start w:val="1"/>
+      <w:numFmt w:val="bullet"/>
+      <w:lvlText w:val=""/>
+      <w:lvlJc w:val="left"/>
+      <w:pPr>
+        <w:tabs>
+          <w:tab w:val="num" w:pos="5760"/>
+        </w:tabs>
+        <w:ind w:left="5760" w:hanging="360"/>
+      </w:pPr>
+      <w:rPr>
+        <w:rFonts w:ascii="Wingdings" w:hAnsi="Wingdings" w:hint="default"/>
+        <w:sz w:val="20"/>
+      </w:rPr>
+    </w:lvl>
+    <w:lvl w:ilvl="8" w:tentative="1">
+      <w:start w:val="1"/>
+      <w:numFmt w:val="bullet"/>
+      <w:lvlText w:val=""/>
+      <w:lvlJc w:val="left"/>
+      <w:pPr>
+        <w:tabs>
+          <w:tab w:val="num" w:pos="6480"/>
+        </w:tabs>
+        <w:ind w:left="6480" w:hanging="360"/>
+      </w:pPr>
+      <w:rPr>
+        <w:rFonts w:ascii="Wingdings" w:hAnsi="Wingdings" w:hint="default"/>
+        <w:sz w:val="20"/>
+      </w:rPr>
+    </w:lvl>
+  </w:abstractNum>
+  <w:abstractNum w:abstractNumId="30" w15:restartNumberingAfterBreak="0">
+    <w:nsid w:val="79690253"/>
+    <w:multiLevelType w:val="multilevel"/>
+    <w:tmpl w:val="B0A2CDB6"/>
+    <w:lvl w:ilvl="0">
+      <w:start w:val="1"/>
+      <w:numFmt w:val="decimal"/>
+      <w:lvlText w:val="%1."/>
+      <w:lvlJc w:val="left"/>
+      <w:pPr>
+        <w:tabs>
+          <w:tab w:val="num" w:pos="720"/>
+        </w:tabs>
+        <w:ind w:left="720" w:hanging="360"/>
+      </w:pPr>
+    </w:lvl>
+    <w:lvl w:ilvl="1" w:tentative="1">
+      <w:start w:val="1"/>
+      <w:numFmt w:val="decimal"/>
+      <w:lvlText w:val="%2."/>
+      <w:lvlJc w:val="left"/>
+      <w:pPr>
+        <w:tabs>
+          <w:tab w:val="num" w:pos="1440"/>
+        </w:tabs>
+        <w:ind w:left="1440" w:hanging="360"/>
+      </w:pPr>
+    </w:lvl>
+    <w:lvl w:ilvl="2" w:tentative="1">
+      <w:start w:val="1"/>
+      <w:numFmt w:val="decimal"/>
+      <w:lvlText w:val="%3."/>
+      <w:lvlJc w:val="left"/>
+      <w:pPr>
+        <w:tabs>
+          <w:tab w:val="num" w:pos="2160"/>
+        </w:tabs>
+        <w:ind w:left="2160" w:hanging="360"/>
+      </w:pPr>
+    </w:lvl>
+    <w:lvl w:ilvl="3" w:tentative="1">
+      <w:start w:val="1"/>
+      <w:numFmt w:val="decimal"/>
+      <w:lvlText w:val="%4."/>
+      <w:lvlJc w:val="left"/>
+      <w:pPr>
+        <w:tabs>
+          <w:tab w:val="num" w:pos="2880"/>
+        </w:tabs>
+        <w:ind w:left="2880" w:hanging="360"/>
+      </w:pPr>
+    </w:lvl>
+    <w:lvl w:ilvl="4" w:tentative="1">
+      <w:start w:val="1"/>
+      <w:numFmt w:val="decimal"/>
+      <w:lvlText w:val="%5."/>
+      <w:lvlJc w:val="left"/>
+      <w:pPr>
+        <w:tabs>
+          <w:tab w:val="num" w:pos="3600"/>
+        </w:tabs>
+        <w:ind w:left="3600" w:hanging="360"/>
+      </w:pPr>
+    </w:lvl>
+    <w:lvl w:ilvl="5" w:tentative="1">
+      <w:start w:val="1"/>
+      <w:numFmt w:val="decimal"/>
+      <w:lvlText w:val="%6."/>
+      <w:lvlJc w:val="left"/>
+      <w:pPr>
+        <w:tabs>
+          <w:tab w:val="num" w:pos="4320"/>
+        </w:tabs>
+        <w:ind w:left="4320" w:hanging="360"/>
+      </w:pPr>
+    </w:lvl>
+    <w:lvl w:ilvl="6" w:tentative="1">
+      <w:start w:val="1"/>
+      <w:numFmt w:val="decimal"/>
+      <w:lvlText w:val="%7."/>
+      <w:lvlJc w:val="left"/>
+      <w:pPr>
+        <w:tabs>
+          <w:tab w:val="num" w:pos="5040"/>
+        </w:tabs>
+        <w:ind w:left="5040" w:hanging="360"/>
+      </w:pPr>
+    </w:lvl>
+    <w:lvl w:ilvl="7" w:tentative="1">
+      <w:start w:val="1"/>
+      <w:numFmt w:val="decimal"/>
+      <w:lvlText w:val="%8."/>
+      <w:lvlJc w:val="left"/>
+      <w:pPr>
+        <w:tabs>
+          <w:tab w:val="num" w:pos="5760"/>
+        </w:tabs>
+        <w:ind w:left="5760" w:hanging="360"/>
+      </w:pPr>
+    </w:lvl>
+    <w:lvl w:ilvl="8" w:tentative="1">
+      <w:start w:val="1"/>
+      <w:numFmt w:val="decimal"/>
+      <w:lvlText w:val="%9."/>
+      <w:lvlJc w:val="left"/>
+      <w:pPr>
+        <w:tabs>
+          <w:tab w:val="num" w:pos="6480"/>
+        </w:tabs>
+        <w:ind w:left="6480" w:hanging="360"/>
+      </w:pPr>
+    </w:lvl>
+  </w:abstractNum>
+  <w:abstractNum w:abstractNumId="31" w15:restartNumberingAfterBreak="0">
+    <w:nsid w:val="79B15B8F"/>
+    <w:multiLevelType w:val="multilevel"/>
+    <w:tmpl w:val="8A6E46B6"/>
+    <w:lvl w:ilvl="0">
+      <w:start w:val="1"/>
+      <w:numFmt w:val="bullet"/>
+      <w:lvlText w:val=""/>
+      <w:lvlJc w:val="left"/>
+      <w:pPr>
+        <w:tabs>
+          <w:tab w:val="num" w:pos="720"/>
+        </w:tabs>
+        <w:ind w:left="720" w:hanging="360"/>
+      </w:pPr>
+      <w:rPr>
+        <w:rFonts w:ascii="Symbol" w:hAnsi="Symbol" w:hint="default"/>
+        <w:sz w:val="20"/>
+      </w:rPr>
+    </w:lvl>
+    <w:lvl w:ilvl="1" w:tentative="1">
+      <w:start w:val="1"/>
+      <w:numFmt w:val="bullet"/>
+      <w:lvlText w:val="o"/>
+      <w:lvlJc w:val="left"/>
+      <w:pPr>
+        <w:tabs>
+          <w:tab w:val="num" w:pos="1440"/>
+        </w:tabs>
+        <w:ind w:left="1440" w:hanging="360"/>
+      </w:pPr>
+      <w:rPr>
+        <w:rFonts w:ascii="Courier New" w:hAnsi="Courier New" w:hint="default"/>
+        <w:sz w:val="20"/>
+      </w:rPr>
+    </w:lvl>
+    <w:lvl w:ilvl="2" w:tentative="1">
+      <w:start w:val="1"/>
+      <w:numFmt w:val="bullet"/>
+      <w:lvlText w:val=""/>
+      <w:lvlJc w:val="left"/>
+      <w:pPr>
+        <w:tabs>
+          <w:tab w:val="num" w:pos="2160"/>
+        </w:tabs>
+        <w:ind w:left="2160" w:hanging="360"/>
+      </w:pPr>
+      <w:rPr>
+        <w:rFonts w:ascii="Wingdings" w:hAnsi="Wingdings" w:hint="default"/>
+        <w:sz w:val="20"/>
+      </w:rPr>
+    </w:lvl>
+    <w:lvl w:ilvl="3" w:tentative="1">
+      <w:start w:val="1"/>
+      <w:numFmt w:val="bullet"/>
+      <w:lvlText w:val=""/>
+      <w:lvlJc w:val="left"/>
+      <w:pPr>
+        <w:tabs>
+          <w:tab w:val="num" w:pos="2880"/>
+        </w:tabs>
+        <w:ind w:left="2880" w:hanging="360"/>
+      </w:pPr>
+      <w:rPr>
+        <w:rFonts w:ascii="Wingdings" w:hAnsi="Wingdings" w:hint="default"/>
+        <w:sz w:val="20"/>
+      </w:rPr>
+    </w:lvl>
+    <w:lvl w:ilvl="4" w:tentative="1">
+      <w:start w:val="1"/>
+      <w:numFmt w:val="bullet"/>
+      <w:lvlText w:val=""/>
+      <w:lvlJc w:val="left"/>
+      <w:pPr>
+        <w:tabs>
+          <w:tab w:val="num" w:pos="3600"/>
+        </w:tabs>
+        <w:ind w:left="3600" w:hanging="360"/>
+      </w:pPr>
+      <w:rPr>
+        <w:rFonts w:ascii="Wingdings" w:hAnsi="Wingdings" w:hint="default"/>
+        <w:sz w:val="20"/>
+      </w:rPr>
+    </w:lvl>
+    <w:lvl w:ilvl="5" w:tentative="1">
+      <w:start w:val="1"/>
+      <w:numFmt w:val="bullet"/>
+      <w:lvlText w:val=""/>
+      <w:lvlJc w:val="left"/>
+      <w:pPr>
+        <w:tabs>
+          <w:tab w:val="num" w:pos="4320"/>
+        </w:tabs>
+        <w:ind w:left="4320" w:hanging="360"/>
+      </w:pPr>
+      <w:rPr>
+        <w:rFonts w:ascii="Wingdings" w:hAnsi="Wingdings" w:hint="default"/>
+        <w:sz w:val="20"/>
+      </w:rPr>
+    </w:lvl>
+    <w:lvl w:ilvl="6" w:tentative="1">
+      <w:start w:val="1"/>
+      <w:numFmt w:val="bullet"/>
+      <w:lvlText w:val=""/>
+      <w:lvlJc w:val="left"/>
+      <w:pPr>
+        <w:tabs>
+          <w:tab w:val="num" w:pos="5040"/>
+        </w:tabs>
+        <w:ind w:left="5040" w:hanging="360"/>
+      </w:pPr>
+      <w:rPr>
+        <w:rFonts w:ascii="Wingdings" w:hAnsi="Wingdings" w:hint="default"/>
+        <w:sz w:val="20"/>
+      </w:rPr>
+    </w:lvl>
+    <w:lvl w:ilvl="7" w:tentative="1">
+      <w:start w:val="1"/>
+      <w:numFmt w:val="bullet"/>
+      <w:lvlText w:val=""/>
+      <w:lvlJc w:val="left"/>
+      <w:pPr>
+        <w:tabs>
+          <w:tab w:val="num" w:pos="5760"/>
+        </w:tabs>
+        <w:ind w:left="5760" w:hanging="360"/>
+      </w:pPr>
+      <w:rPr>
+        <w:rFonts w:ascii="Wingdings" w:hAnsi="Wingdings" w:hint="default"/>
+        <w:sz w:val="20"/>
+      </w:rPr>
+    </w:lvl>
+    <w:lvl w:ilvl="8" w:tentative="1">
+      <w:start w:val="1"/>
+      <w:numFmt w:val="bullet"/>
+      <w:lvlText w:val=""/>
+      <w:lvlJc w:val="left"/>
+      <w:pPr>
+        <w:tabs>
+          <w:tab w:val="num" w:pos="6480"/>
+        </w:tabs>
+        <w:ind w:left="6480" w:hanging="360"/>
+      </w:pPr>
+      <w:rPr>
+        <w:rFonts w:ascii="Wingdings" w:hAnsi="Wingdings" w:hint="default"/>
+        <w:sz w:val="20"/>
+      </w:rPr>
+    </w:lvl>
+  </w:abstractNum>
+  <w:abstractNum w:abstractNumId="32" w15:restartNumberingAfterBreak="0">
+    <w:nsid w:val="79CE22A4"/>
+    <w:multiLevelType w:val="multilevel"/>
+    <w:tmpl w:val="695E9B02"/>
+    <w:lvl w:ilvl="0">
+      <w:start w:val="1"/>
+      <w:numFmt w:val="bullet"/>
+      <w:lvlText w:val=""/>
+      <w:lvlJc w:val="left"/>
+      <w:pPr>
+        <w:tabs>
+          <w:tab w:val="num" w:pos="720"/>
+        </w:tabs>
+        <w:ind w:left="720" w:hanging="360"/>
+      </w:pPr>
+      <w:rPr>
+        <w:rFonts w:ascii="Symbol" w:hAnsi="Symbol" w:hint="default"/>
+        <w:sz w:val="20"/>
+      </w:rPr>
+    </w:lvl>
+    <w:lvl w:ilvl="1" w:tentative="1">
+      <w:start w:val="1"/>
+      <w:numFmt w:val="bullet"/>
+      <w:lvlText w:val="o"/>
+      <w:lvlJc w:val="left"/>
+      <w:pPr>
+        <w:tabs>
+          <w:tab w:val="num" w:pos="1440"/>
+        </w:tabs>
+        <w:ind w:left="1440" w:hanging="360"/>
+      </w:pPr>
+      <w:rPr>
+        <w:rFonts w:ascii="Courier New" w:hAnsi="Courier New" w:hint="default"/>
+        <w:sz w:val="20"/>
+      </w:rPr>
+    </w:lvl>
+    <w:lvl w:ilvl="2" w:tentative="1">
+      <w:start w:val="1"/>
+      <w:numFmt w:val="bullet"/>
+      <w:lvlText w:val=""/>
+      <w:lvlJc w:val="left"/>
+      <w:pPr>
+        <w:tabs>
+          <w:tab w:val="num" w:pos="2160"/>
+        </w:tabs>
+        <w:ind w:left="2160" w:hanging="360"/>
+      </w:pPr>
+      <w:rPr>
+        <w:rFonts w:ascii="Wingdings" w:hAnsi="Wingdings" w:hint="default"/>
+        <w:sz w:val="20"/>
+      </w:rPr>
+    </w:lvl>
+    <w:lvl w:ilvl="3" w:tentative="1">
+      <w:start w:val="1"/>
+      <w:numFmt w:val="bullet"/>
+      <w:lvlText w:val=""/>
+      <w:lvlJc w:val="left"/>
+      <w:pPr>
+        <w:tabs>
+          <w:tab w:val="num" w:pos="2880"/>
+        </w:tabs>
+        <w:ind w:left="2880" w:hanging="360"/>
+      </w:pPr>
+      <w:rPr>
+        <w:rFonts w:ascii="Wingdings" w:hAnsi="Wingdings" w:hint="default"/>
+        <w:sz w:val="20"/>
+      </w:rPr>
+    </w:lvl>
+    <w:lvl w:ilvl="4" w:tentative="1">
+      <w:start w:val="1"/>
+      <w:numFmt w:val="bullet"/>
+      <w:lvlText w:val=""/>
+      <w:lvlJc w:val="left"/>
+      <w:pPr>
+        <w:tabs>
+          <w:tab w:val="num" w:pos="3600"/>
+        </w:tabs>
+        <w:ind w:left="3600" w:hanging="360"/>
+      </w:pPr>
+      <w:rPr>
+        <w:rFonts w:ascii="Wingdings" w:hAnsi="Wingdings" w:hint="default"/>
+        <w:sz w:val="20"/>
+      </w:rPr>
+    </w:lvl>
+    <w:lvl w:ilvl="5" w:tentative="1">
+      <w:start w:val="1"/>
+      <w:numFmt w:val="bullet"/>
+      <w:lvlText w:val=""/>
+      <w:lvlJc w:val="left"/>
+      <w:pPr>
+        <w:tabs>
+          <w:tab w:val="num" w:pos="4320"/>
+        </w:tabs>
+        <w:ind w:left="4320" w:hanging="360"/>
+      </w:pPr>
+      <w:rPr>
+        <w:rFonts w:ascii="Wingdings" w:hAnsi="Wingdings" w:hint="default"/>
+        <w:sz w:val="20"/>
+      </w:rPr>
+    </w:lvl>
+    <w:lvl w:ilvl="6" w:tentative="1">
+      <w:start w:val="1"/>
+      <w:numFmt w:val="bullet"/>
+      <w:lvlText w:val=""/>
+      <w:lvlJc w:val="left"/>
+      <w:pPr>
+        <w:tabs>
+          <w:tab w:val="num" w:pos="5040"/>
+        </w:tabs>
+        <w:ind w:left="5040" w:hanging="360"/>
+      </w:pPr>
+      <w:rPr>
+        <w:rFonts w:ascii="Wingdings" w:hAnsi="Wingdings" w:hint="default"/>
+        <w:sz w:val="20"/>
+      </w:rPr>
+    </w:lvl>
+    <w:lvl w:ilvl="7" w:tentative="1">
+      <w:start w:val="1"/>
+      <w:numFmt w:val="bullet"/>
+      <w:lvlText w:val=""/>
+      <w:lvlJc w:val="left"/>
+      <w:pPr>
+        <w:tabs>
+          <w:tab w:val="num" w:pos="5760"/>
+        </w:tabs>
+        <w:ind w:left="5760" w:hanging="360"/>
+      </w:pPr>
+      <w:rPr>
+        <w:rFonts w:ascii="Wingdings" w:hAnsi="Wingdings" w:hint="default"/>
+        <w:sz w:val="20"/>
+      </w:rPr>
+    </w:lvl>
+    <w:lvl w:ilvl="8" w:tentative="1">
+      <w:start w:val="1"/>
+      <w:numFmt w:val="bullet"/>
+      <w:lvlText w:val=""/>
+      <w:lvlJc w:val="left"/>
+      <w:pPr>
+        <w:tabs>
+          <w:tab w:val="num" w:pos="6480"/>
+        </w:tabs>
+        <w:ind w:left="6480" w:hanging="360"/>
+      </w:pPr>
+      <w:rPr>
+        <w:rFonts w:ascii="Wingdings" w:hAnsi="Wingdings" w:hint="default"/>
+        <w:sz w:val="20"/>
+      </w:rPr>
+    </w:lvl>
+  </w:abstractNum>
+  <w:abstractNum w:abstractNumId="33" w15:restartNumberingAfterBreak="0">
+    <w:nsid w:val="7FF66763"/>
+    <w:multiLevelType w:val="multilevel"/>
+    <w:tmpl w:val="0936C30C"/>
+    <w:lvl w:ilvl="0">
+      <w:start w:val="1"/>
+      <w:numFmt w:val="bullet"/>
+      <w:lvlText w:val=""/>
+      <w:lvlJc w:val="left"/>
+      <w:pPr>
+        <w:tabs>
+          <w:tab w:val="num" w:pos="720"/>
+        </w:tabs>
+        <w:ind w:left="720" w:hanging="360"/>
+      </w:pPr>
+      <w:rPr>
+        <w:rFonts w:ascii="Symbol" w:hAnsi="Symbol" w:hint="default"/>
+        <w:sz w:val="20"/>
+      </w:rPr>
+    </w:lvl>
+    <w:lvl w:ilvl="1" w:tentative="1">
+      <w:start w:val="1"/>
+      <w:numFmt w:val="bullet"/>
+      <w:lvlText w:val="o"/>
+      <w:lvlJc w:val="left"/>
+      <w:pPr>
+        <w:tabs>
+          <w:tab w:val="num" w:pos="1440"/>
+        </w:tabs>
+        <w:ind w:left="1440" w:hanging="360"/>
+      </w:pPr>
+      <w:rPr>
+        <w:rFonts w:ascii="Courier New" w:hAnsi="Courier New" w:hint="default"/>
+        <w:sz w:val="20"/>
+      </w:rPr>
+    </w:lvl>
+    <w:lvl w:ilvl="2" w:tentative="1">
+      <w:start w:val="1"/>
+      <w:numFmt w:val="bullet"/>
+      <w:lvlText w:val=""/>
+      <w:lvlJc w:val="left"/>
+      <w:pPr>
+        <w:tabs>
+          <w:tab w:val="num" w:pos="2160"/>
+        </w:tabs>
+        <w:ind w:left="2160" w:hanging="360"/>
+      </w:pPr>
+      <w:rPr>
+        <w:rFonts w:ascii="Wingdings" w:hAnsi="Wingdings" w:hint="default"/>
+        <w:sz w:val="20"/>
+      </w:rPr>
+    </w:lvl>
+    <w:lvl w:ilvl="3" w:tentative="1">
+      <w:start w:val="1"/>
+      <w:numFmt w:val="bullet"/>
+      <w:lvlText w:val=""/>
+      <w:lvlJc w:val="left"/>
+      <w:pPr>
+        <w:tabs>
+          <w:tab w:val="num" w:pos="2880"/>
+        </w:tabs>
+        <w:ind w:left="2880" w:hanging="360"/>
+      </w:pPr>
+      <w:rPr>
+        <w:rFonts w:ascii="Wingdings" w:hAnsi="Wingdings" w:hint="default"/>
+        <w:sz w:val="20"/>
+      </w:rPr>
+    </w:lvl>
+    <w:lvl w:ilvl="4" w:tentative="1">
+      <w:start w:val="1"/>
+      <w:numFmt w:val="bullet"/>
+      <w:lvlText w:val=""/>
+      <w:lvlJc w:val="left"/>
+      <w:pPr>
+        <w:tabs>
+          <w:tab w:val="num" w:pos="3600"/>
+        </w:tabs>
+        <w:ind w:left="3600" w:hanging="360"/>
+      </w:pPr>
+      <w:rPr>
+        <w:rFonts w:ascii="Wingdings" w:hAnsi="Wingdings" w:hint="default"/>
+        <w:sz w:val="20"/>
+      </w:rPr>
+    </w:lvl>
+    <w:lvl w:ilvl="5" w:tentative="1">
+      <w:start w:val="1"/>
+      <w:numFmt w:val="bullet"/>
+      <w:lvlText w:val=""/>
+      <w:lvlJc w:val="left"/>
+      <w:pPr>
+        <w:tabs>
+          <w:tab w:val="num" w:pos="4320"/>
+        </w:tabs>
+        <w:ind w:left="4320" w:hanging="360"/>
+      </w:pPr>
+      <w:rPr>
+        <w:rFonts w:ascii="Wingdings" w:hAnsi="Wingdings" w:hint="default"/>
+        <w:sz w:val="20"/>
+      </w:rPr>
+    </w:lvl>
+    <w:lvl w:ilvl="6" w:tentative="1">
+      <w:start w:val="1"/>
+      <w:numFmt w:val="bullet"/>
+      <w:lvlText w:val=""/>
+      <w:lvlJc w:val="left"/>
+      <w:pPr>
+        <w:tabs>
+          <w:tab w:val="num" w:pos="5040"/>
+        </w:tabs>
+        <w:ind w:left="5040" w:hanging="360"/>
+      </w:pPr>
+      <w:rPr>
+        <w:rFonts w:ascii="Wingdings" w:hAnsi="Wingdings" w:hint="default"/>
+        <w:sz w:val="20"/>
+      </w:rPr>
+    </w:lvl>
+    <w:lvl w:ilvl="7" w:tentative="1">
+      <w:start w:val="1"/>
+      <w:numFmt w:val="bullet"/>
+      <w:lvlText w:val=""/>
+      <w:lvlJc w:val="left"/>
+      <w:pPr>
+        <w:tabs>
+          <w:tab w:val="num" w:pos="5760"/>
+        </w:tabs>
+        <w:ind w:left="5760" w:hanging="360"/>
+      </w:pPr>
+      <w:rPr>
+        <w:rFonts w:ascii="Wingdings" w:hAnsi="Wingdings" w:hint="default"/>
+        <w:sz w:val="20"/>
+      </w:rPr>
+    </w:lvl>
+    <w:lvl w:ilvl="8" w:tentative="1">
+      <w:start w:val="1"/>
+      <w:numFmt w:val="bullet"/>
+      <w:lvlText w:val=""/>
+      <w:lvlJc w:val="left"/>
+      <w:pPr>
+        <w:tabs>
+          <w:tab w:val="num" w:pos="6480"/>
+        </w:tabs>
+        <w:ind w:left="6480" w:hanging="360"/>
+      </w:pPr>
+      <w:rPr>
+        <w:rFonts w:ascii="Wingdings" w:hAnsi="Wingdings" w:hint="default"/>
+        <w:sz w:val="20"/>
+      </w:rPr>
+    </w:lvl>
+  </w:abstractNum>
   <w:num w:numId="1">
+    <w:abstractNumId w:val="4"/>
+  </w:num>
+  <w:num w:numId="2">
+    <w:abstractNumId w:val="12"/>
+  </w:num>
+  <w:num w:numId="3">
+    <w:abstractNumId w:val="27"/>
+  </w:num>
+  <w:num w:numId="4">
+    <w:abstractNumId w:val="10"/>
+  </w:num>
+  <w:num w:numId="5">
+    <w:abstractNumId w:val="24"/>
+  </w:num>
+  <w:num w:numId="6">
+    <w:abstractNumId w:val="29"/>
+  </w:num>
+  <w:num w:numId="7">
+    <w:abstractNumId w:val="32"/>
+  </w:num>
+  <w:num w:numId="8">
+    <w:abstractNumId w:val="8"/>
+  </w:num>
+  <w:num w:numId="9">
+    <w:abstractNumId w:val="26"/>
+  </w:num>
+  <w:num w:numId="10">
+    <w:abstractNumId w:val="22"/>
+  </w:num>
+  <w:num w:numId="11">
+    <w:abstractNumId w:val="28"/>
+  </w:num>
+  <w:num w:numId="12">
+    <w:abstractNumId w:val="21"/>
+  </w:num>
+  <w:num w:numId="13">
     <w:abstractNumId w:val="2"/>
   </w:num>
-  <w:num w:numId="2">
+  <w:num w:numId="14">
+    <w:abstractNumId w:val="7"/>
+  </w:num>
+  <w:num w:numId="15">
+    <w:abstractNumId w:val="23"/>
+  </w:num>
+  <w:num w:numId="16">
+    <w:abstractNumId w:val="15"/>
+  </w:num>
+  <w:num w:numId="17">
+    <w:abstractNumId w:val="14"/>
+  </w:num>
+  <w:num w:numId="18">
+    <w:abstractNumId w:val="17"/>
+  </w:num>
+  <w:num w:numId="19">
+    <w:abstractNumId w:val="30"/>
+  </w:num>
+  <w:num w:numId="20">
+    <w:abstractNumId w:val="6"/>
+  </w:num>
+  <w:num w:numId="21">
+    <w:abstractNumId w:val="33"/>
+  </w:num>
+  <w:num w:numId="22">
+    <w:abstractNumId w:val="13"/>
+  </w:num>
+  <w:num w:numId="23">
+    <w:abstractNumId w:val="18"/>
+  </w:num>
+  <w:num w:numId="24">
+    <w:abstractNumId w:val="19"/>
+  </w:num>
+  <w:num w:numId="25">
     <w:abstractNumId w:val="9"/>
   </w:num>
-  <w:num w:numId="3">
-    <w:abstractNumId w:val="21"/>
+  <w:num w:numId="26">
+    <w:abstractNumId w:val="31"/>
   </w:num>
-  <w:num w:numId="4">
-    <w:abstractNumId w:val="7"/>
+  <w:num w:numId="27">
+    <w:abstractNumId w:val="11"/>
   </w:num>
-  <w:num w:numId="5">
-    <w:abstractNumId w:val="19"/>
+  <w:num w:numId="28">
+    <w:abstractNumId w:val="3"/>
   </w:num>
-  <w:num w:numId="6">
-    <w:abstractNumId w:val="23"/>
+  <w:num w:numId="29">
+    <w:abstractNumId w:val="20"/>
   </w:num>
-  <w:num w:numId="7">
-    <w:abstractNumId w:val="26"/>
+  <w:num w:numId="30">
+    <w:abstractNumId w:val="16"/>
   </w:num>
-  <w:num w:numId="8">
+  <w:num w:numId="31">
     <w:abstractNumId w:val="5"/>
   </w:num>
-  <w:num w:numId="9">
-    <w:abstractNumId w:val="20"/>
+  <w:num w:numId="32">
+    <w:abstractNumId w:val="25"/>
   </w:num>
-  <w:num w:numId="10">
-    <w:abstractNumId w:val="17"/>
-  </w:num>
-  <w:num w:numId="11">
-    <w:abstractNumId w:val="22"/>
-  </w:num>
-  <w:num w:numId="12">
-    <w:abstractNumId w:val="16"/>
-  </w:num>
-  <w:num w:numId="13">
+  <w:num w:numId="33">
     <w:abstractNumId w:val="0"/>
   </w:num>
-  <w:num w:numId="14">
-    <w:abstractNumId w:val="4"/>
-  </w:num>
-  <w:num w:numId="15">
-    <w:abstractNumId w:val="18"/>
-  </w:num>
-  <w:num w:numId="16">
-    <w:abstractNumId w:val="12"/>
-  </w:num>
-  <w:num w:numId="17">
-    <w:abstractNumId w:val="11"/>
-  </w:num>
-  <w:num w:numId="18">
-    <w:abstractNumId w:val="13"/>
-  </w:num>
-  <w:num w:numId="19">
-    <w:abstractNumId w:val="24"/>
-  </w:num>
-  <w:num w:numId="20">
-    <w:abstractNumId w:val="3"/>
-  </w:num>
-  <w:num w:numId="21">
-    <w:abstractNumId w:val="27"/>
-  </w:num>
-  <w:num w:numId="22">
-    <w:abstractNumId w:val="10"/>
-  </w:num>
-  <w:num w:numId="23">
-    <w:abstractNumId w:val="14"/>
-  </w:num>
-  <w:num w:numId="24">
-    <w:abstractNumId w:val="15"/>
-  </w:num>
-  <w:num w:numId="25">
-    <w:abstractNumId w:val="6"/>
-  </w:num>
-  <w:num w:numId="26">
-    <w:abstractNumId w:val="25"/>
-  </w:num>
-  <w:num w:numId="27">
-    <w:abstractNumId w:val="8"/>
-  </w:num>
-  <w:num w:numId="28">
+  <w:num w:numId="34">
     <w:abstractNumId w:val="1"/>
   </w:num>
 </w:numbering>
@@ -23744,7 +30271,6 @@
     <w:name w:val="Normal (Web)"/>
     <w:basedOn w:val="Normal"/>
     <w:uiPriority w:val="99"/>
-    <w:semiHidden/>
     <w:unhideWhenUsed/>
     <w:rsid w:val="002B0000"/>
     <w:pPr>
